--- a/Internship_Report_Sanjay_Ram_A_Final.docx
+++ b/Internship_Report_Sanjay_Ram_A_Final.docx
@@ -6430,7 +6430,7 @@
                 <w:sz w:val="28"/>
                 <w:szCs w:val="28"/>
               </w:rPr>
-              <w:t xml:space="preserve">Internship Offer Letter</w:t>
+              <w:t xml:space="preserve">Internship Acceptance Letter</w:t>
             </w:r>
           </w:p>
         </w:tc>
@@ -11089,7 +11089,7 @@
           <w:b/>
           <w:sz w:val="28"/>
         </w:rPr>
-        <w:t xml:space="preserve">INTERNSHIP OFFER LETTER</w:t>
+        <w:t xml:space="preserve">INTERNSHIP ACCEPTANCE LETTER</w:t>
       </w:r>
     </w:p>
     <w:p xmlns:a="http://schemas.openxmlformats.org/drawingml/2006/main" xmlns:pic="http://schemas.openxmlformats.org/drawingml/2006/picture">
@@ -11358,7 +11358,7 @@
           <w:rFonts w:ascii="Times New Roman" w:hAnsi="Times New Roman"/>
           <w:sz w:val="28"/>
         </w:rPr>
-        <w:t xml:space="preserve">Offer letter, signed by Shyamnath Shankar, Founder &amp; Chief Architect. Technical scope: data preprocessing, baseline training, hyperparameter evaluation, and backend model deployment. Deliverables: weekly sprint milestones and production-ready code artifacts. Confidentiality of proprietary source code, algorithms and datasets. Certification upon successful project sign-off. A copy of the offer letter is reproduced in full on page 26, before the References.</w:t>
+        <w:t xml:space="preserve">Offer letter, signed by Shyamnath Shankar, Founder &amp; Chief Architect. Technical scope: data preprocessing, baseline training, hyperparameter evaluation, and backend model deployment. Deliverables: weekly sprint milestones and production-ready code artifacts. Confidentiality of proprietary source code, algorithms and datasets. Certification upon successful project sign-off. A copy of the offer and acceptance letter is reproduced in full on page 26, before the References.</w:t>
       </w:r>
     </w:p>
     <w:p>

--- a/Internship_Report_Sanjay_Ram_A_Final.docx
+++ b/Internship_Report_Sanjay_Ram_A_Final.docx
@@ -4,7 +4,7 @@
   <w:body>
     <w:p>
       <w:pPr>
-        <w:spacing w:line="360" w:lineRule="auto"/>
+        <w:spacing w:line="288" w:lineRule="auto"/>
         <w:jc w:val="center"/>
         <w:rPr>
           <w:rFonts w:ascii="Times New Roman" w:hAnsi="Times New Roman" w:cs="Times New Roman"/>
@@ -57,7 +57,7 @@
     <w:p>
       <w:pPr>
         <w:keepNext xmlns:a="http://schemas.openxmlformats.org/drawingml/2006/main" xmlns:pic="http://schemas.openxmlformats.org/drawingml/2006/picture"/>
-        <w:spacing w:line="360" w:lineRule="auto"/>
+        <w:spacing w:line="288" w:lineRule="auto"/>
         <w:jc w:val="center"/>
         <w:rPr>
           <w:rFonts w:ascii="Times New Roman" w:hAnsi="Times New Roman" w:cs="Times New Roman"/>
@@ -79,7 +79,7 @@
     <w:p>
       <w:pPr>
         <w:keepNext xmlns:a="http://schemas.openxmlformats.org/drawingml/2006/main" xmlns:pic="http://schemas.openxmlformats.org/drawingml/2006/picture"/>
-        <w:spacing w:line="360" w:lineRule="auto"/>
+        <w:spacing w:line="288" w:lineRule="auto"/>
         <w:jc w:val="center"/>
         <w:rPr>
           <w:rFonts w:ascii="Times New Roman" w:hAnsi="Times New Roman" w:cs="Times New Roman"/>
@@ -101,7 +101,7 @@
     <w:p>
       <w:pPr>
         <w:keepNext xmlns:a="http://schemas.openxmlformats.org/drawingml/2006/main" xmlns:pic="http://schemas.openxmlformats.org/drawingml/2006/picture"/>
-        <w:spacing w:line="360" w:lineRule="auto"/>
+        <w:spacing w:line="288" w:lineRule="auto"/>
         <w:jc w:val="center"/>
         <w:rPr>
           <w:rFonts w:ascii="Times New Roman" w:hAnsi="Times New Roman" w:cs="Times New Roman"/>
@@ -122,7 +122,7 @@
     </w:p>
     <w:p>
       <w:pPr>
-        <w:spacing w:line="360" w:lineRule="auto"/>
+        <w:spacing w:line="288" w:lineRule="auto"/>
         <w:jc w:val="center"/>
         <w:rPr>
           <w:rFonts w:ascii="Times New Roman" w:hAnsi="Times New Roman" w:cs="Times New Roman"/>
@@ -136,7 +136,7 @@
     <w:p>
       <w:pPr>
         <w:keepNext xmlns:a="http://schemas.openxmlformats.org/drawingml/2006/main" xmlns:pic="http://schemas.openxmlformats.org/drawingml/2006/picture"/>
-        <w:spacing w:line="360" w:lineRule="auto"/>
+        <w:spacing w:line="288" w:lineRule="auto"/>
         <w:jc w:val="center"/>
         <w:rPr>
           <w:rFonts w:ascii="Times New Roman" w:hAnsi="Times New Roman" w:cs="Times New Roman"/>
@@ -189,7 +189,7 @@
     </w:p>
     <w:p>
       <w:pPr>
-        <w:spacing w:line="360" w:lineRule="auto"/>
+        <w:spacing w:line="288" w:lineRule="auto"/>
         <w:jc w:val="center"/>
         <w:rPr>
           <w:rFonts w:ascii="Times New Roman" w:hAnsi="Times New Roman" w:cs="Times New Roman"/>
@@ -202,7 +202,7 @@
     </w:p>
     <w:p>
       <w:pPr>
-        <w:spacing w:line="360" w:lineRule="auto"/>
+        <w:spacing w:line="288" w:lineRule="auto"/>
         <w:jc w:val="center"/>
         <w:rPr>
           <w:rFonts w:ascii="Times New Roman" w:hAnsi="Times New Roman" w:cs="Times New Roman"/>
@@ -225,7 +225,7 @@
     </w:p>
     <w:p>
       <w:pPr>
-        <w:spacing w:line="360" w:lineRule="auto"/>
+        <w:spacing w:line="288" w:lineRule="auto"/>
         <w:jc w:val="center"/>
         <w:rPr>
           <w:rFonts w:ascii="Times New Roman" w:hAnsi="Times New Roman" w:cs="Times New Roman"/>
@@ -239,7 +239,7 @@
     <w:p>
       <w:pPr>
         <w:keepNext xmlns:a="http://schemas.openxmlformats.org/drawingml/2006/main" xmlns:pic="http://schemas.openxmlformats.org/drawingml/2006/picture"/>
-        <w:spacing w:line="360" w:lineRule="auto"/>
+        <w:spacing w:line="288" w:lineRule="auto"/>
         <w:jc w:val="center"/>
         <w:rPr>
           <w:rFonts w:ascii="Times New Roman" w:hAnsi="Times New Roman" w:cs="Times New Roman"/>
@@ -260,7 +260,7 @@
     </w:p>
     <w:p>
       <w:pPr>
-        <w:spacing w:line="360" w:lineRule="auto"/>
+        <w:spacing w:line="288" w:lineRule="auto"/>
         <w:jc w:val="center"/>
         <w:rPr>
           <w:rFonts w:ascii="Times New Roman" w:hAnsi="Times New Roman" w:cs="Times New Roman"/>
@@ -273,7 +273,7 @@
     </w:p>
     <w:p>
       <w:pPr>
-        <w:spacing w:line="360" w:lineRule="auto"/>
+        <w:spacing w:line="288" w:lineRule="auto"/>
         <w:jc w:val="center"/>
         <w:rPr>
           <w:rFonts w:ascii="Times New Roman" w:hAnsi="Times New Roman" w:cs="Times New Roman"/>
@@ -286,7 +286,7 @@
     </w:p>
     <w:p>
       <w:pPr>
-        <w:spacing w:line="360" w:lineRule="auto"/>
+        <w:spacing w:line="288" w:lineRule="auto"/>
         <w:jc w:val="center"/>
         <w:rPr>
           <w:rFonts w:ascii="Times New Roman" w:hAnsi="Times New Roman" w:cs="Times New Roman"/>
@@ -331,7 +331,7 @@
     </w:p>
     <w:p>
       <w:pPr>
-        <w:spacing w:line="360" w:lineRule="auto"/>
+        <w:spacing w:line="288" w:lineRule="auto"/>
         <w:jc w:val="center"/>
         <w:rPr>
           <w:rFonts w:ascii="Times New Roman" w:hAnsi="Times New Roman" w:cs="Times New Roman"/>
@@ -365,7 +365,7 @@
     <w:p>
       <w:pPr>
         <w:keepNext xmlns:a="http://schemas.openxmlformats.org/drawingml/2006/main" xmlns:pic="http://schemas.openxmlformats.org/drawingml/2006/picture"/>
-        <w:spacing w:line="360" w:lineRule="auto"/>
+        <w:spacing w:line="288" w:lineRule="auto"/>
         <w:jc w:val="center"/>
         <w:rPr>
           <w:rFonts w:ascii="Times New Roman" w:hAnsi="Times New Roman" w:cs="Times New Roman"/>
@@ -398,7 +398,7 @@
     </w:p>
     <w:p>
       <w:pPr>
-        <w:spacing w:line="360" w:lineRule="auto"/>
+        <w:spacing w:line="288" w:lineRule="auto"/>
         <w:jc w:val="center"/>
         <w:rPr>
           <w:rFonts w:ascii="Times New Roman" w:hAnsi="Times New Roman" w:cs="Times New Roman"/>
@@ -417,7 +417,7 @@
     </w:p>
     <w:p>
       <w:pPr>
-        <w:spacing w:line="360" w:lineRule="auto"/>
+        <w:spacing w:line="288" w:lineRule="auto"/>
         <w:jc w:val="center"/>
         <w:rPr>
           <w:rFonts w:ascii="Times New Roman" w:hAnsi="Times New Roman" w:cs="Times New Roman"/>
@@ -437,7 +437,7 @@
     <w:p>
       <w:pPr>
         <w:keepNext xmlns:a="http://schemas.openxmlformats.org/drawingml/2006/main" xmlns:pic="http://schemas.openxmlformats.org/drawingml/2006/picture"/>
-        <w:spacing w:line="360" w:lineRule="auto"/>
+        <w:spacing w:line="288" w:lineRule="auto"/>
         <w:jc w:val="center"/>
         <w:rPr>
           <w:rFonts w:ascii="Times New Roman" w:hAnsi="Times New Roman" w:cs="Times New Roman"/>
@@ -461,7 +461,7 @@
     <w:p>
       <w:pPr>
         <w:keepNext xmlns:a="http://schemas.openxmlformats.org/drawingml/2006/main" xmlns:pic="http://schemas.openxmlformats.org/drawingml/2006/picture"/>
-        <w:spacing w:line="360" w:lineRule="auto"/>
+        <w:spacing w:line="288" w:lineRule="auto"/>
         <w:jc w:val="center"/>
         <w:rPr>
           <w:rFonts w:ascii="Times New Roman" w:hAnsi="Times New Roman" w:cs="Times New Roman"/>
@@ -485,7 +485,7 @@
     <w:p>
       <w:pPr>
         <w:keepNext xmlns:a="http://schemas.openxmlformats.org/drawingml/2006/main" xmlns:pic="http://schemas.openxmlformats.org/drawingml/2006/picture"/>
-        <w:spacing w:line="360" w:lineRule="auto"/>
+        <w:spacing w:line="288" w:lineRule="auto"/>
         <w:jc w:val="center"/>
         <w:rPr>
           <w:rFonts w:ascii="Times New Roman" w:hAnsi="Times New Roman" w:cs="Times New Roman"/>
@@ -508,7 +508,7 @@
     </w:p>
     <w:p>
       <w:pPr>
-        <w:spacing w:line="360" w:lineRule="auto"/>
+        <w:spacing w:line="288" w:lineRule="auto"/>
         <w:jc w:val="center"/>
         <w:rPr>
           <w:rFonts w:ascii="Times New Roman" w:hAnsi="Times New Roman" w:cs="Times New Roman"/>
@@ -651,56 +651,6 @@
         <w:jc w:val="both"/>
         <w:rPr>
           <w:bCs/>
-          <w:sz w:val="28"/>
-          <w:szCs w:val="28"/>
-        </w:rPr>
-      </w:pPr>
-    </w:p>
-    <w:p>
-      <w:pPr>
-        <w:pStyle w:val="Default"/>
-        <w:spacing w:line="360" w:lineRule="auto"/>
-        <w:rPr>
-          <w:sz w:val="28"/>
-          <w:szCs w:val="28"/>
-        </w:rPr>
-      </w:pPr>
-    </w:p>
-    <w:p>
-      <w:pPr>
-        <w:pStyle w:val="Default"/>
-        <w:spacing w:line="360" w:lineRule="auto"/>
-        <w:rPr>
-          <w:sz w:val="28"/>
-          <w:szCs w:val="28"/>
-        </w:rPr>
-      </w:pPr>
-    </w:p>
-    <w:p>
-      <w:pPr>
-        <w:pStyle w:val="Default"/>
-        <w:spacing w:line="360" w:lineRule="auto"/>
-        <w:rPr>
-          <w:sz w:val="28"/>
-          <w:szCs w:val="28"/>
-        </w:rPr>
-      </w:pPr>
-    </w:p>
-    <w:p>
-      <w:pPr>
-        <w:pStyle w:val="Default"/>
-        <w:spacing w:line="360" w:lineRule="auto"/>
-        <w:rPr>
-          <w:sz w:val="28"/>
-          <w:szCs w:val="28"/>
-        </w:rPr>
-      </w:pPr>
-    </w:p>
-    <w:p>
-      <w:pPr>
-        <w:pStyle w:val="Default"/>
-        <w:spacing w:line="360" w:lineRule="auto"/>
-        <w:rPr>
           <w:sz w:val="28"/>
           <w:szCs w:val="28"/>
         </w:rPr>
@@ -8217,18 +8167,6 @@
         <w:t>The internship domain was Artificial Intelligence and Machine Learning, combined with software development and application integration: data preprocessing, baseline training, hyperparameter evaluation, and backend model deployment.</w:t>
       </w:r>
     </w:p>
-    <w:p xmlns:a="http://schemas.openxmlformats.org/drawingml/2006/main" xmlns:pic="http://schemas.openxmlformats.org/drawingml/2006/picture">
-      <w:pPr>
-        <w:jc w:val="both"/>
-      </w:pPr>
-      <w:r>
-        <w:rPr>
-          <w:rFonts w:ascii="Times New Roman" w:hAnsi="Times New Roman"/>
-          <w:sz w:val="28"/>
-        </w:rPr>
-        <w:t xml:space="preserve">Within this domain, the emphasis of the internship was on applied work: preparing real data, comparing baseline models on held-out data, and placing the results behind service interfaces that a product can call.</w:t>
-      </w:r>
-    </w:p>
     <w:p>
       <w:pPr>
         <w:keepNext xmlns:a="http://schemas.openxmlformats.org/drawingml/2006/main" xmlns:pic="http://schemas.openxmlformats.org/drawingml/2006/picture"/>
@@ -10377,18 +10315,6 @@
         <w:t>A working understanding of the complete path from raw operational data to a deployed model reachable by an application. The ability to establish a baseline before optimising, and to evaluate a model on evidence rather than on a single accuracy figure. Practical backend integration skills: API design, validation at service boundaries, error handling and data access.</w:t>
       </w:r>
     </w:p>
-    <w:p xmlns:a="http://schemas.openxmlformats.org/drawingml/2006/main" xmlns:pic="http://schemas.openxmlformats.org/drawingml/2006/picture">
-      <w:pPr>
-        <w:jc w:val="both"/>
-      </w:pPr>
-      <w:r>
-        <w:rPr>
-          <w:rFonts w:ascii="Times New Roman" w:hAnsi="Times New Roman"/>
-          <w:sz w:val="28"/>
-        </w:rPr>
-        <w:t xml:space="preserve">These skills were developed through repeated practice on real tasks and were reinforced by review feedback, which made it possible to see not only whether a change worked but also whether it was clear, small and safe to merge.</w:t>
-      </w:r>
-    </w:p>
     <w:p>
       <w:pPr>
         <w:keepNext xmlns:a="http://schemas.openxmlformats.org/drawingml/2006/main" xmlns:pic="http://schemas.openxmlformats.org/drawingml/2006/picture"/>
@@ -10767,18 +10693,6 @@
           <w:sz w:val="28"/>
         </w:rPr>
         <w:t>Weekly sprint milestones with requirement discussion, implementation, review and integration; version-controlled changes with meaningful history; and review before merge kept partially finished work out of the product.</w:t>
-      </w:r>
-    </w:p>
-    <w:p xmlns:a="http://schemas.openxmlformats.org/drawingml/2006/main" xmlns:pic="http://schemas.openxmlformats.org/drawingml/2006/picture">
-      <w:pPr>
-        <w:jc w:val="both"/>
-      </w:pPr>
-      <w:r>
-        <w:rPr>
-          <w:rFonts w:ascii="Times New Roman" w:hAnsi="Times New Roman"/>
-          <w:sz w:val="28"/>
-        </w:rPr>
-        <w:t xml:space="preserve">The studio's sprint rhythm made progress visible. At the end of each week, the completed work, the open items and the plan for the following week were reviewed, so that the intern and the mentor always shared the same picture of where the work stood.</w:t>
       </w:r>
     </w:p>
     <w:p>

--- a/Internship_Report_Sanjay_Ram_A_Final.docx
+++ b/Internship_Report_Sanjay_Ram_A_Final.docx
@@ -6329,7 +6329,7 @@
                 <w:sz w:val="28"/>
                 <w:szCs w:val="28"/>
               </w:rPr>
-              <w:t xml:space="preserve">17</w:t>
+              <w:t>17</w:t>
             </w:r>
           </w:p>
         </w:tc>
@@ -6353,7 +6353,7 @@
                 <w:sz w:val="28"/>
                 <w:szCs w:val="28"/>
               </w:rPr>
-              <w:t xml:space="preserve">Completion Certificate</w:t>
+              <w:t>References</w:t>
             </w:r>
           </w:p>
         </w:tc>
@@ -6401,7 +6401,7 @@
                 <w:sz w:val="28"/>
                 <w:szCs w:val="28"/>
               </w:rPr>
-              <w:t xml:space="preserve">18</w:t>
+              <w:t>18</w:t>
             </w:r>
           </w:p>
         </w:tc>
@@ -6421,11 +6421,13 @@
             </w:pPr>
             <w:r>
               <w:rPr>
-                <w:rFonts w:ascii="Times New Roman" w:hAnsi="Times New Roman" w:cs="Times New Roman"/>
-                <w:sz w:val="28"/>
-                <w:szCs w:val="28"/>
-              </w:rPr>
-              <w:t>References</w:t>
+                <w:rStyle w:val="Strong"/>
+                <w:rFonts w:ascii="Times New Roman" w:hAnsi="Times New Roman" w:cs="Times New Roman"/>
+                <w:b w:val="0"/>
+                <w:sz w:val="28"/>
+                <w:szCs w:val="28"/>
+              </w:rPr>
+              <w:t>Appendices</w:t>
             </w:r>
           </w:p>
         </w:tc>
@@ -6473,7 +6475,7 @@
                 <w:sz w:val="28"/>
                 <w:szCs w:val="28"/>
               </w:rPr>
-              <w:t xml:space="preserve">19</w:t>
+              <w:t>18.1</w:t>
             </w:r>
           </w:p>
         </w:tc>
@@ -6493,13 +6495,11 @@
             </w:pPr>
             <w:r>
               <w:rPr>
-                <w:rStyle w:val="Strong"/>
-                <w:rFonts w:ascii="Times New Roman" w:hAnsi="Times New Roman" w:cs="Times New Roman"/>
-                <w:b w:val="0"/>
-                <w:sz w:val="28"/>
-                <w:szCs w:val="28"/>
-              </w:rPr>
-              <w:t>Appendices</w:t>
+                <w:rFonts w:ascii="Times New Roman" w:hAnsi="Times New Roman" w:cs="Times New Roman"/>
+                <w:sz w:val="28"/>
+                <w:szCs w:val="28"/>
+              </w:rPr>
+              <w:t>Appendix A – Internship Certificate</w:t>
             </w:r>
           </w:p>
         </w:tc>
@@ -6517,7 +6517,7 @@
                 <w:rFonts w:ascii="Times New Roman" w:hAnsi="Times New Roman"/>
                 <w:sz w:val="28"/>
               </w:rPr>
-              <w:t xml:space="preserve">28</w:t>
+              <w:t xml:space="preserve">27</w:t>
             </w:r>
           </w:p>
         </w:tc>
@@ -6547,7 +6547,7 @@
                 <w:sz w:val="28"/>
                 <w:szCs w:val="28"/>
               </w:rPr>
-              <w:t xml:space="preserve">19.1</w:t>
+              <w:t>18.2</w:t>
             </w:r>
           </w:p>
         </w:tc>
@@ -6571,7 +6571,7 @@
                 <w:sz w:val="28"/>
                 <w:szCs w:val="28"/>
               </w:rPr>
-              <w:t>Appendix A – Internship Certificate</w:t>
+              <w:t>Appendix B – Internship Offer / Permission Letter</w:t>
             </w:r>
           </w:p>
         </w:tc>
@@ -6589,7 +6589,7 @@
                 <w:rFonts w:ascii="Times New Roman" w:hAnsi="Times New Roman"/>
                 <w:sz w:val="28"/>
               </w:rPr>
-              <w:t xml:space="preserve">28</w:t>
+              <w:t xml:space="preserve">27</w:t>
             </w:r>
           </w:p>
         </w:tc>
@@ -6619,7 +6619,7 @@
                 <w:sz w:val="28"/>
                 <w:szCs w:val="28"/>
               </w:rPr>
-              <w:t xml:space="preserve">19.2</w:t>
+              <w:t>18.3</w:t>
             </w:r>
           </w:p>
         </w:tc>
@@ -6643,7 +6643,7 @@
                 <w:sz w:val="28"/>
                 <w:szCs w:val="28"/>
               </w:rPr>
-              <w:t>Appendix B – Internship Offer / Permission Letter</w:t>
+              <w:t>Appendix C – Weekly Internship Logbook</w:t>
             </w:r>
           </w:p>
         </w:tc>
@@ -6661,7 +6661,7 @@
                 <w:rFonts w:ascii="Times New Roman" w:hAnsi="Times New Roman"/>
                 <w:sz w:val="28"/>
               </w:rPr>
-              <w:t xml:space="preserve">28</w:t>
+              <w:t xml:space="preserve">27</w:t>
             </w:r>
           </w:p>
         </w:tc>
@@ -6691,7 +6691,7 @@
                 <w:sz w:val="28"/>
                 <w:szCs w:val="28"/>
               </w:rPr>
-              <w:t xml:space="preserve">19.3</w:t>
+              <w:t>18.4</w:t>
             </w:r>
           </w:p>
         </w:tc>
@@ -6715,7 +6715,7 @@
                 <w:sz w:val="28"/>
                 <w:szCs w:val="28"/>
               </w:rPr>
-              <w:t>Appendix C – Weekly Internship Logbook</w:t>
+              <w:t>Appendix D – Industry Mentor Evaluation</w:t>
             </w:r>
           </w:p>
         </w:tc>
@@ -6763,7 +6763,7 @@
                 <w:sz w:val="28"/>
                 <w:szCs w:val="28"/>
               </w:rPr>
-              <w:t xml:space="preserve">19.4</w:t>
+              <w:t>18.5</w:t>
             </w:r>
           </w:p>
         </w:tc>
@@ -6787,7 +6787,7 @@
                 <w:sz w:val="28"/>
                 <w:szCs w:val="28"/>
               </w:rPr>
-              <w:t>Appendix D – Industry Mentor Evaluation</w:t>
+              <w:t>Appendix E – Final Internship Presentation / Viva Record</w:t>
             </w:r>
           </w:p>
         </w:tc>
@@ -6805,7 +6805,7 @@
                 <w:rFonts w:ascii="Times New Roman" w:hAnsi="Times New Roman"/>
                 <w:sz w:val="28"/>
               </w:rPr>
-              <w:t xml:space="preserve">29</w:t>
+              <w:t xml:space="preserve">28</w:t>
             </w:r>
           </w:p>
         </w:tc>
@@ -6835,7 +6835,7 @@
                 <w:sz w:val="28"/>
                 <w:szCs w:val="28"/>
               </w:rPr>
-              <w:t xml:space="preserve">19.5</w:t>
+              <w:t>18.6</w:t>
             </w:r>
           </w:p>
         </w:tc>
@@ -6859,7 +6859,7 @@
                 <w:sz w:val="28"/>
                 <w:szCs w:val="28"/>
               </w:rPr>
-              <w:t>Appendix E – Final Internship Presentation / Viva Record</w:t>
+              <w:t>Appendix F – Photographs, Screenshots and Project Evidence</w:t>
             </w:r>
           </w:p>
         </w:tc>
@@ -6877,7 +6877,7 @@
                 <w:rFonts w:ascii="Times New Roman" w:hAnsi="Times New Roman"/>
                 <w:sz w:val="28"/>
               </w:rPr>
-              <w:t xml:space="preserve">29</w:t>
+              <w:t xml:space="preserve">28</w:t>
             </w:r>
           </w:p>
         </w:tc>
@@ -6907,7 +6907,7 @@
                 <w:sz w:val="28"/>
                 <w:szCs w:val="28"/>
               </w:rPr>
-              <w:t xml:space="preserve">19.6</w:t>
+              <w:t xml:space="preserve">19</w:t>
             </w:r>
           </w:p>
         </w:tc>
@@ -6931,7 +6931,7 @@
                 <w:sz w:val="28"/>
                 <w:szCs w:val="28"/>
               </w:rPr>
-              <w:t>Appendix F – Photographs, Screenshots and Project Evidence</w:t>
+              <w:t xml:space="preserve">Completion Certificate</w:t>
             </w:r>
           </w:p>
         </w:tc>
@@ -6949,7 +6949,7 @@
                 <w:rFonts w:ascii="Times New Roman" w:hAnsi="Times New Roman"/>
                 <w:sz w:val="28"/>
               </w:rPr>
-              <w:t xml:space="preserve">29</w:t>
+              <w:t xml:space="preserve">30</w:t>
             </w:r>
           </w:p>
         </w:tc>
@@ -7599,7 +7599,7 @@
               <w:jc w:val="center"/>
             </w:pPr>
             <w:r>
-              <w:t xml:space="preserve">28</w:t>
+              <w:t xml:space="preserve">27</w:t>
             </w:r>
           </w:p>
         </w:tc>
@@ -7650,7 +7650,7 @@
               <w:jc w:val="center"/>
             </w:pPr>
             <w:r>
-              <w:t xml:space="preserve">29</w:t>
+              <w:t xml:space="preserve">28</w:t>
             </w:r>
           </w:p>
         </w:tc>
@@ -10964,6 +10964,1668 @@
         <w:t xml:space="preserve">Recommendations for continuing the work include extending automated tests across the ordering path, measuring the response of the system under peak load, and evaluating the recommendation and forecasting models against fresh data as more orders accumulate. The student also intends to carry the sprint and review practices learned here into the final-year project.</w:t>
       </w:r>
     </w:p>
+    <w:p>
+      <w:pPr>
+        <w:keepNext xmlns:a="http://schemas.openxmlformats.org/drawingml/2006/main" xmlns:pic="http://schemas.openxmlformats.org/drawingml/2006/picture"/>
+        <w:pageBreakBefore/>
+        <w:jc w:val="center"/>
+      </w:pPr>
+      <w:r>
+        <w:rPr>
+          <w:rFonts w:ascii="Times New Roman" w:hAnsi="Times New Roman"/>
+          <w:b/>
+          <w:sz w:val="28"/>
+        </w:rPr>
+        <w:lastRenderedPageBreak/>
+        <w:t>REFERENCES</w:t>
+      </w:r>
+    </w:p>
+    <w:p>
+      <w:pPr>
+        <w:jc w:val="both"/>
+      </w:pPr>
+      <w:r>
+        <w:rPr>
+          <w:rFonts w:ascii="Times New Roman" w:hAnsi="Times New Roman"/>
+          <w:sz w:val="28"/>
+        </w:rPr>
+        <w:t>Internship Offer Letter, GENREC AI, signed by Shyamnath Shankar, Founder &amp; Chief Architect.</w:t>
+      </w:r>
+    </w:p>
+    <w:p>
+      <w:pPr>
+        <w:jc w:val="both"/>
+      </w:pPr>
+      <w:r>
+        <w:rPr>
+          <w:rFonts w:ascii="Times New Roman" w:hAnsi="Times New Roman"/>
+          <w:sz w:val="28"/>
+        </w:rPr>
+        <w:t>IV-Year Project First Review Meeting Report, Department of Artificial Intelligence and Data Science, review meeting, Academic Year 2026-2027.</w:t>
+      </w:r>
+    </w:p>
+    <w:p>
+      <w:pPr>
+        <w:jc w:val="both"/>
+      </w:pPr>
+      <w:r>
+        <w:rPr>
+          <w:rFonts w:ascii="Times New Roman" w:hAnsi="Times New Roman"/>
+          <w:sz w:val="28"/>
+        </w:rPr>
+        <w:t>Project documentation and sprint records, Tabble - A Hotel OS, GENREC AI (internal, not reproduced).</w:t>
+      </w:r>
+    </w:p>
+    <w:p>
+      <w:pPr>
+        <w:jc w:val="both"/>
+      </w:pPr>
+      <w:r>
+        <w:rPr>
+          <w:rFonts w:ascii="Times New Roman" w:hAnsi="Times New Roman"/>
+          <w:sz w:val="28"/>
+        </w:rPr>
+        <w:t>Technical guidance and code review notes from the industry mentor, Jaisamyukth, Software Engineer.</w:t>
+      </w:r>
+    </w:p>
+    <w:p xmlns:a="http://schemas.openxmlformats.org/drawingml/2006/main" xmlns:pic="http://schemas.openxmlformats.org/drawingml/2006/picture">
+      <w:pPr>
+        <w:jc w:val="both"/>
+      </w:pPr>
+      <w:r>
+        <w:rPr>
+          <w:rFonts w:ascii="Times New Roman" w:hAnsi="Times New Roman"/>
+          <w:sz w:val="28"/>
+        </w:rPr>
+        <w:t xml:space="preserve">Géron, A., Hands-On Machine Learning with Scikit-Learn, Keras and TensorFlow, O'Reilly Media.</w:t>
+      </w:r>
+    </w:p>
+    <w:p xmlns:a="http://schemas.openxmlformats.org/drawingml/2006/main" xmlns:pic="http://schemas.openxmlformats.org/drawingml/2006/picture">
+      <w:pPr>
+        <w:jc w:val="both"/>
+      </w:pPr>
+      <w:r>
+        <w:rPr>
+          <w:rFonts w:ascii="Times New Roman" w:hAnsi="Times New Roman"/>
+          <w:sz w:val="28"/>
+        </w:rPr>
+        <w:t xml:space="preserve">Sommerville, I., Software Engineering, Pearson Education.</w:t>
+      </w:r>
+    </w:p>
+    <w:p xmlns:a="http://schemas.openxmlformats.org/drawingml/2006/main" xmlns:pic="http://schemas.openxmlformats.org/drawingml/2006/picture">
+      <w:pPr>
+        <w:jc w:val="both"/>
+      </w:pPr>
+      <w:r>
+        <w:rPr>
+          <w:rFonts w:ascii="Times New Roman" w:hAnsi="Times New Roman"/>
+          <w:sz w:val="28"/>
+        </w:rPr>
+        <w:t xml:space="preserve">Chacon, S. and Straub, B., Pro Git, Apress (available at git-scm.com).</w:t>
+      </w:r>
+    </w:p>
+    <w:p xmlns:a="http://schemas.openxmlformats.org/drawingml/2006/main" xmlns:pic="http://schemas.openxmlformats.org/drawingml/2006/picture">
+      <w:pPr>
+        <w:jc w:val="both"/>
+      </w:pPr>
+      <w:r>
+        <w:rPr>
+          <w:rFonts w:ascii="Times New Roman" w:hAnsi="Times New Roman"/>
+          <w:sz w:val="28"/>
+        </w:rPr>
+        <w:t xml:space="preserve">Fielding, R. T., Architectural Styles and the Design of Network-based Software Architectures, doctoral dissertation, University of California, Irvine, 2000.</w:t>
+      </w:r>
+    </w:p>
+    <w:p xmlns:a="http://schemas.openxmlformats.org/drawingml/2006/main" xmlns:pic="http://schemas.openxmlformats.org/drawingml/2006/picture">
+      <w:pPr>
+        <w:jc w:val="both"/>
+      </w:pPr>
+      <w:r>
+        <w:rPr>
+          <w:rFonts w:ascii="Times New Roman" w:hAnsi="Times New Roman"/>
+          <w:sz w:val="28"/>
+        </w:rPr>
+        <w:t xml:space="preserve">Python Software Foundation, Python Language Reference and Standard Library documentation, docs.python.org.</w:t>
+      </w:r>
+    </w:p>
+    <w:p xmlns:a="http://schemas.openxmlformats.org/drawingml/2006/main" xmlns:pic="http://schemas.openxmlformats.org/drawingml/2006/picture">
+      <w:pPr>
+        <w:jc w:val="both"/>
+      </w:pPr>
+      <w:r>
+        <w:rPr>
+          <w:rFonts w:ascii="Times New Roman" w:hAnsi="Times New Roman"/>
+          <w:sz w:val="28"/>
+        </w:rPr>
+        <w:t xml:space="preserve">Pressman, R. S., Software Engineering: A Practitioner's Approach, McGraw-Hill Education.</w:t>
+      </w:r>
+    </w:p>
+    <w:p xmlns:a="http://schemas.openxmlformats.org/drawingml/2006/main" xmlns:pic="http://schemas.openxmlformats.org/drawingml/2006/picture">
+      <w:pPr>
+        <w:jc w:val="both"/>
+      </w:pPr>
+      <w:r>
+        <w:rPr>
+          <w:rFonts w:ascii="Times New Roman" w:hAnsi="Times New Roman"/>
+          <w:sz w:val="28"/>
+        </w:rPr>
+        <w:t xml:space="preserve">Russell, S. and Norvig, P., Artificial Intelligence: A Modern Approach, Pearson Education.</w:t>
+      </w:r>
+    </w:p>
+    <w:p xmlns:a="http://schemas.openxmlformats.org/drawingml/2006/main" xmlns:pic="http://schemas.openxmlformats.org/drawingml/2006/picture">
+      <w:pPr>
+        <w:jc w:val="both"/>
+      </w:pPr>
+      <w:r>
+        <w:rPr>
+          <w:rFonts w:ascii="Times New Roman" w:hAnsi="Times New Roman"/>
+          <w:sz w:val="28"/>
+        </w:rPr>
+        <w:t xml:space="preserve">Kleppmann, M., Designing Data-Intensive Applications, O'Reilly Media.</w:t>
+      </w:r>
+    </w:p>
+    <w:p>
+      <w:pPr>
+        <w:keepNext xmlns:a="http://schemas.openxmlformats.org/drawingml/2006/main" xmlns:pic="http://schemas.openxmlformats.org/drawingml/2006/picture"/>
+        <w:pageBreakBefore/>
+        <w:jc w:val="center"/>
+      </w:pPr>
+      <w:r>
+        <w:rPr>
+          <w:rFonts w:ascii="Times New Roman" w:hAnsi="Times New Roman"/>
+          <w:b/>
+          <w:sz w:val="28"/>
+        </w:rPr>
+        <w:lastRenderedPageBreak/>
+        <w:t>APPENDICES</w:t>
+      </w:r>
+    </w:p>
+    <w:p>
+      <w:pPr>
+        <w:keepNext xmlns:a="http://schemas.openxmlformats.org/drawingml/2006/main" xmlns:pic="http://schemas.openxmlformats.org/drawingml/2006/picture"/>
+        <w:jc w:val="both"/>
+      </w:pPr>
+      <w:r>
+        <w:rPr>
+          <w:rFonts w:ascii="Times New Roman" w:hAnsi="Times New Roman"/>
+          <w:b/>
+          <w:sz w:val="28"/>
+        </w:rPr>
+        <w:t>Appendix A - Internship Certificate</w:t>
+      </w:r>
+    </w:p>
+    <w:p>
+      <w:pPr>
+        <w:jc w:val="both"/>
+      </w:pPr>
+      <w:r>
+        <w:rPr>
+          <w:rFonts w:ascii="Times New Roman" w:hAnsi="Times New Roman"/>
+          <w:sz w:val="28"/>
+        </w:rPr>
+        <w:t xml:space="preserve">This is to certify that Sanjay Ram A (Register Number 922123243045) completed an internship in AI/ML at GENREC AI from July 2026 to October 2026, working on Tabble - A Hotel OS under Jaisamyukth, Software Engineer. Company address: Main Campus Road, Thillai Nagar, Tiruchirappalli (Trichy), Tamil Nadu - 620018. The completion certificate is reproduced in full on page 30, at the end of the report.</w:t>
+      </w:r>
+    </w:p>
+    <w:p>
+      <w:pPr>
+        <w:keepNext xmlns:a="http://schemas.openxmlformats.org/drawingml/2006/main" xmlns:pic="http://schemas.openxmlformats.org/drawingml/2006/picture"/>
+        <w:jc w:val="both"/>
+      </w:pPr>
+      <w:r>
+        <w:rPr>
+          <w:rFonts w:ascii="Times New Roman" w:hAnsi="Times New Roman"/>
+          <w:b/>
+          <w:sz w:val="28"/>
+        </w:rPr>
+        <w:t>Appendix B - Internship Offer / Permission Letter</w:t>
+      </w:r>
+    </w:p>
+    <w:p>
+      <w:pPr>
+        <w:jc w:val="both"/>
+      </w:pPr>
+      <w:r>
+        <w:rPr>
+          <w:rFonts w:ascii="Times New Roman" w:hAnsi="Times New Roman"/>
+          <w:sz w:val="28"/>
+        </w:rPr>
+        <w:t xml:space="preserve">Offer letter, signed by Shyamnath Shankar, Founder &amp; Chief Architect. Technical scope: data preprocessing, baseline training, hyperparameter evaluation, and backend model deployment. Deliverables: weekly sprint milestones and production-ready code artifacts. Confidentiality of proprietary source code, algorithms and datasets. Certification upon successful project sign-off. A copy of the offer letter is reproduced in full on page 3, after the Bonafide Certificate.</w:t>
+      </w:r>
+    </w:p>
+    <w:p>
+      <w:pPr>
+        <w:keepNext xmlns:a="http://schemas.openxmlformats.org/drawingml/2006/main" xmlns:pic="http://schemas.openxmlformats.org/drawingml/2006/picture"/>
+        <w:jc w:val="both"/>
+      </w:pPr>
+      <w:r>
+        <w:rPr>
+          <w:rFonts w:ascii="Times New Roman" w:hAnsi="Times New Roman"/>
+          <w:b/>
+          <w:sz w:val="28"/>
+        </w:rPr>
+        <w:t>Appendix C - Weekly Internship Logbook</w:t>
+      </w:r>
+    </w:p>
+    <w:p>
+      <w:pPr>
+        <w:jc w:val="both"/>
+      </w:pPr>
+      <w:r>
+        <w:rPr>
+          <w:rFonts w:ascii="Times New Roman" w:hAnsi="Times New Roman"/>
+          <w:sz w:val="28"/>
+        </w:rPr>
+        <w:t>Month 1: orientation and data work - product and codebase understanding, environment setup, version control workflow, data preprocessing. Month 2: model and backend work - baseline training, hyperparameter evaluation, backend service and API integration for menu and order operations. Month 3: feature work and refinement - QR ordering workflow, testing, review feedback and improvement.</w:t>
+      </w:r>
+    </w:p>
+    <w:p>
+      <w:pPr>
+        <w:jc w:val="center"/>
+      </w:pPr>
+      <w:r>
+        <w:rPr>
+          <w:rFonts w:ascii="Times New Roman" w:hAnsi="Times New Roman"/>
+          <w:i/>
+          <w:sz w:val="24"/>
+        </w:rPr>
+        <w:t>Table 3: Weekly internship logbook</w:t>
+      </w:r>
+    </w:p>
+    <w:tbl>
+      <w:tblPr>
+        <w:tblStyle w:val="TableGrid"/>
+        <w:tblW w:w="0" w:type="auto"/>
+        <w:jc w:val="center"/>
+        <w:tblLayout w:type="fixed"/>
+        <w:tblLook w:val="04A0" w:firstRow="1" w:lastRow="0" w:firstColumn="1" w:lastColumn="0" w:noHBand="0" w:noVBand="1"/>
+      </w:tblPr>
+      <w:tblGrid>
+        <w:gridCol w:w="850"/>
+        <w:gridCol w:w="2608"/>
+        <w:gridCol w:w="5386"/>
+      </w:tblGrid>
+      <w:tr>
+        <w:trPr>
+          <w:cantSplit/>
+          <w:tblHeader/>
+          <w:jc w:val="center"/>
+        </w:trPr>
+        <w:tc>
+          <w:tcPr>
+            <w:tcW w:w="850" w:type="dxa"/>
+            <w:shd w:val="clear" w:color="auto" w:fill="D9D9D9"/>
+          </w:tcPr>
+          <w:p>
+            <w:pPr>
+              <w:spacing w:before="40" w:after="40"/>
+              <w:jc w:val="center"/>
+            </w:pPr>
+            <w:r>
+              <w:rPr>
+                <w:rFonts w:ascii="Times New Roman" w:hAnsi="Times New Roman"/>
+                <w:b/>
+              </w:rPr>
+              <w:t>Week</w:t>
+            </w:r>
+          </w:p>
+        </w:tc>
+        <w:tc>
+          <w:tcPr>
+            <w:tcW w:w="2608" w:type="dxa"/>
+            <w:shd w:val="clear" w:color="auto" w:fill="D9D9D9"/>
+          </w:tcPr>
+          <w:p>
+            <w:pPr>
+              <w:spacing w:before="40" w:after="40"/>
+              <w:jc w:val="center"/>
+            </w:pPr>
+            <w:r>
+              <w:rPr>
+                <w:rFonts w:ascii="Times New Roman" w:hAnsi="Times New Roman"/>
+                <w:b/>
+              </w:rPr>
+              <w:t>Month</w:t>
+            </w:r>
+          </w:p>
+        </w:tc>
+        <w:tc>
+          <w:tcPr>
+            <w:tcW w:w="5386" w:type="dxa"/>
+            <w:shd w:val="clear" w:color="auto" w:fill="D9D9D9"/>
+          </w:tcPr>
+          <w:p>
+            <w:pPr>
+              <w:spacing w:before="40" w:after="40"/>
+              <w:jc w:val="center"/>
+            </w:pPr>
+            <w:r>
+              <w:rPr>
+                <w:rFonts w:ascii="Times New Roman" w:hAnsi="Times New Roman"/>
+                <w:b/>
+              </w:rPr>
+              <w:t>Activity</w:t>
+            </w:r>
+          </w:p>
+        </w:tc>
+      </w:tr>
+      <w:tr>
+        <w:trPr>
+          <w:cantSplit/>
+          <w:jc w:val="center"/>
+        </w:trPr>
+        <w:tc>
+          <w:tcPr>
+            <w:tcW w:w="850" w:type="dxa"/>
+          </w:tcPr>
+          <w:p>
+            <w:pPr>
+              <w:spacing w:before="40" w:after="40"/>
+              <w:jc w:val="center"/>
+            </w:pPr>
+            <w:r>
+              <w:rPr>
+                <w:rFonts w:ascii="Times New Roman" w:hAnsi="Times New Roman"/>
+              </w:rPr>
+              <w:t>1</w:t>
+            </w:r>
+          </w:p>
+        </w:tc>
+        <w:tc>
+          <w:tcPr>
+            <w:tcW w:w="2608" w:type="dxa"/>
+          </w:tcPr>
+          <w:p>
+            <w:pPr>
+              <w:spacing w:before="40" w:after="40"/>
+              <w:jc w:val="center"/>
+            </w:pPr>
+            <w:r>
+              <w:rPr>
+                <w:rFonts w:ascii="Times New Roman" w:hAnsi="Times New Roman"/>
+              </w:rPr>
+              <w:t>July 2026</w:t>
+            </w:r>
+          </w:p>
+        </w:tc>
+        <w:tc>
+          <w:tcPr>
+            <w:tcW w:w="5386" w:type="dxa"/>
+          </w:tcPr>
+          <w:p>
+            <w:pPr>
+              <w:spacing w:before="40" w:after="40"/>
+            </w:pPr>
+            <w:r>
+              <w:rPr>
+                <w:rFonts w:ascii="Times New Roman" w:hAnsi="Times New Roman"/>
+              </w:rPr>
+              <w:t>Orientation to the product and existing codebase; development environment and version-control workflow.</w:t>
+            </w:r>
+          </w:p>
+        </w:tc>
+      </w:tr>
+      <w:tr>
+        <w:trPr>
+          <w:cantSplit/>
+          <w:jc w:val="center"/>
+        </w:trPr>
+        <w:tc>
+          <w:tcPr>
+            <w:tcW w:w="850" w:type="dxa"/>
+          </w:tcPr>
+          <w:p>
+            <w:pPr>
+              <w:spacing w:before="40" w:after="40"/>
+              <w:jc w:val="center"/>
+            </w:pPr>
+            <w:r>
+              <w:rPr>
+                <w:rFonts w:ascii="Times New Roman" w:hAnsi="Times New Roman"/>
+              </w:rPr>
+              <w:t>2</w:t>
+            </w:r>
+          </w:p>
+        </w:tc>
+        <w:tc>
+          <w:tcPr>
+            <w:tcW w:w="2608" w:type="dxa"/>
+          </w:tcPr>
+          <w:p>
+            <w:pPr>
+              <w:spacing w:before="40" w:after="40"/>
+              <w:jc w:val="center"/>
+            </w:pPr>
+            <w:r>
+              <w:rPr>
+                <w:rFonts w:ascii="Times New Roman" w:hAnsi="Times New Roman"/>
+              </w:rPr>
+              <w:t>July 2026</w:t>
+            </w:r>
+          </w:p>
+        </w:tc>
+        <w:tc>
+          <w:tcPr>
+            <w:tcW w:w="5386" w:type="dxa"/>
+          </w:tcPr>
+          <w:p>
+            <w:pPr>
+              <w:spacing w:before="40" w:after="40"/>
+            </w:pPr>
+            <w:r>
+              <w:rPr>
+                <w:rFonts w:ascii="Times New Roman" w:hAnsi="Times New Roman"/>
+              </w:rPr>
+              <w:t>Collection of operational records such as menu, order and table data; first quality checks.</w:t>
+            </w:r>
+          </w:p>
+        </w:tc>
+      </w:tr>
+      <w:tr>
+        <w:trPr>
+          <w:cantSplit/>
+          <w:jc w:val="center"/>
+        </w:trPr>
+        <w:tc>
+          <w:tcPr>
+            <w:tcW w:w="850" w:type="dxa"/>
+          </w:tcPr>
+          <w:p>
+            <w:pPr>
+              <w:spacing w:before="40" w:after="40"/>
+              <w:jc w:val="center"/>
+            </w:pPr>
+            <w:r>
+              <w:rPr>
+                <w:rFonts w:ascii="Times New Roman" w:hAnsi="Times New Roman"/>
+              </w:rPr>
+              <w:t>3</w:t>
+            </w:r>
+          </w:p>
+        </w:tc>
+        <w:tc>
+          <w:tcPr>
+            <w:tcW w:w="2608" w:type="dxa"/>
+          </w:tcPr>
+          <w:p>
+            <w:pPr>
+              <w:spacing w:before="40" w:after="40"/>
+              <w:jc w:val="center"/>
+            </w:pPr>
+            <w:r>
+              <w:rPr>
+                <w:rFonts w:ascii="Times New Roman" w:hAnsi="Times New Roman"/>
+              </w:rPr>
+              <w:t>July 2026</w:t>
+            </w:r>
+          </w:p>
+        </w:tc>
+        <w:tc>
+          <w:tcPr>
+            <w:tcW w:w="5386" w:type="dxa"/>
+          </w:tcPr>
+          <w:p>
+            <w:pPr>
+              <w:spacing w:before="40" w:after="40"/>
+            </w:pPr>
+            <w:r>
+              <w:rPr>
+                <w:rFonts w:ascii="Times New Roman" w:hAnsi="Times New Roman"/>
+              </w:rPr>
+              <w:t>Data preprocessing: validation, cleaning, missing-value handling and normalisation.</w:t>
+            </w:r>
+          </w:p>
+        </w:tc>
+      </w:tr>
+      <w:tr>
+        <w:trPr>
+          <w:cantSplit/>
+          <w:jc w:val="center"/>
+        </w:trPr>
+        <w:tc>
+          <w:tcPr>
+            <w:tcW w:w="850" w:type="dxa"/>
+          </w:tcPr>
+          <w:p>
+            <w:pPr>
+              <w:spacing w:before="40" w:after="40"/>
+              <w:jc w:val="center"/>
+            </w:pPr>
+            <w:r>
+              <w:rPr>
+                <w:rFonts w:ascii="Times New Roman" w:hAnsi="Times New Roman"/>
+              </w:rPr>
+              <w:t>4</w:t>
+            </w:r>
+          </w:p>
+        </w:tc>
+        <w:tc>
+          <w:tcPr>
+            <w:tcW w:w="2608" w:type="dxa"/>
+          </w:tcPr>
+          <w:p>
+            <w:pPr>
+              <w:spacing w:before="40" w:after="40"/>
+              <w:jc w:val="center"/>
+            </w:pPr>
+            <w:r>
+              <w:rPr>
+                <w:rFonts w:ascii="Times New Roman" w:hAnsi="Times New Roman"/>
+              </w:rPr>
+              <w:t>July 2026</w:t>
+            </w:r>
+          </w:p>
+        </w:tc>
+        <w:tc>
+          <w:tcPr>
+            <w:tcW w:w="5386" w:type="dxa"/>
+          </w:tcPr>
+          <w:p>
+            <w:pPr>
+              <w:spacing w:before="40" w:after="40"/>
+            </w:pPr>
+            <w:r>
+              <w:rPr>
+                <w:rFonts w:ascii="Times New Roman" w:hAnsi="Times New Roman"/>
+              </w:rPr>
+              <w:t>Baseline model training on the prepared data; first evaluation metrics.</w:t>
+            </w:r>
+          </w:p>
+        </w:tc>
+      </w:tr>
+      <w:tr>
+        <w:trPr>
+          <w:cantSplit/>
+          <w:jc w:val="center"/>
+        </w:trPr>
+        <w:tc>
+          <w:tcPr>
+            <w:tcW w:w="850" w:type="dxa"/>
+          </w:tcPr>
+          <w:p>
+            <w:pPr>
+              <w:spacing w:before="40" w:after="40"/>
+              <w:jc w:val="center"/>
+            </w:pPr>
+            <w:r>
+              <w:rPr>
+                <w:rFonts w:ascii="Times New Roman" w:hAnsi="Times New Roman"/>
+              </w:rPr>
+              <w:t>5</w:t>
+            </w:r>
+          </w:p>
+        </w:tc>
+        <w:tc>
+          <w:tcPr>
+            <w:tcW w:w="2608" w:type="dxa"/>
+          </w:tcPr>
+          <w:p>
+            <w:pPr>
+              <w:spacing w:before="40" w:after="40"/>
+              <w:jc w:val="center"/>
+            </w:pPr>
+            <w:r>
+              <w:rPr>
+                <w:rFonts w:ascii="Times New Roman" w:hAnsi="Times New Roman"/>
+              </w:rPr>
+              <w:t>August 2026</w:t>
+            </w:r>
+          </w:p>
+        </w:tc>
+        <w:tc>
+          <w:tcPr>
+            <w:tcW w:w="5386" w:type="dxa"/>
+          </w:tcPr>
+          <w:p>
+            <w:pPr>
+              <w:spacing w:before="40" w:after="40"/>
+            </w:pPr>
+            <w:r>
+              <w:rPr>
+                <w:rFonts w:ascii="Times New Roman" w:hAnsi="Times New Roman"/>
+              </w:rPr>
+              <w:t>Hyperparameter evaluation on held-out data; comparison of baseline results.</w:t>
+            </w:r>
+          </w:p>
+        </w:tc>
+      </w:tr>
+      <w:tr>
+        <w:trPr>
+          <w:cantSplit/>
+          <w:jc w:val="center"/>
+        </w:trPr>
+        <w:tc>
+          <w:tcPr>
+            <w:tcW w:w="850" w:type="dxa"/>
+          </w:tcPr>
+          <w:p>
+            <w:pPr>
+              <w:spacing w:before="40" w:after="40"/>
+              <w:jc w:val="center"/>
+            </w:pPr>
+            <w:r>
+              <w:rPr>
+                <w:rFonts w:ascii="Times New Roman" w:hAnsi="Times New Roman"/>
+              </w:rPr>
+              <w:t>6</w:t>
+            </w:r>
+          </w:p>
+        </w:tc>
+        <w:tc>
+          <w:tcPr>
+            <w:tcW w:w="2608" w:type="dxa"/>
+          </w:tcPr>
+          <w:p>
+            <w:pPr>
+              <w:spacing w:before="40" w:after="40"/>
+              <w:jc w:val="center"/>
+            </w:pPr>
+            <w:r>
+              <w:rPr>
+                <w:rFonts w:ascii="Times New Roman" w:hAnsi="Times New Roman"/>
+              </w:rPr>
+              <w:t>August 2026</w:t>
+            </w:r>
+          </w:p>
+        </w:tc>
+        <w:tc>
+          <w:tcPr>
+            <w:tcW w:w="5386" w:type="dxa"/>
+          </w:tcPr>
+          <w:p>
+            <w:pPr>
+              <w:spacing w:before="40" w:after="40"/>
+            </w:pPr>
+            <w:r>
+              <w:rPr>
+                <w:rFonts w:ascii="Times New Roman" w:hAnsi="Times New Roman"/>
+              </w:rPr>
+              <w:t>Backend service structure, request and response handling, and data access conventions.</w:t>
+            </w:r>
+          </w:p>
+        </w:tc>
+      </w:tr>
+      <w:tr>
+        <w:trPr>
+          <w:cantSplit/>
+          <w:jc w:val="center"/>
+        </w:trPr>
+        <w:tc>
+          <w:tcPr>
+            <w:tcW w:w="850" w:type="dxa"/>
+          </w:tcPr>
+          <w:p>
+            <w:pPr>
+              <w:spacing w:before="40" w:after="40"/>
+              <w:jc w:val="center"/>
+            </w:pPr>
+            <w:r>
+              <w:rPr>
+                <w:rFonts w:ascii="Times New Roman" w:hAnsi="Times New Roman"/>
+              </w:rPr>
+              <w:t>7</w:t>
+            </w:r>
+          </w:p>
+        </w:tc>
+        <w:tc>
+          <w:tcPr>
+            <w:tcW w:w="2608" w:type="dxa"/>
+          </w:tcPr>
+          <w:p>
+            <w:pPr>
+              <w:spacing w:before="40" w:after="40"/>
+              <w:jc w:val="center"/>
+            </w:pPr>
+            <w:r>
+              <w:rPr>
+                <w:rFonts w:ascii="Times New Roman" w:hAnsi="Times New Roman"/>
+              </w:rPr>
+              <w:t>August 2026</w:t>
+            </w:r>
+          </w:p>
+        </w:tc>
+        <w:tc>
+          <w:tcPr>
+            <w:tcW w:w="5386" w:type="dxa"/>
+          </w:tcPr>
+          <w:p>
+            <w:pPr>
+              <w:spacing w:before="40" w:after="40"/>
+            </w:pPr>
+            <w:r>
+              <w:rPr>
+                <w:rFonts w:ascii="Times New Roman" w:hAnsi="Times New Roman"/>
+              </w:rPr>
+              <w:t>Menu service: categories, items, availability and pricing endpoints.</w:t>
+            </w:r>
+          </w:p>
+        </w:tc>
+      </w:tr>
+      <w:tr>
+        <w:trPr>
+          <w:cantSplit/>
+          <w:jc w:val="center"/>
+        </w:trPr>
+        <w:tc>
+          <w:tcPr>
+            <w:tcW w:w="850" w:type="dxa"/>
+          </w:tcPr>
+          <w:p>
+            <w:pPr>
+              <w:spacing w:before="40" w:after="40"/>
+              <w:jc w:val="center"/>
+            </w:pPr>
+            <w:r>
+              <w:rPr>
+                <w:rFonts w:ascii="Times New Roman" w:hAnsi="Times New Roman"/>
+              </w:rPr>
+              <w:t>8</w:t>
+            </w:r>
+          </w:p>
+        </w:tc>
+        <w:tc>
+          <w:tcPr>
+            <w:tcW w:w="2608" w:type="dxa"/>
+          </w:tcPr>
+          <w:p>
+            <w:pPr>
+              <w:spacing w:before="40" w:after="40"/>
+              <w:jc w:val="center"/>
+            </w:pPr>
+            <w:r>
+              <w:rPr>
+                <w:rFonts w:ascii="Times New Roman" w:hAnsi="Times New Roman"/>
+              </w:rPr>
+              <w:t>August 2026</w:t>
+            </w:r>
+          </w:p>
+        </w:tc>
+        <w:tc>
+          <w:tcPr>
+            <w:tcW w:w="5386" w:type="dxa"/>
+          </w:tcPr>
+          <w:p>
+            <w:pPr>
+              <w:spacing w:before="40" w:after="40"/>
+            </w:pPr>
+            <w:r>
+              <w:rPr>
+                <w:rFonts w:ascii="Times New Roman" w:hAnsi="Times New Roman"/>
+              </w:rPr>
+              <w:t>Order service: validation and persistence of orders as the source of truth.</w:t>
+            </w:r>
+          </w:p>
+        </w:tc>
+      </w:tr>
+      <w:tr>
+        <w:trPr>
+          <w:cantSplit/>
+          <w:jc w:val="center"/>
+        </w:trPr>
+        <w:tc>
+          <w:tcPr>
+            <w:tcW w:w="850" w:type="dxa"/>
+          </w:tcPr>
+          <w:p>
+            <w:pPr>
+              <w:spacing w:before="40" w:after="40"/>
+              <w:jc w:val="center"/>
+            </w:pPr>
+            <w:r>
+              <w:rPr>
+                <w:rFonts w:ascii="Times New Roman" w:hAnsi="Times New Roman"/>
+              </w:rPr>
+              <w:t>9</w:t>
+            </w:r>
+          </w:p>
+        </w:tc>
+        <w:tc>
+          <w:tcPr>
+            <w:tcW w:w="2608" w:type="dxa"/>
+          </w:tcPr>
+          <w:p>
+            <w:pPr>
+              <w:spacing w:before="40" w:after="40"/>
+              <w:jc w:val="center"/>
+            </w:pPr>
+            <w:r>
+              <w:rPr>
+                <w:rFonts w:ascii="Times New Roman" w:hAnsi="Times New Roman"/>
+              </w:rPr>
+              <w:t>September 2026</w:t>
+            </w:r>
+          </w:p>
+        </w:tc>
+        <w:tc>
+          <w:tcPr>
+            <w:tcW w:w="5386" w:type="dxa"/>
+          </w:tcPr>
+          <w:p>
+            <w:pPr>
+              <w:spacing w:before="40" w:after="40"/>
+            </w:pPr>
+            <w:r>
+              <w:rPr>
+                <w:rFonts w:ascii="Times New Roman" w:hAnsi="Times New Roman"/>
+              </w:rPr>
+              <w:t>Table and QR identity: resolving a scanned code to a table session.</w:t>
+            </w:r>
+          </w:p>
+        </w:tc>
+      </w:tr>
+      <w:tr>
+        <w:trPr>
+          <w:cantSplit/>
+          <w:jc w:val="center"/>
+        </w:trPr>
+        <w:tc>
+          <w:tcPr>
+            <w:tcW w:w="850" w:type="dxa"/>
+          </w:tcPr>
+          <w:p>
+            <w:pPr>
+              <w:spacing w:before="40" w:after="40"/>
+              <w:jc w:val="center"/>
+            </w:pPr>
+            <w:r>
+              <w:rPr>
+                <w:rFonts w:ascii="Times New Roman" w:hAnsi="Times New Roman"/>
+              </w:rPr>
+              <w:t>10</w:t>
+            </w:r>
+          </w:p>
+        </w:tc>
+        <w:tc>
+          <w:tcPr>
+            <w:tcW w:w="2608" w:type="dxa"/>
+          </w:tcPr>
+          <w:p>
+            <w:pPr>
+              <w:spacing w:before="40" w:after="40"/>
+              <w:jc w:val="center"/>
+            </w:pPr>
+            <w:r>
+              <w:rPr>
+                <w:rFonts w:ascii="Times New Roman" w:hAnsi="Times New Roman"/>
+              </w:rPr>
+              <w:t>September 2026</w:t>
+            </w:r>
+          </w:p>
+        </w:tc>
+        <w:tc>
+          <w:tcPr>
+            <w:tcW w:w="5386" w:type="dxa"/>
+          </w:tcPr>
+          <w:p>
+            <w:pPr>
+              <w:spacing w:before="40" w:after="40"/>
+            </w:pPr>
+            <w:r>
+              <w:rPr>
+                <w:rFonts w:ascii="Times New Roman" w:hAnsi="Times New Roman"/>
+              </w:rPr>
+              <w:t>Kitchen dashboard and notification integration for real-time order visibility.</w:t>
+            </w:r>
+          </w:p>
+        </w:tc>
+      </w:tr>
+      <w:tr>
+        <w:trPr>
+          <w:cantSplit/>
+          <w:jc w:val="center"/>
+        </w:trPr>
+        <w:tc>
+          <w:tcPr>
+            <w:tcW w:w="850" w:type="dxa"/>
+          </w:tcPr>
+          <w:p>
+            <w:pPr>
+              <w:spacing w:before="40" w:after="40"/>
+              <w:jc w:val="center"/>
+            </w:pPr>
+            <w:r>
+              <w:rPr>
+                <w:rFonts w:ascii="Times New Roman" w:hAnsi="Times New Roman"/>
+              </w:rPr>
+              <w:t>11</w:t>
+            </w:r>
+          </w:p>
+        </w:tc>
+        <w:tc>
+          <w:tcPr>
+            <w:tcW w:w="2608" w:type="dxa"/>
+          </w:tcPr>
+          <w:p>
+            <w:pPr>
+              <w:spacing w:before="40" w:after="40"/>
+              <w:jc w:val="center"/>
+            </w:pPr>
+            <w:r>
+              <w:rPr>
+                <w:rFonts w:ascii="Times New Roman" w:hAnsi="Times New Roman"/>
+              </w:rPr>
+              <w:t>September 2026</w:t>
+            </w:r>
+          </w:p>
+        </w:tc>
+        <w:tc>
+          <w:tcPr>
+            <w:tcW w:w="5386" w:type="dxa"/>
+          </w:tcPr>
+          <w:p>
+            <w:pPr>
+              <w:spacing w:before="40" w:after="40"/>
+            </w:pPr>
+            <w:r>
+              <w:rPr>
+                <w:rFonts w:ascii="Times New Roman" w:hAnsi="Times New Roman"/>
+              </w:rPr>
+              <w:t>Billing and payment handling from confirmed orders.</w:t>
+            </w:r>
+          </w:p>
+        </w:tc>
+      </w:tr>
+      <w:tr>
+        <w:trPr>
+          <w:cantSplit/>
+          <w:jc w:val="center"/>
+        </w:trPr>
+        <w:tc>
+          <w:tcPr>
+            <w:tcW w:w="850" w:type="dxa"/>
+          </w:tcPr>
+          <w:p>
+            <w:pPr>
+              <w:spacing w:before="40" w:after="40"/>
+              <w:jc w:val="center"/>
+            </w:pPr>
+            <w:r>
+              <w:rPr>
+                <w:rFonts w:ascii="Times New Roman" w:hAnsi="Times New Roman"/>
+              </w:rPr>
+              <w:lastRenderedPageBreak/>
+              <w:t>12</w:t>
+            </w:r>
+          </w:p>
+        </w:tc>
+        <w:tc>
+          <w:tcPr>
+            <w:tcW w:w="2608" w:type="dxa"/>
+          </w:tcPr>
+          <w:p>
+            <w:pPr>
+              <w:spacing w:before="40" w:after="40"/>
+              <w:jc w:val="center"/>
+            </w:pPr>
+            <w:r>
+              <w:rPr>
+                <w:rFonts w:ascii="Times New Roman" w:hAnsi="Times New Roman"/>
+              </w:rPr>
+              <w:t>October 2026</w:t>
+            </w:r>
+          </w:p>
+        </w:tc>
+        <w:tc>
+          <w:tcPr>
+            <w:tcW w:w="5386" w:type="dxa"/>
+          </w:tcPr>
+          <w:p>
+            <w:pPr>
+              <w:spacing w:before="40" w:after="40"/>
+            </w:pPr>
+            <w:r>
+              <w:rPr>
+                <w:rFonts w:ascii="Times New Roman" w:hAnsi="Times New Roman"/>
+              </w:rPr>
+              <w:t>Testing, review feedback and refinement of the ordering experience.</w:t>
+            </w:r>
+          </w:p>
+        </w:tc>
+      </w:tr>
+      <w:tr>
+        <w:trPr>
+          <w:cantSplit/>
+          <w:jc w:val="center"/>
+        </w:trPr>
+        <w:tc>
+          <w:tcPr>
+            <w:tcW w:w="850" w:type="dxa"/>
+          </w:tcPr>
+          <w:p>
+            <w:pPr>
+              <w:spacing w:before="40" w:after="40"/>
+              <w:jc w:val="center"/>
+            </w:pPr>
+            <w:r>
+              <w:rPr>
+                <w:rFonts w:ascii="Times New Roman" w:hAnsi="Times New Roman"/>
+              </w:rPr>
+              <w:t>13</w:t>
+            </w:r>
+          </w:p>
+        </w:tc>
+        <w:tc>
+          <w:tcPr>
+            <w:tcW w:w="2608" w:type="dxa"/>
+          </w:tcPr>
+          <w:p>
+            <w:pPr>
+              <w:spacing w:before="40" w:after="40"/>
+              <w:jc w:val="center"/>
+            </w:pPr>
+            <w:r>
+              <w:rPr>
+                <w:rFonts w:ascii="Times New Roman" w:hAnsi="Times New Roman"/>
+              </w:rPr>
+              <w:t>October 2026</w:t>
+            </w:r>
+          </w:p>
+        </w:tc>
+        <w:tc>
+          <w:tcPr>
+            <w:tcW w:w="5386" w:type="dxa"/>
+          </w:tcPr>
+          <w:p>
+            <w:pPr>
+              <w:spacing w:before="40" w:after="40"/>
+            </w:pPr>
+            <w:r>
+              <w:rPr>
+                <w:rFonts w:ascii="Times New Roman" w:hAnsi="Times New Roman"/>
+              </w:rPr>
+              <w:t>Review of deliverables, documentation, and sign-off of assigned work.</w:t>
+            </w:r>
+          </w:p>
+        </w:tc>
+      </w:tr>
+    </w:tbl>
+    <w:p>
+      <w:pPr>
+        <w:spacing w:after="0"/>
+        <w:jc w:val="both"/>
+      </w:pPr>
+    </w:p>
+    <w:p>
+      <w:pPr>
+        <w:keepNext xmlns:a="http://schemas.openxmlformats.org/drawingml/2006/main" xmlns:pic="http://schemas.openxmlformats.org/drawingml/2006/picture"/>
+        <w:jc w:val="both"/>
+      </w:pPr>
+      <w:r>
+        <w:rPr>
+          <w:rFonts w:ascii="Times New Roman" w:hAnsi="Times New Roman"/>
+          <w:b/>
+          <w:sz w:val="28"/>
+        </w:rPr>
+        <w:t>Appendix D - Industry Mentor Evaluation</w:t>
+      </w:r>
+    </w:p>
+    <w:p>
+      <w:pPr>
+        <w:jc w:val="both"/>
+      </w:pPr>
+      <w:r>
+        <w:rPr>
+          <w:rFonts w:ascii="Times New Roman" w:hAnsi="Times New Roman"/>
+          <w:sz w:val="28"/>
+        </w:rPr>
+        <w:t>Industry mentor Jaisamyukth, Software Engineer, guided requirement understanding, technical problem approaches and implementation quality, with interaction for technical clarification, code-related guidance and project feedback.</w:t>
+      </w:r>
+    </w:p>
+    <w:p>
+      <w:pPr>
+        <w:jc w:val="center"/>
+      </w:pPr>
+      <w:r>
+        <w:rPr>
+          <w:rFonts w:ascii="Times New Roman" w:hAnsi="Times New Roman"/>
+          <w:i/>
+          <w:sz w:val="24"/>
+        </w:rPr>
+        <w:t>Table 4: Areas of guidance from the industry mentor</w:t>
+      </w:r>
+    </w:p>
+    <w:tbl>
+      <w:tblPr>
+        <w:tblStyle w:val="TableGrid"/>
+        <w:tblW w:w="0" w:type="auto"/>
+        <w:jc w:val="center"/>
+        <w:tblLayout w:type="fixed"/>
+        <w:tblLook w:val="04A0" w:firstRow="1" w:lastRow="0" w:firstColumn="1" w:lastColumn="0" w:noHBand="0" w:noVBand="1"/>
+      </w:tblPr>
+      <w:tblGrid>
+        <w:gridCol w:w="2835"/>
+        <w:gridCol w:w="6009"/>
+      </w:tblGrid>
+      <w:tr>
+        <w:trPr>
+          <w:cantSplit/>
+          <w:tblHeader/>
+          <w:jc w:val="center"/>
+        </w:trPr>
+        <w:tc>
+          <w:tcPr>
+            <w:tcW w:w="2835" w:type="dxa"/>
+            <w:shd w:val="clear" w:color="auto" w:fill="D9D9D9"/>
+          </w:tcPr>
+          <w:p>
+            <w:pPr>
+              <w:spacing w:before="40" w:after="40"/>
+              <w:jc w:val="center"/>
+            </w:pPr>
+            <w:r>
+              <w:rPr>
+                <w:rFonts w:ascii="Times New Roman" w:hAnsi="Times New Roman"/>
+                <w:b/>
+                <w:sz w:val="22"/>
+              </w:rPr>
+              <w:t>Area</w:t>
+            </w:r>
+          </w:p>
+        </w:tc>
+        <w:tc>
+          <w:tcPr>
+            <w:tcW w:w="6009" w:type="dxa"/>
+            <w:shd w:val="clear" w:color="auto" w:fill="D9D9D9"/>
+          </w:tcPr>
+          <w:p>
+            <w:pPr>
+              <w:spacing w:before="40" w:after="40"/>
+              <w:jc w:val="center"/>
+            </w:pPr>
+            <w:r>
+              <w:rPr>
+                <w:rFonts w:ascii="Times New Roman" w:hAnsi="Times New Roman"/>
+                <w:b/>
+                <w:sz w:val="22"/>
+              </w:rPr>
+              <w:t>Guidance received</w:t>
+            </w:r>
+          </w:p>
+        </w:tc>
+      </w:tr>
+      <w:tr>
+        <w:trPr>
+          <w:cantSplit/>
+          <w:jc w:val="center"/>
+        </w:trPr>
+        <w:tc>
+          <w:tcPr>
+            <w:tcW w:w="2835" w:type="dxa"/>
+          </w:tcPr>
+          <w:p>
+            <w:pPr>
+              <w:spacing w:before="40" w:after="40"/>
+            </w:pPr>
+            <w:r>
+              <w:rPr>
+                <w:rFonts w:ascii="Times New Roman" w:hAnsi="Times New Roman"/>
+                <w:sz w:val="22"/>
+              </w:rPr>
+              <w:t>Understanding of requirements</w:t>
+            </w:r>
+          </w:p>
+        </w:tc>
+        <w:tc>
+          <w:tcPr>
+            <w:tcW w:w="6009" w:type="dxa"/>
+          </w:tcPr>
+          <w:p>
+            <w:pPr>
+              <w:spacing w:before="40" w:after="40"/>
+            </w:pPr>
+            <w:r>
+              <w:rPr>
+                <w:rFonts w:ascii="Times New Roman" w:hAnsi="Times New Roman"/>
+                <w:sz w:val="22"/>
+              </w:rPr>
+              <w:t>Guided the student in understanding the requirements of the ordering workflow and splitting them into weekly sprint milestones.</w:t>
+            </w:r>
+          </w:p>
+        </w:tc>
+      </w:tr>
+      <w:tr>
+        <w:trPr>
+          <w:cantSplit/>
+          <w:jc w:val="center"/>
+        </w:trPr>
+        <w:tc>
+          <w:tcPr>
+            <w:tcW w:w="2835" w:type="dxa"/>
+          </w:tcPr>
+          <w:p>
+            <w:pPr>
+              <w:spacing w:before="40" w:after="40"/>
+            </w:pPr>
+            <w:r>
+              <w:rPr>
+                <w:rFonts w:ascii="Times New Roman" w:hAnsi="Times New Roman"/>
+                <w:sz w:val="22"/>
+              </w:rPr>
+              <w:t>Technical problem approaches</w:t>
+            </w:r>
+          </w:p>
+        </w:tc>
+        <w:tc>
+          <w:tcPr>
+            <w:tcW w:w="6009" w:type="dxa"/>
+          </w:tcPr>
+          <w:p>
+            <w:pPr>
+              <w:spacing w:before="40" w:after="40"/>
+            </w:pPr>
+            <w:r>
+              <w:rPr>
+                <w:rFonts w:ascii="Times New Roman" w:hAnsi="Times New Roman"/>
+                <w:sz w:val="22"/>
+              </w:rPr>
+              <w:t>Advised on approaches to validation, data handling and service structure, and on how to evaluate baseline models.</w:t>
+            </w:r>
+          </w:p>
+        </w:tc>
+      </w:tr>
+      <w:tr>
+        <w:trPr>
+          <w:cantSplit/>
+          <w:jc w:val="center"/>
+        </w:trPr>
+        <w:tc>
+          <w:tcPr>
+            <w:tcW w:w="2835" w:type="dxa"/>
+          </w:tcPr>
+          <w:p>
+            <w:pPr>
+              <w:spacing w:before="40" w:after="40"/>
+            </w:pPr>
+            <w:r>
+              <w:rPr>
+                <w:rFonts w:ascii="Times New Roman" w:hAnsi="Times New Roman"/>
+                <w:sz w:val="22"/>
+              </w:rPr>
+              <w:t>Implementation quality</w:t>
+            </w:r>
+          </w:p>
+        </w:tc>
+        <w:tc>
+          <w:tcPr>
+            <w:tcW w:w="6009" w:type="dxa"/>
+          </w:tcPr>
+          <w:p>
+            <w:pPr>
+              <w:spacing w:before="40" w:after="40"/>
+            </w:pPr>
+            <w:r>
+              <w:rPr>
+                <w:rFonts w:ascii="Times New Roman" w:hAnsi="Times New Roman"/>
+                <w:sz w:val="22"/>
+              </w:rPr>
+              <w:t>Reviewed code before merge and gave feedback on structure, readability and error handling.</w:t>
+            </w:r>
+          </w:p>
+        </w:tc>
+      </w:tr>
+      <w:tr>
+        <w:trPr>
+          <w:cantSplit/>
+          <w:jc w:val="center"/>
+        </w:trPr>
+        <w:tc>
+          <w:tcPr>
+            <w:tcW w:w="2835" w:type="dxa"/>
+          </w:tcPr>
+          <w:p>
+            <w:pPr>
+              <w:spacing w:before="40" w:after="40"/>
+            </w:pPr>
+            <w:r>
+              <w:rPr>
+                <w:rFonts w:ascii="Times New Roman" w:hAnsi="Times New Roman"/>
+                <w:sz w:val="22"/>
+              </w:rPr>
+              <w:t>Technical clarification</w:t>
+            </w:r>
+          </w:p>
+        </w:tc>
+        <w:tc>
+          <w:tcPr>
+            <w:tcW w:w="6009" w:type="dxa"/>
+          </w:tcPr>
+          <w:p>
+            <w:pPr>
+              <w:spacing w:before="40" w:after="40"/>
+            </w:pPr>
+            <w:r>
+              <w:rPr>
+                <w:rFonts w:ascii="Times New Roman" w:hAnsi="Times New Roman"/>
+                <w:sz w:val="22"/>
+              </w:rPr>
+              <w:t>Available for questions and clarification throughout the internship.</w:t>
+            </w:r>
+          </w:p>
+        </w:tc>
+      </w:tr>
+      <w:tr>
+        <w:trPr>
+          <w:cantSplit/>
+          <w:jc w:val="center"/>
+        </w:trPr>
+        <w:tc>
+          <w:tcPr>
+            <w:tcW w:w="2835" w:type="dxa"/>
+          </w:tcPr>
+          <w:p>
+            <w:pPr>
+              <w:spacing w:before="40" w:after="40"/>
+            </w:pPr>
+            <w:r>
+              <w:rPr>
+                <w:rFonts w:ascii="Times New Roman" w:hAnsi="Times New Roman"/>
+                <w:sz w:val="22"/>
+              </w:rPr>
+              <w:t>Code-related guidance</w:t>
+            </w:r>
+          </w:p>
+        </w:tc>
+        <w:tc>
+          <w:tcPr>
+            <w:tcW w:w="6009" w:type="dxa"/>
+          </w:tcPr>
+          <w:p>
+            <w:pPr>
+              <w:spacing w:before="40" w:after="40"/>
+            </w:pPr>
+            <w:r>
+              <w:rPr>
+                <w:rFonts w:ascii="Times New Roman" w:hAnsi="Times New Roman"/>
+                <w:sz w:val="22"/>
+              </w:rPr>
+              <w:t>Guidance on version-control practice, focused commits and review before merging.</w:t>
+            </w:r>
+          </w:p>
+        </w:tc>
+      </w:tr>
+      <w:tr>
+        <w:trPr>
+          <w:cantSplit/>
+          <w:jc w:val="center"/>
+        </w:trPr>
+        <w:tc>
+          <w:tcPr>
+            <w:tcW w:w="2835" w:type="dxa"/>
+          </w:tcPr>
+          <w:p>
+            <w:pPr>
+              <w:spacing w:before="40" w:after="40"/>
+            </w:pPr>
+            <w:r>
+              <w:rPr>
+                <w:rFonts w:ascii="Times New Roman" w:hAnsi="Times New Roman"/>
+                <w:sz w:val="22"/>
+              </w:rPr>
+              <w:t>Project feedback</w:t>
+            </w:r>
+          </w:p>
+        </w:tc>
+        <w:tc>
+          <w:tcPr>
+            <w:tcW w:w="6009" w:type="dxa"/>
+          </w:tcPr>
+          <w:p>
+            <w:pPr>
+              <w:spacing w:before="40" w:after="40"/>
+            </w:pPr>
+            <w:r>
+              <w:rPr>
+                <w:rFonts w:ascii="Times New Roman" w:hAnsi="Times New Roman"/>
+                <w:sz w:val="22"/>
+              </w:rPr>
+              <w:t>Regular feedback on progress of the Tabble work and on the quality of each sprint deliverable.</w:t>
+            </w:r>
+          </w:p>
+        </w:tc>
+      </w:tr>
+    </w:tbl>
+    <w:p>
+      <w:pPr>
+        <w:spacing w:after="0"/>
+        <w:jc w:val="both"/>
+      </w:pPr>
+    </w:p>
+    <w:p>
+      <w:r>
+        <w:rPr>
+          <w:rFonts w:ascii="Times New Roman" w:hAnsi="Times New Roman"/>
+          <w:sz w:val="24"/>
+        </w:rPr>
+        <w:t>Mentor: Jaisamyukth, Software Engineer, GENREC AI.</w:t>
+      </w:r>
+    </w:p>
+    <w:p>
+      <w:pPr>
+        <w:keepNext xmlns:a="http://schemas.openxmlformats.org/drawingml/2006/main" xmlns:pic="http://schemas.openxmlformats.org/drawingml/2006/picture"/>
+        <w:jc w:val="both"/>
+      </w:pPr>
+      <w:r>
+        <w:rPr>
+          <w:rFonts w:ascii="Times New Roman" w:hAnsi="Times New Roman"/>
+          <w:b/>
+          <w:sz w:val="28"/>
+        </w:rPr>
+        <w:t>Appendix E - Final Internship Presentation / Viva Record</w:t>
+      </w:r>
+    </w:p>
+    <w:p>
+      <w:pPr>
+        <w:jc w:val="both"/>
+      </w:pPr>
+      <w:r>
+        <w:rPr>
+          <w:rFonts w:ascii="Times New Roman" w:hAnsi="Times New Roman"/>
+          <w:sz w:val="28"/>
+        </w:rPr>
+        <w:t>The review meeting collected and verified the internship details, AI/ML training, software-development responsibilities, project involvement and practical learning. The student was advised to maintain proper records and continue developing Tabble based on the technical experience gained.</w:t>
+      </w:r>
+    </w:p>
+    <w:p>
+      <w:pPr>
+        <w:keepNext xmlns:a="http://schemas.openxmlformats.org/drawingml/2006/main" xmlns:pic="http://schemas.openxmlformats.org/drawingml/2006/picture"/>
+        <w:jc w:val="both"/>
+      </w:pPr>
+      <w:r>
+        <w:rPr>
+          <w:rFonts w:ascii="Times New Roman" w:hAnsi="Times New Roman"/>
+          <w:b/>
+          <w:sz w:val="28"/>
+        </w:rPr>
+        <w:t>Appendix F - Photographs, Screenshots and Project Evidence</w:t>
+      </w:r>
+    </w:p>
+    <w:p>
+      <w:pPr>
+        <w:jc w:val="both"/>
+      </w:pPr>
+      <w:r>
+        <w:rPr>
+          <w:rFonts w:ascii="Times New Roman" w:hAnsi="Times New Roman"/>
+          <w:sz w:val="28"/>
+        </w:rPr>
+        <w:t>Project evidence figures are included in Chapter 4 of this report (architecture, workflow/lifecycle and mind map), sourced from the internship project record.</w:t>
+      </w:r>
+    </w:p>
+    <w:p>
+      <w:pPr>
+        <w:jc w:val="center"/>
+      </w:pPr>
+      <w:r>
+        <w:rPr>
+          <w:noProof/>
+        </w:rPr>
+        <w:lastRenderedPageBreak/>
+        <w:drawing>
+          <wp:inline distT="0" distB="0" distL="0" distR="0" wp14:anchorId="1DF42258" wp14:editId="39D64F34">
+            <wp:extent cx="3088800" cy="2527200"/>
+            <wp:effectExtent l="0" t="0" r="0" b="0"/>
+            <wp:docPr id="57" name="Picture 57"/>
+            <wp:cNvGraphicFramePr>
+              <a:graphicFrameLocks xmlns:a="http://schemas.openxmlformats.org/drawingml/2006/main" noChangeAspect="1"/>
+            </wp:cNvGraphicFramePr>
+            <a:graphic xmlns:a="http://schemas.openxmlformats.org/drawingml/2006/main">
+              <a:graphicData uri="http://schemas.openxmlformats.org/drawingml/2006/picture">
+                <pic:pic xmlns:pic="http://schemas.openxmlformats.org/drawingml/2006/picture">
+                  <pic:nvPicPr>
+                    <pic:cNvPr id="0" name="sanjay_p8_x13.png"/>
+                    <pic:cNvPicPr/>
+                  </pic:nvPicPr>
+                  <pic:blipFill>
+                    <a:blip r:embed="rId10"/>
+                    <a:stretch>
+                      <a:fillRect/>
+                    </a:stretch>
+                  </pic:blipFill>
+                  <pic:spPr>
+                    <a:xfrm>
+                      <a:off x="0" y="0"/>
+                      <a:ext cx="3088800" cy="2527200"/>
+                    </a:xfrm>
+                    <a:prstGeom prst="rect">
+                      <a:avLst/>
+                    </a:prstGeom>
+                  </pic:spPr>
+                </pic:pic>
+              </a:graphicData>
+            </a:graphic>
+          </wp:inline>
+        </w:drawing>
+      </w:r>
+    </w:p>
+    <w:p>
+      <w:pPr>
+        <w:jc w:val="center"/>
+      </w:pPr>
+      <w:r>
+        <w:rPr>
+          <w:rFonts w:ascii="Times New Roman" w:hAnsi="Times New Roman"/>
+          <w:i/>
+          <w:sz w:val="24"/>
+        </w:rPr>
+        <w:t>Figure 1: System architecture of Tabble - A Hotel OS</w:t>
+      </w:r>
+    </w:p>
+    <w:p>
+      <w:pPr>
+        <w:jc w:val="center"/>
+      </w:pPr>
+      <w:r>
+        <w:rPr>
+          <w:noProof/>
+        </w:rPr>
+        <w:drawing>
+          <wp:inline distT="0" distB="0" distL="0" distR="0" wp14:anchorId="6DA9516F" wp14:editId="13A5FD79">
+            <wp:extent cx="3931200" cy="1179360"/>
+            <wp:effectExtent l="0" t="0" r="0" b="0"/>
+            <wp:docPr id="58" name="Picture 58"/>
+            <wp:cNvGraphicFramePr>
+              <a:graphicFrameLocks xmlns:a="http://schemas.openxmlformats.org/drawingml/2006/main" noChangeAspect="1"/>
+            </wp:cNvGraphicFramePr>
+            <a:graphic xmlns:a="http://schemas.openxmlformats.org/drawingml/2006/main">
+              <a:graphicData uri="http://schemas.openxmlformats.org/drawingml/2006/picture">
+                <pic:pic xmlns:pic="http://schemas.openxmlformats.org/drawingml/2006/picture">
+                  <pic:nvPicPr>
+                    <pic:cNvPr id="0" name="sanjay_p9_x16.png"/>
+                    <pic:cNvPicPr/>
+                  </pic:nvPicPr>
+                  <pic:blipFill>
+                    <a:blip r:embed="rId11"/>
+                    <a:stretch>
+                      <a:fillRect/>
+                    </a:stretch>
+                  </pic:blipFill>
+                  <pic:spPr>
+                    <a:xfrm>
+                      <a:off x="0" y="0"/>
+                      <a:ext cx="3931200" cy="1179360"/>
+                    </a:xfrm>
+                    <a:prstGeom prst="rect">
+                      <a:avLst/>
+                    </a:prstGeom>
+                  </pic:spPr>
+                </pic:pic>
+              </a:graphicData>
+            </a:graphic>
+          </wp:inline>
+        </w:drawing>
+      </w:r>
+    </w:p>
+    <w:p>
+      <w:pPr>
+        <w:jc w:val="center"/>
+      </w:pPr>
+      <w:r>
+        <w:rPr>
+          <w:rFonts w:ascii="Times New Roman" w:hAnsi="Times New Roman"/>
+          <w:i/>
+          <w:sz w:val="24"/>
+        </w:rPr>
+        <w:t>Figure 2: QR-based order lifecycle</w:t>
+      </w:r>
+    </w:p>
+    <w:p>
+      <w:pPr>
+        <w:jc w:val="center"/>
+      </w:pPr>
+      <w:r>
+        <w:rPr>
+          <w:noProof/>
+        </w:rPr>
+        <w:lastRenderedPageBreak/>
+        <w:drawing>
+          <wp:inline distT="0" distB="0" distL="0" distR="0" wp14:anchorId="61F9BF08" wp14:editId="452278F6">
+            <wp:extent cx="3088800" cy="2808000"/>
+            <wp:effectExtent l="0" t="0" r="0" b="0"/>
+            <wp:docPr id="59" name="Picture 59"/>
+            <wp:cNvGraphicFramePr>
+              <a:graphicFrameLocks xmlns:a="http://schemas.openxmlformats.org/drawingml/2006/main" noChangeAspect="1"/>
+            </wp:cNvGraphicFramePr>
+            <a:graphic xmlns:a="http://schemas.openxmlformats.org/drawingml/2006/main">
+              <a:graphicData uri="http://schemas.openxmlformats.org/drawingml/2006/picture">
+                <pic:pic xmlns:pic="http://schemas.openxmlformats.org/drawingml/2006/picture">
+                  <pic:nvPicPr>
+                    <pic:cNvPr id="0" name="sanjay_p10_x19.png"/>
+                    <pic:cNvPicPr/>
+                  </pic:nvPicPr>
+                  <pic:blipFill>
+                    <a:blip r:embed="rId12"/>
+                    <a:stretch>
+                      <a:fillRect/>
+                    </a:stretch>
+                  </pic:blipFill>
+                  <pic:spPr>
+                    <a:xfrm>
+                      <a:off x="0" y="0"/>
+                      <a:ext cx="3088800" cy="2808000"/>
+                    </a:xfrm>
+                    <a:prstGeom prst="rect">
+                      <a:avLst/>
+                    </a:prstGeom>
+                  </pic:spPr>
+                </pic:pic>
+              </a:graphicData>
+            </a:graphic>
+          </wp:inline>
+        </w:drawing>
+      </w:r>
+    </w:p>
+    <w:p>
+      <w:pPr>
+        <w:jc w:val="center"/>
+      </w:pPr>
+      <w:r>
+        <w:rPr>
+          <w:rFonts w:ascii="Times New Roman" w:hAnsi="Times New Roman"/>
+          <w:i/>
+          <w:sz w:val="24"/>
+        </w:rPr>
+        <w:t>Figure 3: Mind map of internship activities and learning</w:t>
+      </w:r>
+    </w:p>
     <w:p xmlns:a="http://schemas.openxmlformats.org/drawingml/2006/main" xmlns:pic="http://schemas.openxmlformats.org/drawingml/2006/picture">
       <w:pPr>
         <w:keepNext/>
@@ -11030,1668 +12692,6 @@
             </a:graphic>
           </wp:inline>
         </w:drawing>
-      </w:r>
-    </w:p>
-    <w:p>
-      <w:pPr>
-        <w:keepNext xmlns:a="http://schemas.openxmlformats.org/drawingml/2006/main" xmlns:pic="http://schemas.openxmlformats.org/drawingml/2006/picture"/>
-        <w:pageBreakBefore/>
-        <w:jc w:val="center"/>
-      </w:pPr>
-      <w:r>
-        <w:rPr>
-          <w:rFonts w:ascii="Times New Roman" w:hAnsi="Times New Roman"/>
-          <w:b/>
-          <w:sz w:val="28"/>
-        </w:rPr>
-        <w:lastRenderedPageBreak/>
-        <w:t>REFERENCES</w:t>
-      </w:r>
-    </w:p>
-    <w:p>
-      <w:pPr>
-        <w:jc w:val="both"/>
-      </w:pPr>
-      <w:r>
-        <w:rPr>
-          <w:rFonts w:ascii="Times New Roman" w:hAnsi="Times New Roman"/>
-          <w:sz w:val="28"/>
-        </w:rPr>
-        <w:t>Internship Offer Letter, GENREC AI, signed by Shyamnath Shankar, Founder &amp; Chief Architect.</w:t>
-      </w:r>
-    </w:p>
-    <w:p>
-      <w:pPr>
-        <w:jc w:val="both"/>
-      </w:pPr>
-      <w:r>
-        <w:rPr>
-          <w:rFonts w:ascii="Times New Roman" w:hAnsi="Times New Roman"/>
-          <w:sz w:val="28"/>
-        </w:rPr>
-        <w:t>IV-Year Project First Review Meeting Report, Department of Artificial Intelligence and Data Science, review meeting, Academic Year 2026-2027.</w:t>
-      </w:r>
-    </w:p>
-    <w:p>
-      <w:pPr>
-        <w:jc w:val="both"/>
-      </w:pPr>
-      <w:r>
-        <w:rPr>
-          <w:rFonts w:ascii="Times New Roman" w:hAnsi="Times New Roman"/>
-          <w:sz w:val="28"/>
-        </w:rPr>
-        <w:t>Project documentation and sprint records, Tabble - A Hotel OS, GENREC AI (internal, not reproduced).</w:t>
-      </w:r>
-    </w:p>
-    <w:p>
-      <w:pPr>
-        <w:jc w:val="both"/>
-      </w:pPr>
-      <w:r>
-        <w:rPr>
-          <w:rFonts w:ascii="Times New Roman" w:hAnsi="Times New Roman"/>
-          <w:sz w:val="28"/>
-        </w:rPr>
-        <w:t>Technical guidance and code review notes from the industry mentor, Jaisamyukth, Software Engineer.</w:t>
-      </w:r>
-    </w:p>
-    <w:p xmlns:a="http://schemas.openxmlformats.org/drawingml/2006/main" xmlns:pic="http://schemas.openxmlformats.org/drawingml/2006/picture">
-      <w:pPr>
-        <w:jc w:val="both"/>
-      </w:pPr>
-      <w:r>
-        <w:rPr>
-          <w:rFonts w:ascii="Times New Roman" w:hAnsi="Times New Roman"/>
-          <w:sz w:val="28"/>
-        </w:rPr>
-        <w:t xml:space="preserve">Géron, A., Hands-On Machine Learning with Scikit-Learn, Keras and TensorFlow, O'Reilly Media.</w:t>
-      </w:r>
-    </w:p>
-    <w:p xmlns:a="http://schemas.openxmlformats.org/drawingml/2006/main" xmlns:pic="http://schemas.openxmlformats.org/drawingml/2006/picture">
-      <w:pPr>
-        <w:jc w:val="both"/>
-      </w:pPr>
-      <w:r>
-        <w:rPr>
-          <w:rFonts w:ascii="Times New Roman" w:hAnsi="Times New Roman"/>
-          <w:sz w:val="28"/>
-        </w:rPr>
-        <w:t xml:space="preserve">Sommerville, I., Software Engineering, Pearson Education.</w:t>
-      </w:r>
-    </w:p>
-    <w:p xmlns:a="http://schemas.openxmlformats.org/drawingml/2006/main" xmlns:pic="http://schemas.openxmlformats.org/drawingml/2006/picture">
-      <w:pPr>
-        <w:jc w:val="both"/>
-      </w:pPr>
-      <w:r>
-        <w:rPr>
-          <w:rFonts w:ascii="Times New Roman" w:hAnsi="Times New Roman"/>
-          <w:sz w:val="28"/>
-        </w:rPr>
-        <w:t xml:space="preserve">Chacon, S. and Straub, B., Pro Git, Apress (available at git-scm.com).</w:t>
-      </w:r>
-    </w:p>
-    <w:p xmlns:a="http://schemas.openxmlformats.org/drawingml/2006/main" xmlns:pic="http://schemas.openxmlformats.org/drawingml/2006/picture">
-      <w:pPr>
-        <w:jc w:val="both"/>
-      </w:pPr>
-      <w:r>
-        <w:rPr>
-          <w:rFonts w:ascii="Times New Roman" w:hAnsi="Times New Roman"/>
-          <w:sz w:val="28"/>
-        </w:rPr>
-        <w:t xml:space="preserve">Fielding, R. T., Architectural Styles and the Design of Network-based Software Architectures, doctoral dissertation, University of California, Irvine, 2000.</w:t>
-      </w:r>
-    </w:p>
-    <w:p xmlns:a="http://schemas.openxmlformats.org/drawingml/2006/main" xmlns:pic="http://schemas.openxmlformats.org/drawingml/2006/picture">
-      <w:pPr>
-        <w:jc w:val="both"/>
-      </w:pPr>
-      <w:r>
-        <w:rPr>
-          <w:rFonts w:ascii="Times New Roman" w:hAnsi="Times New Roman"/>
-          <w:sz w:val="28"/>
-        </w:rPr>
-        <w:t xml:space="preserve">Python Software Foundation, Python Language Reference and Standard Library documentation, docs.python.org.</w:t>
-      </w:r>
-    </w:p>
-    <w:p xmlns:a="http://schemas.openxmlformats.org/drawingml/2006/main" xmlns:pic="http://schemas.openxmlformats.org/drawingml/2006/picture">
-      <w:pPr>
-        <w:jc w:val="both"/>
-      </w:pPr>
-      <w:r>
-        <w:rPr>
-          <w:rFonts w:ascii="Times New Roman" w:hAnsi="Times New Roman"/>
-          <w:sz w:val="28"/>
-        </w:rPr>
-        <w:t xml:space="preserve">Pressman, R. S., Software Engineering: A Practitioner's Approach, McGraw-Hill Education.</w:t>
-      </w:r>
-    </w:p>
-    <w:p xmlns:a="http://schemas.openxmlformats.org/drawingml/2006/main" xmlns:pic="http://schemas.openxmlformats.org/drawingml/2006/picture">
-      <w:pPr>
-        <w:jc w:val="both"/>
-      </w:pPr>
-      <w:r>
-        <w:rPr>
-          <w:rFonts w:ascii="Times New Roman" w:hAnsi="Times New Roman"/>
-          <w:sz w:val="28"/>
-        </w:rPr>
-        <w:t xml:space="preserve">Russell, S. and Norvig, P., Artificial Intelligence: A Modern Approach, Pearson Education.</w:t>
-      </w:r>
-    </w:p>
-    <w:p xmlns:a="http://schemas.openxmlformats.org/drawingml/2006/main" xmlns:pic="http://schemas.openxmlformats.org/drawingml/2006/picture">
-      <w:pPr>
-        <w:jc w:val="both"/>
-      </w:pPr>
-      <w:r>
-        <w:rPr>
-          <w:rFonts w:ascii="Times New Roman" w:hAnsi="Times New Roman"/>
-          <w:sz w:val="28"/>
-        </w:rPr>
-        <w:t xml:space="preserve">Kleppmann, M., Designing Data-Intensive Applications, O'Reilly Media.</w:t>
-      </w:r>
-    </w:p>
-    <w:p>
-      <w:pPr>
-        <w:keepNext xmlns:a="http://schemas.openxmlformats.org/drawingml/2006/main" xmlns:pic="http://schemas.openxmlformats.org/drawingml/2006/picture"/>
-        <w:pageBreakBefore/>
-        <w:jc w:val="center"/>
-      </w:pPr>
-      <w:r>
-        <w:rPr>
-          <w:rFonts w:ascii="Times New Roman" w:hAnsi="Times New Roman"/>
-          <w:b/>
-          <w:sz w:val="28"/>
-        </w:rPr>
-        <w:lastRenderedPageBreak/>
-        <w:t>APPENDICES</w:t>
-      </w:r>
-    </w:p>
-    <w:p>
-      <w:pPr>
-        <w:keepNext xmlns:a="http://schemas.openxmlformats.org/drawingml/2006/main" xmlns:pic="http://schemas.openxmlformats.org/drawingml/2006/picture"/>
-        <w:jc w:val="both"/>
-      </w:pPr>
-      <w:r>
-        <w:rPr>
-          <w:rFonts w:ascii="Times New Roman" w:hAnsi="Times New Roman"/>
-          <w:b/>
-          <w:sz w:val="28"/>
-        </w:rPr>
-        <w:t>Appendix A - Internship Certificate</w:t>
-      </w:r>
-    </w:p>
-    <w:p>
-      <w:pPr>
-        <w:jc w:val="both"/>
-      </w:pPr>
-      <w:r>
-        <w:rPr>
-          <w:rFonts w:ascii="Times New Roman" w:hAnsi="Times New Roman"/>
-          <w:sz w:val="28"/>
-        </w:rPr>
-        <w:t xml:space="preserve">This is to certify that Sanjay Ram A (Register Number 922123243045) completed an internship in AI/ML at GENREC AI from July 2026 to October 2026, working on Tabble - A Hotel OS under Jaisamyukth, Software Engineer. Company address: Main Campus Road, Thillai Nagar, Tiruchirappalli (Trichy), Tamil Nadu - 620018. The completion certificate is reproduced in full on page 26, before the References.</w:t>
-      </w:r>
-    </w:p>
-    <w:p>
-      <w:pPr>
-        <w:keepNext xmlns:a="http://schemas.openxmlformats.org/drawingml/2006/main" xmlns:pic="http://schemas.openxmlformats.org/drawingml/2006/picture"/>
-        <w:jc w:val="both"/>
-      </w:pPr>
-      <w:r>
-        <w:rPr>
-          <w:rFonts w:ascii="Times New Roman" w:hAnsi="Times New Roman"/>
-          <w:b/>
-          <w:sz w:val="28"/>
-        </w:rPr>
-        <w:t>Appendix B - Internship Offer / Permission Letter</w:t>
-      </w:r>
-    </w:p>
-    <w:p>
-      <w:pPr>
-        <w:jc w:val="both"/>
-      </w:pPr>
-      <w:r>
-        <w:rPr>
-          <w:rFonts w:ascii="Times New Roman" w:hAnsi="Times New Roman"/>
-          <w:sz w:val="28"/>
-        </w:rPr>
-        <w:t xml:space="preserve">Offer letter, signed by Shyamnath Shankar, Founder &amp; Chief Architect. Technical scope: data preprocessing, baseline training, hyperparameter evaluation, and backend model deployment. Deliverables: weekly sprint milestones and production-ready code artifacts. Confidentiality of proprietary source code, algorithms and datasets. Certification upon successful project sign-off. A copy of the offer letter is reproduced in full on page 3, after the Bonafide Certificate.</w:t>
-      </w:r>
-    </w:p>
-    <w:p>
-      <w:pPr>
-        <w:keepNext xmlns:a="http://schemas.openxmlformats.org/drawingml/2006/main" xmlns:pic="http://schemas.openxmlformats.org/drawingml/2006/picture"/>
-        <w:jc w:val="both"/>
-      </w:pPr>
-      <w:r>
-        <w:rPr>
-          <w:rFonts w:ascii="Times New Roman" w:hAnsi="Times New Roman"/>
-          <w:b/>
-          <w:sz w:val="28"/>
-        </w:rPr>
-        <w:t>Appendix C - Weekly Internship Logbook</w:t>
-      </w:r>
-    </w:p>
-    <w:p>
-      <w:pPr>
-        <w:jc w:val="both"/>
-      </w:pPr>
-      <w:r>
-        <w:rPr>
-          <w:rFonts w:ascii="Times New Roman" w:hAnsi="Times New Roman"/>
-          <w:sz w:val="28"/>
-        </w:rPr>
-        <w:t>Month 1: orientation and data work - product and codebase understanding, environment setup, version control workflow, data preprocessing. Month 2: model and backend work - baseline training, hyperparameter evaluation, backend service and API integration for menu and order operations. Month 3: feature work and refinement - QR ordering workflow, testing, review feedback and improvement.</w:t>
-      </w:r>
-    </w:p>
-    <w:p>
-      <w:pPr>
-        <w:jc w:val="center"/>
-      </w:pPr>
-      <w:r>
-        <w:rPr>
-          <w:rFonts w:ascii="Times New Roman" w:hAnsi="Times New Roman"/>
-          <w:i/>
-          <w:sz w:val="24"/>
-        </w:rPr>
-        <w:t>Table 3: Weekly internship logbook</w:t>
-      </w:r>
-    </w:p>
-    <w:tbl>
-      <w:tblPr>
-        <w:tblStyle w:val="TableGrid"/>
-        <w:tblW w:w="0" w:type="auto"/>
-        <w:jc w:val="center"/>
-        <w:tblLayout w:type="fixed"/>
-        <w:tblLook w:val="04A0" w:firstRow="1" w:lastRow="0" w:firstColumn="1" w:lastColumn="0" w:noHBand="0" w:noVBand="1"/>
-      </w:tblPr>
-      <w:tblGrid>
-        <w:gridCol w:w="850"/>
-        <w:gridCol w:w="2608"/>
-        <w:gridCol w:w="5386"/>
-      </w:tblGrid>
-      <w:tr>
-        <w:trPr>
-          <w:cantSplit/>
-          <w:tblHeader/>
-          <w:jc w:val="center"/>
-        </w:trPr>
-        <w:tc>
-          <w:tcPr>
-            <w:tcW w:w="850" w:type="dxa"/>
-            <w:shd w:val="clear" w:color="auto" w:fill="D9D9D9"/>
-          </w:tcPr>
-          <w:p>
-            <w:pPr>
-              <w:spacing w:before="40" w:after="40"/>
-              <w:jc w:val="center"/>
-            </w:pPr>
-            <w:r>
-              <w:rPr>
-                <w:rFonts w:ascii="Times New Roman" w:hAnsi="Times New Roman"/>
-                <w:b/>
-              </w:rPr>
-              <w:t>Week</w:t>
-            </w:r>
-          </w:p>
-        </w:tc>
-        <w:tc>
-          <w:tcPr>
-            <w:tcW w:w="2608" w:type="dxa"/>
-            <w:shd w:val="clear" w:color="auto" w:fill="D9D9D9"/>
-          </w:tcPr>
-          <w:p>
-            <w:pPr>
-              <w:spacing w:before="40" w:after="40"/>
-              <w:jc w:val="center"/>
-            </w:pPr>
-            <w:r>
-              <w:rPr>
-                <w:rFonts w:ascii="Times New Roman" w:hAnsi="Times New Roman"/>
-                <w:b/>
-              </w:rPr>
-              <w:t>Month</w:t>
-            </w:r>
-          </w:p>
-        </w:tc>
-        <w:tc>
-          <w:tcPr>
-            <w:tcW w:w="5386" w:type="dxa"/>
-            <w:shd w:val="clear" w:color="auto" w:fill="D9D9D9"/>
-          </w:tcPr>
-          <w:p>
-            <w:pPr>
-              <w:spacing w:before="40" w:after="40"/>
-              <w:jc w:val="center"/>
-            </w:pPr>
-            <w:r>
-              <w:rPr>
-                <w:rFonts w:ascii="Times New Roman" w:hAnsi="Times New Roman"/>
-                <w:b/>
-              </w:rPr>
-              <w:t>Activity</w:t>
-            </w:r>
-          </w:p>
-        </w:tc>
-      </w:tr>
-      <w:tr>
-        <w:trPr>
-          <w:cantSplit/>
-          <w:jc w:val="center"/>
-        </w:trPr>
-        <w:tc>
-          <w:tcPr>
-            <w:tcW w:w="850" w:type="dxa"/>
-          </w:tcPr>
-          <w:p>
-            <w:pPr>
-              <w:spacing w:before="40" w:after="40"/>
-              <w:jc w:val="center"/>
-            </w:pPr>
-            <w:r>
-              <w:rPr>
-                <w:rFonts w:ascii="Times New Roman" w:hAnsi="Times New Roman"/>
-              </w:rPr>
-              <w:t>1</w:t>
-            </w:r>
-          </w:p>
-        </w:tc>
-        <w:tc>
-          <w:tcPr>
-            <w:tcW w:w="2608" w:type="dxa"/>
-          </w:tcPr>
-          <w:p>
-            <w:pPr>
-              <w:spacing w:before="40" w:after="40"/>
-              <w:jc w:val="center"/>
-            </w:pPr>
-            <w:r>
-              <w:rPr>
-                <w:rFonts w:ascii="Times New Roman" w:hAnsi="Times New Roman"/>
-              </w:rPr>
-              <w:t>July 2026</w:t>
-            </w:r>
-          </w:p>
-        </w:tc>
-        <w:tc>
-          <w:tcPr>
-            <w:tcW w:w="5386" w:type="dxa"/>
-          </w:tcPr>
-          <w:p>
-            <w:pPr>
-              <w:spacing w:before="40" w:after="40"/>
-            </w:pPr>
-            <w:r>
-              <w:rPr>
-                <w:rFonts w:ascii="Times New Roman" w:hAnsi="Times New Roman"/>
-              </w:rPr>
-              <w:t>Orientation to the product and existing codebase; development environment and version-control workflow.</w:t>
-            </w:r>
-          </w:p>
-        </w:tc>
-      </w:tr>
-      <w:tr>
-        <w:trPr>
-          <w:cantSplit/>
-          <w:jc w:val="center"/>
-        </w:trPr>
-        <w:tc>
-          <w:tcPr>
-            <w:tcW w:w="850" w:type="dxa"/>
-          </w:tcPr>
-          <w:p>
-            <w:pPr>
-              <w:spacing w:before="40" w:after="40"/>
-              <w:jc w:val="center"/>
-            </w:pPr>
-            <w:r>
-              <w:rPr>
-                <w:rFonts w:ascii="Times New Roman" w:hAnsi="Times New Roman"/>
-              </w:rPr>
-              <w:t>2</w:t>
-            </w:r>
-          </w:p>
-        </w:tc>
-        <w:tc>
-          <w:tcPr>
-            <w:tcW w:w="2608" w:type="dxa"/>
-          </w:tcPr>
-          <w:p>
-            <w:pPr>
-              <w:spacing w:before="40" w:after="40"/>
-              <w:jc w:val="center"/>
-            </w:pPr>
-            <w:r>
-              <w:rPr>
-                <w:rFonts w:ascii="Times New Roman" w:hAnsi="Times New Roman"/>
-              </w:rPr>
-              <w:t>July 2026</w:t>
-            </w:r>
-          </w:p>
-        </w:tc>
-        <w:tc>
-          <w:tcPr>
-            <w:tcW w:w="5386" w:type="dxa"/>
-          </w:tcPr>
-          <w:p>
-            <w:pPr>
-              <w:spacing w:before="40" w:after="40"/>
-            </w:pPr>
-            <w:r>
-              <w:rPr>
-                <w:rFonts w:ascii="Times New Roman" w:hAnsi="Times New Roman"/>
-              </w:rPr>
-              <w:t>Collection of operational records such as menu, order and table data; first quality checks.</w:t>
-            </w:r>
-          </w:p>
-        </w:tc>
-      </w:tr>
-      <w:tr>
-        <w:trPr>
-          <w:cantSplit/>
-          <w:jc w:val="center"/>
-        </w:trPr>
-        <w:tc>
-          <w:tcPr>
-            <w:tcW w:w="850" w:type="dxa"/>
-          </w:tcPr>
-          <w:p>
-            <w:pPr>
-              <w:spacing w:before="40" w:after="40"/>
-              <w:jc w:val="center"/>
-            </w:pPr>
-            <w:r>
-              <w:rPr>
-                <w:rFonts w:ascii="Times New Roman" w:hAnsi="Times New Roman"/>
-              </w:rPr>
-              <w:t>3</w:t>
-            </w:r>
-          </w:p>
-        </w:tc>
-        <w:tc>
-          <w:tcPr>
-            <w:tcW w:w="2608" w:type="dxa"/>
-          </w:tcPr>
-          <w:p>
-            <w:pPr>
-              <w:spacing w:before="40" w:after="40"/>
-              <w:jc w:val="center"/>
-            </w:pPr>
-            <w:r>
-              <w:rPr>
-                <w:rFonts w:ascii="Times New Roman" w:hAnsi="Times New Roman"/>
-              </w:rPr>
-              <w:t>July 2026</w:t>
-            </w:r>
-          </w:p>
-        </w:tc>
-        <w:tc>
-          <w:tcPr>
-            <w:tcW w:w="5386" w:type="dxa"/>
-          </w:tcPr>
-          <w:p>
-            <w:pPr>
-              <w:spacing w:before="40" w:after="40"/>
-            </w:pPr>
-            <w:r>
-              <w:rPr>
-                <w:rFonts w:ascii="Times New Roman" w:hAnsi="Times New Roman"/>
-              </w:rPr>
-              <w:t>Data preprocessing: validation, cleaning, missing-value handling and normalisation.</w:t>
-            </w:r>
-          </w:p>
-        </w:tc>
-      </w:tr>
-      <w:tr>
-        <w:trPr>
-          <w:cantSplit/>
-          <w:jc w:val="center"/>
-        </w:trPr>
-        <w:tc>
-          <w:tcPr>
-            <w:tcW w:w="850" w:type="dxa"/>
-          </w:tcPr>
-          <w:p>
-            <w:pPr>
-              <w:spacing w:before="40" w:after="40"/>
-              <w:jc w:val="center"/>
-            </w:pPr>
-            <w:r>
-              <w:rPr>
-                <w:rFonts w:ascii="Times New Roman" w:hAnsi="Times New Roman"/>
-              </w:rPr>
-              <w:t>4</w:t>
-            </w:r>
-          </w:p>
-        </w:tc>
-        <w:tc>
-          <w:tcPr>
-            <w:tcW w:w="2608" w:type="dxa"/>
-          </w:tcPr>
-          <w:p>
-            <w:pPr>
-              <w:spacing w:before="40" w:after="40"/>
-              <w:jc w:val="center"/>
-            </w:pPr>
-            <w:r>
-              <w:rPr>
-                <w:rFonts w:ascii="Times New Roman" w:hAnsi="Times New Roman"/>
-              </w:rPr>
-              <w:t>July 2026</w:t>
-            </w:r>
-          </w:p>
-        </w:tc>
-        <w:tc>
-          <w:tcPr>
-            <w:tcW w:w="5386" w:type="dxa"/>
-          </w:tcPr>
-          <w:p>
-            <w:pPr>
-              <w:spacing w:before="40" w:after="40"/>
-            </w:pPr>
-            <w:r>
-              <w:rPr>
-                <w:rFonts w:ascii="Times New Roman" w:hAnsi="Times New Roman"/>
-              </w:rPr>
-              <w:t>Baseline model training on the prepared data; first evaluation metrics.</w:t>
-            </w:r>
-          </w:p>
-        </w:tc>
-      </w:tr>
-      <w:tr>
-        <w:trPr>
-          <w:cantSplit/>
-          <w:jc w:val="center"/>
-        </w:trPr>
-        <w:tc>
-          <w:tcPr>
-            <w:tcW w:w="850" w:type="dxa"/>
-          </w:tcPr>
-          <w:p>
-            <w:pPr>
-              <w:spacing w:before="40" w:after="40"/>
-              <w:jc w:val="center"/>
-            </w:pPr>
-            <w:r>
-              <w:rPr>
-                <w:rFonts w:ascii="Times New Roman" w:hAnsi="Times New Roman"/>
-              </w:rPr>
-              <w:t>5</w:t>
-            </w:r>
-          </w:p>
-        </w:tc>
-        <w:tc>
-          <w:tcPr>
-            <w:tcW w:w="2608" w:type="dxa"/>
-          </w:tcPr>
-          <w:p>
-            <w:pPr>
-              <w:spacing w:before="40" w:after="40"/>
-              <w:jc w:val="center"/>
-            </w:pPr>
-            <w:r>
-              <w:rPr>
-                <w:rFonts w:ascii="Times New Roman" w:hAnsi="Times New Roman"/>
-              </w:rPr>
-              <w:t>August 2026</w:t>
-            </w:r>
-          </w:p>
-        </w:tc>
-        <w:tc>
-          <w:tcPr>
-            <w:tcW w:w="5386" w:type="dxa"/>
-          </w:tcPr>
-          <w:p>
-            <w:pPr>
-              <w:spacing w:before="40" w:after="40"/>
-            </w:pPr>
-            <w:r>
-              <w:rPr>
-                <w:rFonts w:ascii="Times New Roman" w:hAnsi="Times New Roman"/>
-              </w:rPr>
-              <w:t>Hyperparameter evaluation on held-out data; comparison of baseline results.</w:t>
-            </w:r>
-          </w:p>
-        </w:tc>
-      </w:tr>
-      <w:tr>
-        <w:trPr>
-          <w:cantSplit/>
-          <w:jc w:val="center"/>
-        </w:trPr>
-        <w:tc>
-          <w:tcPr>
-            <w:tcW w:w="850" w:type="dxa"/>
-          </w:tcPr>
-          <w:p>
-            <w:pPr>
-              <w:spacing w:before="40" w:after="40"/>
-              <w:jc w:val="center"/>
-            </w:pPr>
-            <w:r>
-              <w:rPr>
-                <w:rFonts w:ascii="Times New Roman" w:hAnsi="Times New Roman"/>
-              </w:rPr>
-              <w:t>6</w:t>
-            </w:r>
-          </w:p>
-        </w:tc>
-        <w:tc>
-          <w:tcPr>
-            <w:tcW w:w="2608" w:type="dxa"/>
-          </w:tcPr>
-          <w:p>
-            <w:pPr>
-              <w:spacing w:before="40" w:after="40"/>
-              <w:jc w:val="center"/>
-            </w:pPr>
-            <w:r>
-              <w:rPr>
-                <w:rFonts w:ascii="Times New Roman" w:hAnsi="Times New Roman"/>
-              </w:rPr>
-              <w:t>August 2026</w:t>
-            </w:r>
-          </w:p>
-        </w:tc>
-        <w:tc>
-          <w:tcPr>
-            <w:tcW w:w="5386" w:type="dxa"/>
-          </w:tcPr>
-          <w:p>
-            <w:pPr>
-              <w:spacing w:before="40" w:after="40"/>
-            </w:pPr>
-            <w:r>
-              <w:rPr>
-                <w:rFonts w:ascii="Times New Roman" w:hAnsi="Times New Roman"/>
-              </w:rPr>
-              <w:t>Backend service structure, request and response handling, and data access conventions.</w:t>
-            </w:r>
-          </w:p>
-        </w:tc>
-      </w:tr>
-      <w:tr>
-        <w:trPr>
-          <w:cantSplit/>
-          <w:jc w:val="center"/>
-        </w:trPr>
-        <w:tc>
-          <w:tcPr>
-            <w:tcW w:w="850" w:type="dxa"/>
-          </w:tcPr>
-          <w:p>
-            <w:pPr>
-              <w:spacing w:before="40" w:after="40"/>
-              <w:jc w:val="center"/>
-            </w:pPr>
-            <w:r>
-              <w:rPr>
-                <w:rFonts w:ascii="Times New Roman" w:hAnsi="Times New Roman"/>
-              </w:rPr>
-              <w:t>7</w:t>
-            </w:r>
-          </w:p>
-        </w:tc>
-        <w:tc>
-          <w:tcPr>
-            <w:tcW w:w="2608" w:type="dxa"/>
-          </w:tcPr>
-          <w:p>
-            <w:pPr>
-              <w:spacing w:before="40" w:after="40"/>
-              <w:jc w:val="center"/>
-            </w:pPr>
-            <w:r>
-              <w:rPr>
-                <w:rFonts w:ascii="Times New Roman" w:hAnsi="Times New Roman"/>
-              </w:rPr>
-              <w:t>August 2026</w:t>
-            </w:r>
-          </w:p>
-        </w:tc>
-        <w:tc>
-          <w:tcPr>
-            <w:tcW w:w="5386" w:type="dxa"/>
-          </w:tcPr>
-          <w:p>
-            <w:pPr>
-              <w:spacing w:before="40" w:after="40"/>
-            </w:pPr>
-            <w:r>
-              <w:rPr>
-                <w:rFonts w:ascii="Times New Roman" w:hAnsi="Times New Roman"/>
-              </w:rPr>
-              <w:t>Menu service: categories, items, availability and pricing endpoints.</w:t>
-            </w:r>
-          </w:p>
-        </w:tc>
-      </w:tr>
-      <w:tr>
-        <w:trPr>
-          <w:cantSplit/>
-          <w:jc w:val="center"/>
-        </w:trPr>
-        <w:tc>
-          <w:tcPr>
-            <w:tcW w:w="850" w:type="dxa"/>
-          </w:tcPr>
-          <w:p>
-            <w:pPr>
-              <w:spacing w:before="40" w:after="40"/>
-              <w:jc w:val="center"/>
-            </w:pPr>
-            <w:r>
-              <w:rPr>
-                <w:rFonts w:ascii="Times New Roman" w:hAnsi="Times New Roman"/>
-              </w:rPr>
-              <w:t>8</w:t>
-            </w:r>
-          </w:p>
-        </w:tc>
-        <w:tc>
-          <w:tcPr>
-            <w:tcW w:w="2608" w:type="dxa"/>
-          </w:tcPr>
-          <w:p>
-            <w:pPr>
-              <w:spacing w:before="40" w:after="40"/>
-              <w:jc w:val="center"/>
-            </w:pPr>
-            <w:r>
-              <w:rPr>
-                <w:rFonts w:ascii="Times New Roman" w:hAnsi="Times New Roman"/>
-              </w:rPr>
-              <w:t>August 2026</w:t>
-            </w:r>
-          </w:p>
-        </w:tc>
-        <w:tc>
-          <w:tcPr>
-            <w:tcW w:w="5386" w:type="dxa"/>
-          </w:tcPr>
-          <w:p>
-            <w:pPr>
-              <w:spacing w:before="40" w:after="40"/>
-            </w:pPr>
-            <w:r>
-              <w:rPr>
-                <w:rFonts w:ascii="Times New Roman" w:hAnsi="Times New Roman"/>
-              </w:rPr>
-              <w:t>Order service: validation and persistence of orders as the source of truth.</w:t>
-            </w:r>
-          </w:p>
-        </w:tc>
-      </w:tr>
-      <w:tr>
-        <w:trPr>
-          <w:cantSplit/>
-          <w:jc w:val="center"/>
-        </w:trPr>
-        <w:tc>
-          <w:tcPr>
-            <w:tcW w:w="850" w:type="dxa"/>
-          </w:tcPr>
-          <w:p>
-            <w:pPr>
-              <w:spacing w:before="40" w:after="40"/>
-              <w:jc w:val="center"/>
-            </w:pPr>
-            <w:r>
-              <w:rPr>
-                <w:rFonts w:ascii="Times New Roman" w:hAnsi="Times New Roman"/>
-              </w:rPr>
-              <w:t>9</w:t>
-            </w:r>
-          </w:p>
-        </w:tc>
-        <w:tc>
-          <w:tcPr>
-            <w:tcW w:w="2608" w:type="dxa"/>
-          </w:tcPr>
-          <w:p>
-            <w:pPr>
-              <w:spacing w:before="40" w:after="40"/>
-              <w:jc w:val="center"/>
-            </w:pPr>
-            <w:r>
-              <w:rPr>
-                <w:rFonts w:ascii="Times New Roman" w:hAnsi="Times New Roman"/>
-              </w:rPr>
-              <w:t>September 2026</w:t>
-            </w:r>
-          </w:p>
-        </w:tc>
-        <w:tc>
-          <w:tcPr>
-            <w:tcW w:w="5386" w:type="dxa"/>
-          </w:tcPr>
-          <w:p>
-            <w:pPr>
-              <w:spacing w:before="40" w:after="40"/>
-            </w:pPr>
-            <w:r>
-              <w:rPr>
-                <w:rFonts w:ascii="Times New Roman" w:hAnsi="Times New Roman"/>
-              </w:rPr>
-              <w:t>Table and QR identity: resolving a scanned code to a table session.</w:t>
-            </w:r>
-          </w:p>
-        </w:tc>
-      </w:tr>
-      <w:tr>
-        <w:trPr>
-          <w:cantSplit/>
-          <w:jc w:val="center"/>
-        </w:trPr>
-        <w:tc>
-          <w:tcPr>
-            <w:tcW w:w="850" w:type="dxa"/>
-          </w:tcPr>
-          <w:p>
-            <w:pPr>
-              <w:spacing w:before="40" w:after="40"/>
-              <w:jc w:val="center"/>
-            </w:pPr>
-            <w:r>
-              <w:rPr>
-                <w:rFonts w:ascii="Times New Roman" w:hAnsi="Times New Roman"/>
-              </w:rPr>
-              <w:t>10</w:t>
-            </w:r>
-          </w:p>
-        </w:tc>
-        <w:tc>
-          <w:tcPr>
-            <w:tcW w:w="2608" w:type="dxa"/>
-          </w:tcPr>
-          <w:p>
-            <w:pPr>
-              <w:spacing w:before="40" w:after="40"/>
-              <w:jc w:val="center"/>
-            </w:pPr>
-            <w:r>
-              <w:rPr>
-                <w:rFonts w:ascii="Times New Roman" w:hAnsi="Times New Roman"/>
-              </w:rPr>
-              <w:t>September 2026</w:t>
-            </w:r>
-          </w:p>
-        </w:tc>
-        <w:tc>
-          <w:tcPr>
-            <w:tcW w:w="5386" w:type="dxa"/>
-          </w:tcPr>
-          <w:p>
-            <w:pPr>
-              <w:spacing w:before="40" w:after="40"/>
-            </w:pPr>
-            <w:r>
-              <w:rPr>
-                <w:rFonts w:ascii="Times New Roman" w:hAnsi="Times New Roman"/>
-              </w:rPr>
-              <w:t>Kitchen dashboard and notification integration for real-time order visibility.</w:t>
-            </w:r>
-          </w:p>
-        </w:tc>
-      </w:tr>
-      <w:tr>
-        <w:trPr>
-          <w:cantSplit/>
-          <w:jc w:val="center"/>
-        </w:trPr>
-        <w:tc>
-          <w:tcPr>
-            <w:tcW w:w="850" w:type="dxa"/>
-          </w:tcPr>
-          <w:p>
-            <w:pPr>
-              <w:spacing w:before="40" w:after="40"/>
-              <w:jc w:val="center"/>
-            </w:pPr>
-            <w:r>
-              <w:rPr>
-                <w:rFonts w:ascii="Times New Roman" w:hAnsi="Times New Roman"/>
-              </w:rPr>
-              <w:t>11</w:t>
-            </w:r>
-          </w:p>
-        </w:tc>
-        <w:tc>
-          <w:tcPr>
-            <w:tcW w:w="2608" w:type="dxa"/>
-          </w:tcPr>
-          <w:p>
-            <w:pPr>
-              <w:spacing w:before="40" w:after="40"/>
-              <w:jc w:val="center"/>
-            </w:pPr>
-            <w:r>
-              <w:rPr>
-                <w:rFonts w:ascii="Times New Roman" w:hAnsi="Times New Roman"/>
-              </w:rPr>
-              <w:t>September 2026</w:t>
-            </w:r>
-          </w:p>
-        </w:tc>
-        <w:tc>
-          <w:tcPr>
-            <w:tcW w:w="5386" w:type="dxa"/>
-          </w:tcPr>
-          <w:p>
-            <w:pPr>
-              <w:spacing w:before="40" w:after="40"/>
-            </w:pPr>
-            <w:r>
-              <w:rPr>
-                <w:rFonts w:ascii="Times New Roman" w:hAnsi="Times New Roman"/>
-              </w:rPr>
-              <w:t>Billing and payment handling from confirmed orders.</w:t>
-            </w:r>
-          </w:p>
-        </w:tc>
-      </w:tr>
-      <w:tr>
-        <w:trPr>
-          <w:cantSplit/>
-          <w:jc w:val="center"/>
-        </w:trPr>
-        <w:tc>
-          <w:tcPr>
-            <w:tcW w:w="850" w:type="dxa"/>
-          </w:tcPr>
-          <w:p>
-            <w:pPr>
-              <w:spacing w:before="40" w:after="40"/>
-              <w:jc w:val="center"/>
-            </w:pPr>
-            <w:r>
-              <w:rPr>
-                <w:rFonts w:ascii="Times New Roman" w:hAnsi="Times New Roman"/>
-              </w:rPr>
-              <w:lastRenderedPageBreak/>
-              <w:t>12</w:t>
-            </w:r>
-          </w:p>
-        </w:tc>
-        <w:tc>
-          <w:tcPr>
-            <w:tcW w:w="2608" w:type="dxa"/>
-          </w:tcPr>
-          <w:p>
-            <w:pPr>
-              <w:spacing w:before="40" w:after="40"/>
-              <w:jc w:val="center"/>
-            </w:pPr>
-            <w:r>
-              <w:rPr>
-                <w:rFonts w:ascii="Times New Roman" w:hAnsi="Times New Roman"/>
-              </w:rPr>
-              <w:t>October 2026</w:t>
-            </w:r>
-          </w:p>
-        </w:tc>
-        <w:tc>
-          <w:tcPr>
-            <w:tcW w:w="5386" w:type="dxa"/>
-          </w:tcPr>
-          <w:p>
-            <w:pPr>
-              <w:spacing w:before="40" w:after="40"/>
-            </w:pPr>
-            <w:r>
-              <w:rPr>
-                <w:rFonts w:ascii="Times New Roman" w:hAnsi="Times New Roman"/>
-              </w:rPr>
-              <w:t>Testing, review feedback and refinement of the ordering experience.</w:t>
-            </w:r>
-          </w:p>
-        </w:tc>
-      </w:tr>
-      <w:tr>
-        <w:trPr>
-          <w:cantSplit/>
-          <w:jc w:val="center"/>
-        </w:trPr>
-        <w:tc>
-          <w:tcPr>
-            <w:tcW w:w="850" w:type="dxa"/>
-          </w:tcPr>
-          <w:p>
-            <w:pPr>
-              <w:spacing w:before="40" w:after="40"/>
-              <w:jc w:val="center"/>
-            </w:pPr>
-            <w:r>
-              <w:rPr>
-                <w:rFonts w:ascii="Times New Roman" w:hAnsi="Times New Roman"/>
-              </w:rPr>
-              <w:t>13</w:t>
-            </w:r>
-          </w:p>
-        </w:tc>
-        <w:tc>
-          <w:tcPr>
-            <w:tcW w:w="2608" w:type="dxa"/>
-          </w:tcPr>
-          <w:p>
-            <w:pPr>
-              <w:spacing w:before="40" w:after="40"/>
-              <w:jc w:val="center"/>
-            </w:pPr>
-            <w:r>
-              <w:rPr>
-                <w:rFonts w:ascii="Times New Roman" w:hAnsi="Times New Roman"/>
-              </w:rPr>
-              <w:t>October 2026</w:t>
-            </w:r>
-          </w:p>
-        </w:tc>
-        <w:tc>
-          <w:tcPr>
-            <w:tcW w:w="5386" w:type="dxa"/>
-          </w:tcPr>
-          <w:p>
-            <w:pPr>
-              <w:spacing w:before="40" w:after="40"/>
-            </w:pPr>
-            <w:r>
-              <w:rPr>
-                <w:rFonts w:ascii="Times New Roman" w:hAnsi="Times New Roman"/>
-              </w:rPr>
-              <w:t>Review of deliverables, documentation, and sign-off of assigned work.</w:t>
-            </w:r>
-          </w:p>
-        </w:tc>
-      </w:tr>
-    </w:tbl>
-    <w:p>
-      <w:pPr>
-        <w:spacing w:after="0"/>
-        <w:jc w:val="both"/>
-      </w:pPr>
-    </w:p>
-    <w:p>
-      <w:pPr>
-        <w:keepNext xmlns:a="http://schemas.openxmlformats.org/drawingml/2006/main" xmlns:pic="http://schemas.openxmlformats.org/drawingml/2006/picture"/>
-        <w:jc w:val="both"/>
-      </w:pPr>
-      <w:r>
-        <w:rPr>
-          <w:rFonts w:ascii="Times New Roman" w:hAnsi="Times New Roman"/>
-          <w:b/>
-          <w:sz w:val="28"/>
-        </w:rPr>
-        <w:t>Appendix D - Industry Mentor Evaluation</w:t>
-      </w:r>
-    </w:p>
-    <w:p>
-      <w:pPr>
-        <w:jc w:val="both"/>
-      </w:pPr>
-      <w:r>
-        <w:rPr>
-          <w:rFonts w:ascii="Times New Roman" w:hAnsi="Times New Roman"/>
-          <w:sz w:val="28"/>
-        </w:rPr>
-        <w:t>Industry mentor Jaisamyukth, Software Engineer, guided requirement understanding, technical problem approaches and implementation quality, with interaction for technical clarification, code-related guidance and project feedback.</w:t>
-      </w:r>
-    </w:p>
-    <w:p>
-      <w:pPr>
-        <w:jc w:val="center"/>
-      </w:pPr>
-      <w:r>
-        <w:rPr>
-          <w:rFonts w:ascii="Times New Roman" w:hAnsi="Times New Roman"/>
-          <w:i/>
-          <w:sz w:val="24"/>
-        </w:rPr>
-        <w:t>Table 4: Areas of guidance from the industry mentor</w:t>
-      </w:r>
-    </w:p>
-    <w:tbl>
-      <w:tblPr>
-        <w:tblStyle w:val="TableGrid"/>
-        <w:tblW w:w="0" w:type="auto"/>
-        <w:jc w:val="center"/>
-        <w:tblLayout w:type="fixed"/>
-        <w:tblLook w:val="04A0" w:firstRow="1" w:lastRow="0" w:firstColumn="1" w:lastColumn="0" w:noHBand="0" w:noVBand="1"/>
-      </w:tblPr>
-      <w:tblGrid>
-        <w:gridCol w:w="2835"/>
-        <w:gridCol w:w="6009"/>
-      </w:tblGrid>
-      <w:tr>
-        <w:trPr>
-          <w:cantSplit/>
-          <w:tblHeader/>
-          <w:jc w:val="center"/>
-        </w:trPr>
-        <w:tc>
-          <w:tcPr>
-            <w:tcW w:w="2835" w:type="dxa"/>
-            <w:shd w:val="clear" w:color="auto" w:fill="D9D9D9"/>
-          </w:tcPr>
-          <w:p>
-            <w:pPr>
-              <w:spacing w:before="40" w:after="40"/>
-              <w:jc w:val="center"/>
-            </w:pPr>
-            <w:r>
-              <w:rPr>
-                <w:rFonts w:ascii="Times New Roman" w:hAnsi="Times New Roman"/>
-                <w:b/>
-                <w:sz w:val="22"/>
-              </w:rPr>
-              <w:t>Area</w:t>
-            </w:r>
-          </w:p>
-        </w:tc>
-        <w:tc>
-          <w:tcPr>
-            <w:tcW w:w="6009" w:type="dxa"/>
-            <w:shd w:val="clear" w:color="auto" w:fill="D9D9D9"/>
-          </w:tcPr>
-          <w:p>
-            <w:pPr>
-              <w:spacing w:before="40" w:after="40"/>
-              <w:jc w:val="center"/>
-            </w:pPr>
-            <w:r>
-              <w:rPr>
-                <w:rFonts w:ascii="Times New Roman" w:hAnsi="Times New Roman"/>
-                <w:b/>
-                <w:sz w:val="22"/>
-              </w:rPr>
-              <w:t>Guidance received</w:t>
-            </w:r>
-          </w:p>
-        </w:tc>
-      </w:tr>
-      <w:tr>
-        <w:trPr>
-          <w:cantSplit/>
-          <w:jc w:val="center"/>
-        </w:trPr>
-        <w:tc>
-          <w:tcPr>
-            <w:tcW w:w="2835" w:type="dxa"/>
-          </w:tcPr>
-          <w:p>
-            <w:pPr>
-              <w:spacing w:before="40" w:after="40"/>
-            </w:pPr>
-            <w:r>
-              <w:rPr>
-                <w:rFonts w:ascii="Times New Roman" w:hAnsi="Times New Roman"/>
-                <w:sz w:val="22"/>
-              </w:rPr>
-              <w:t>Understanding of requirements</w:t>
-            </w:r>
-          </w:p>
-        </w:tc>
-        <w:tc>
-          <w:tcPr>
-            <w:tcW w:w="6009" w:type="dxa"/>
-          </w:tcPr>
-          <w:p>
-            <w:pPr>
-              <w:spacing w:before="40" w:after="40"/>
-            </w:pPr>
-            <w:r>
-              <w:rPr>
-                <w:rFonts w:ascii="Times New Roman" w:hAnsi="Times New Roman"/>
-                <w:sz w:val="22"/>
-              </w:rPr>
-              <w:t>Guided the student in understanding the requirements of the ordering workflow and splitting them into weekly sprint milestones.</w:t>
-            </w:r>
-          </w:p>
-        </w:tc>
-      </w:tr>
-      <w:tr>
-        <w:trPr>
-          <w:cantSplit/>
-          <w:jc w:val="center"/>
-        </w:trPr>
-        <w:tc>
-          <w:tcPr>
-            <w:tcW w:w="2835" w:type="dxa"/>
-          </w:tcPr>
-          <w:p>
-            <w:pPr>
-              <w:spacing w:before="40" w:after="40"/>
-            </w:pPr>
-            <w:r>
-              <w:rPr>
-                <w:rFonts w:ascii="Times New Roman" w:hAnsi="Times New Roman"/>
-                <w:sz w:val="22"/>
-              </w:rPr>
-              <w:t>Technical problem approaches</w:t>
-            </w:r>
-          </w:p>
-        </w:tc>
-        <w:tc>
-          <w:tcPr>
-            <w:tcW w:w="6009" w:type="dxa"/>
-          </w:tcPr>
-          <w:p>
-            <w:pPr>
-              <w:spacing w:before="40" w:after="40"/>
-            </w:pPr>
-            <w:r>
-              <w:rPr>
-                <w:rFonts w:ascii="Times New Roman" w:hAnsi="Times New Roman"/>
-                <w:sz w:val="22"/>
-              </w:rPr>
-              <w:t>Advised on approaches to validation, data handling and service structure, and on how to evaluate baseline models.</w:t>
-            </w:r>
-          </w:p>
-        </w:tc>
-      </w:tr>
-      <w:tr>
-        <w:trPr>
-          <w:cantSplit/>
-          <w:jc w:val="center"/>
-        </w:trPr>
-        <w:tc>
-          <w:tcPr>
-            <w:tcW w:w="2835" w:type="dxa"/>
-          </w:tcPr>
-          <w:p>
-            <w:pPr>
-              <w:spacing w:before="40" w:after="40"/>
-            </w:pPr>
-            <w:r>
-              <w:rPr>
-                <w:rFonts w:ascii="Times New Roman" w:hAnsi="Times New Roman"/>
-                <w:sz w:val="22"/>
-              </w:rPr>
-              <w:t>Implementation quality</w:t>
-            </w:r>
-          </w:p>
-        </w:tc>
-        <w:tc>
-          <w:tcPr>
-            <w:tcW w:w="6009" w:type="dxa"/>
-          </w:tcPr>
-          <w:p>
-            <w:pPr>
-              <w:spacing w:before="40" w:after="40"/>
-            </w:pPr>
-            <w:r>
-              <w:rPr>
-                <w:rFonts w:ascii="Times New Roman" w:hAnsi="Times New Roman"/>
-                <w:sz w:val="22"/>
-              </w:rPr>
-              <w:t>Reviewed code before merge and gave feedback on structure, readability and error handling.</w:t>
-            </w:r>
-          </w:p>
-        </w:tc>
-      </w:tr>
-      <w:tr>
-        <w:trPr>
-          <w:cantSplit/>
-          <w:jc w:val="center"/>
-        </w:trPr>
-        <w:tc>
-          <w:tcPr>
-            <w:tcW w:w="2835" w:type="dxa"/>
-          </w:tcPr>
-          <w:p>
-            <w:pPr>
-              <w:spacing w:before="40" w:after="40"/>
-            </w:pPr>
-            <w:r>
-              <w:rPr>
-                <w:rFonts w:ascii="Times New Roman" w:hAnsi="Times New Roman"/>
-                <w:sz w:val="22"/>
-              </w:rPr>
-              <w:t>Technical clarification</w:t>
-            </w:r>
-          </w:p>
-        </w:tc>
-        <w:tc>
-          <w:tcPr>
-            <w:tcW w:w="6009" w:type="dxa"/>
-          </w:tcPr>
-          <w:p>
-            <w:pPr>
-              <w:spacing w:before="40" w:after="40"/>
-            </w:pPr>
-            <w:r>
-              <w:rPr>
-                <w:rFonts w:ascii="Times New Roman" w:hAnsi="Times New Roman"/>
-                <w:sz w:val="22"/>
-              </w:rPr>
-              <w:t>Available for questions and clarification throughout the internship.</w:t>
-            </w:r>
-          </w:p>
-        </w:tc>
-      </w:tr>
-      <w:tr>
-        <w:trPr>
-          <w:cantSplit/>
-          <w:jc w:val="center"/>
-        </w:trPr>
-        <w:tc>
-          <w:tcPr>
-            <w:tcW w:w="2835" w:type="dxa"/>
-          </w:tcPr>
-          <w:p>
-            <w:pPr>
-              <w:spacing w:before="40" w:after="40"/>
-            </w:pPr>
-            <w:r>
-              <w:rPr>
-                <w:rFonts w:ascii="Times New Roman" w:hAnsi="Times New Roman"/>
-                <w:sz w:val="22"/>
-              </w:rPr>
-              <w:t>Code-related guidance</w:t>
-            </w:r>
-          </w:p>
-        </w:tc>
-        <w:tc>
-          <w:tcPr>
-            <w:tcW w:w="6009" w:type="dxa"/>
-          </w:tcPr>
-          <w:p>
-            <w:pPr>
-              <w:spacing w:before="40" w:after="40"/>
-            </w:pPr>
-            <w:r>
-              <w:rPr>
-                <w:rFonts w:ascii="Times New Roman" w:hAnsi="Times New Roman"/>
-                <w:sz w:val="22"/>
-              </w:rPr>
-              <w:t>Guidance on version-control practice, focused commits and review before merging.</w:t>
-            </w:r>
-          </w:p>
-        </w:tc>
-      </w:tr>
-      <w:tr>
-        <w:trPr>
-          <w:cantSplit/>
-          <w:jc w:val="center"/>
-        </w:trPr>
-        <w:tc>
-          <w:tcPr>
-            <w:tcW w:w="2835" w:type="dxa"/>
-          </w:tcPr>
-          <w:p>
-            <w:pPr>
-              <w:spacing w:before="40" w:after="40"/>
-            </w:pPr>
-            <w:r>
-              <w:rPr>
-                <w:rFonts w:ascii="Times New Roman" w:hAnsi="Times New Roman"/>
-                <w:sz w:val="22"/>
-              </w:rPr>
-              <w:t>Project feedback</w:t>
-            </w:r>
-          </w:p>
-        </w:tc>
-        <w:tc>
-          <w:tcPr>
-            <w:tcW w:w="6009" w:type="dxa"/>
-          </w:tcPr>
-          <w:p>
-            <w:pPr>
-              <w:spacing w:before="40" w:after="40"/>
-            </w:pPr>
-            <w:r>
-              <w:rPr>
-                <w:rFonts w:ascii="Times New Roman" w:hAnsi="Times New Roman"/>
-                <w:sz w:val="22"/>
-              </w:rPr>
-              <w:t>Regular feedback on progress of the Tabble work and on the quality of each sprint deliverable.</w:t>
-            </w:r>
-          </w:p>
-        </w:tc>
-      </w:tr>
-    </w:tbl>
-    <w:p>
-      <w:pPr>
-        <w:spacing w:after="0"/>
-        <w:jc w:val="both"/>
-      </w:pPr>
-    </w:p>
-    <w:p>
-      <w:r>
-        <w:rPr>
-          <w:rFonts w:ascii="Times New Roman" w:hAnsi="Times New Roman"/>
-          <w:sz w:val="24"/>
-        </w:rPr>
-        <w:t>Mentor: Jaisamyukth, Software Engineer, GENREC AI.</w:t>
-      </w:r>
-    </w:p>
-    <w:p>
-      <w:pPr>
-        <w:keepNext xmlns:a="http://schemas.openxmlformats.org/drawingml/2006/main" xmlns:pic="http://schemas.openxmlformats.org/drawingml/2006/picture"/>
-        <w:jc w:val="both"/>
-      </w:pPr>
-      <w:r>
-        <w:rPr>
-          <w:rFonts w:ascii="Times New Roman" w:hAnsi="Times New Roman"/>
-          <w:b/>
-          <w:sz w:val="28"/>
-        </w:rPr>
-        <w:t>Appendix E - Final Internship Presentation / Viva Record</w:t>
-      </w:r>
-    </w:p>
-    <w:p>
-      <w:pPr>
-        <w:jc w:val="both"/>
-      </w:pPr>
-      <w:r>
-        <w:rPr>
-          <w:rFonts w:ascii="Times New Roman" w:hAnsi="Times New Roman"/>
-          <w:sz w:val="28"/>
-        </w:rPr>
-        <w:t>The review meeting collected and verified the internship details, AI/ML training, software-development responsibilities, project involvement and practical learning. The student was advised to maintain proper records and continue developing Tabble based on the technical experience gained.</w:t>
-      </w:r>
-    </w:p>
-    <w:p>
-      <w:pPr>
-        <w:keepNext xmlns:a="http://schemas.openxmlformats.org/drawingml/2006/main" xmlns:pic="http://schemas.openxmlformats.org/drawingml/2006/picture"/>
-        <w:jc w:val="both"/>
-      </w:pPr>
-      <w:r>
-        <w:rPr>
-          <w:rFonts w:ascii="Times New Roman" w:hAnsi="Times New Roman"/>
-          <w:b/>
-          <w:sz w:val="28"/>
-        </w:rPr>
-        <w:t>Appendix F - Photographs, Screenshots and Project Evidence</w:t>
-      </w:r>
-    </w:p>
-    <w:p>
-      <w:pPr>
-        <w:jc w:val="both"/>
-      </w:pPr>
-      <w:r>
-        <w:rPr>
-          <w:rFonts w:ascii="Times New Roman" w:hAnsi="Times New Roman"/>
-          <w:sz w:val="28"/>
-        </w:rPr>
-        <w:t>Project evidence figures are included in Chapter 4 of this report (architecture, workflow/lifecycle and mind map), sourced from the internship project record.</w:t>
-      </w:r>
-    </w:p>
-    <w:p>
-      <w:pPr>
-        <w:jc w:val="center"/>
-      </w:pPr>
-      <w:r>
-        <w:rPr>
-          <w:noProof/>
-        </w:rPr>
-        <w:lastRenderedPageBreak/>
-        <w:drawing>
-          <wp:inline distT="0" distB="0" distL="0" distR="0" wp14:anchorId="1DF42258" wp14:editId="39D64F34">
-            <wp:extent cx="3088800" cy="2527200"/>
-            <wp:effectExtent l="0" t="0" r="0" b="0"/>
-            <wp:docPr id="57" name="Picture 57"/>
-            <wp:cNvGraphicFramePr>
-              <a:graphicFrameLocks xmlns:a="http://schemas.openxmlformats.org/drawingml/2006/main" noChangeAspect="1"/>
-            </wp:cNvGraphicFramePr>
-            <a:graphic xmlns:a="http://schemas.openxmlformats.org/drawingml/2006/main">
-              <a:graphicData uri="http://schemas.openxmlformats.org/drawingml/2006/picture">
-                <pic:pic xmlns:pic="http://schemas.openxmlformats.org/drawingml/2006/picture">
-                  <pic:nvPicPr>
-                    <pic:cNvPr id="0" name="sanjay_p8_x13.png"/>
-                    <pic:cNvPicPr/>
-                  </pic:nvPicPr>
-                  <pic:blipFill>
-                    <a:blip r:embed="rId10"/>
-                    <a:stretch>
-                      <a:fillRect/>
-                    </a:stretch>
-                  </pic:blipFill>
-                  <pic:spPr>
-                    <a:xfrm>
-                      <a:off x="0" y="0"/>
-                      <a:ext cx="3088800" cy="2527200"/>
-                    </a:xfrm>
-                    <a:prstGeom prst="rect">
-                      <a:avLst/>
-                    </a:prstGeom>
-                  </pic:spPr>
-                </pic:pic>
-              </a:graphicData>
-            </a:graphic>
-          </wp:inline>
-        </w:drawing>
-      </w:r>
-    </w:p>
-    <w:p>
-      <w:pPr>
-        <w:jc w:val="center"/>
-      </w:pPr>
-      <w:r>
-        <w:rPr>
-          <w:rFonts w:ascii="Times New Roman" w:hAnsi="Times New Roman"/>
-          <w:i/>
-          <w:sz w:val="24"/>
-        </w:rPr>
-        <w:t>Figure 1: System architecture of Tabble - A Hotel OS</w:t>
-      </w:r>
-    </w:p>
-    <w:p>
-      <w:pPr>
-        <w:jc w:val="center"/>
-      </w:pPr>
-      <w:r>
-        <w:rPr>
-          <w:noProof/>
-        </w:rPr>
-        <w:drawing>
-          <wp:inline distT="0" distB="0" distL="0" distR="0" wp14:anchorId="6DA9516F" wp14:editId="13A5FD79">
-            <wp:extent cx="3931200" cy="1179360"/>
-            <wp:effectExtent l="0" t="0" r="0" b="0"/>
-            <wp:docPr id="58" name="Picture 58"/>
-            <wp:cNvGraphicFramePr>
-              <a:graphicFrameLocks xmlns:a="http://schemas.openxmlformats.org/drawingml/2006/main" noChangeAspect="1"/>
-            </wp:cNvGraphicFramePr>
-            <a:graphic xmlns:a="http://schemas.openxmlformats.org/drawingml/2006/main">
-              <a:graphicData uri="http://schemas.openxmlformats.org/drawingml/2006/picture">
-                <pic:pic xmlns:pic="http://schemas.openxmlformats.org/drawingml/2006/picture">
-                  <pic:nvPicPr>
-                    <pic:cNvPr id="0" name="sanjay_p9_x16.png"/>
-                    <pic:cNvPicPr/>
-                  </pic:nvPicPr>
-                  <pic:blipFill>
-                    <a:blip r:embed="rId11"/>
-                    <a:stretch>
-                      <a:fillRect/>
-                    </a:stretch>
-                  </pic:blipFill>
-                  <pic:spPr>
-                    <a:xfrm>
-                      <a:off x="0" y="0"/>
-                      <a:ext cx="3931200" cy="1179360"/>
-                    </a:xfrm>
-                    <a:prstGeom prst="rect">
-                      <a:avLst/>
-                    </a:prstGeom>
-                  </pic:spPr>
-                </pic:pic>
-              </a:graphicData>
-            </a:graphic>
-          </wp:inline>
-        </w:drawing>
-      </w:r>
-    </w:p>
-    <w:p>
-      <w:pPr>
-        <w:jc w:val="center"/>
-      </w:pPr>
-      <w:r>
-        <w:rPr>
-          <w:rFonts w:ascii="Times New Roman" w:hAnsi="Times New Roman"/>
-          <w:i/>
-          <w:sz w:val="24"/>
-        </w:rPr>
-        <w:t>Figure 2: QR-based order lifecycle</w:t>
-      </w:r>
-    </w:p>
-    <w:p>
-      <w:pPr>
-        <w:jc w:val="center"/>
-      </w:pPr>
-      <w:r>
-        <w:rPr>
-          <w:noProof/>
-        </w:rPr>
-        <w:lastRenderedPageBreak/>
-        <w:drawing>
-          <wp:inline distT="0" distB="0" distL="0" distR="0" wp14:anchorId="61F9BF08" wp14:editId="452278F6">
-            <wp:extent cx="3088800" cy="2808000"/>
-            <wp:effectExtent l="0" t="0" r="0" b="0"/>
-            <wp:docPr id="59" name="Picture 59"/>
-            <wp:cNvGraphicFramePr>
-              <a:graphicFrameLocks xmlns:a="http://schemas.openxmlformats.org/drawingml/2006/main" noChangeAspect="1"/>
-            </wp:cNvGraphicFramePr>
-            <a:graphic xmlns:a="http://schemas.openxmlformats.org/drawingml/2006/main">
-              <a:graphicData uri="http://schemas.openxmlformats.org/drawingml/2006/picture">
-                <pic:pic xmlns:pic="http://schemas.openxmlformats.org/drawingml/2006/picture">
-                  <pic:nvPicPr>
-                    <pic:cNvPr id="0" name="sanjay_p10_x19.png"/>
-                    <pic:cNvPicPr/>
-                  </pic:nvPicPr>
-                  <pic:blipFill>
-                    <a:blip r:embed="rId12"/>
-                    <a:stretch>
-                      <a:fillRect/>
-                    </a:stretch>
-                  </pic:blipFill>
-                  <pic:spPr>
-                    <a:xfrm>
-                      <a:off x="0" y="0"/>
-                      <a:ext cx="3088800" cy="2808000"/>
-                    </a:xfrm>
-                    <a:prstGeom prst="rect">
-                      <a:avLst/>
-                    </a:prstGeom>
-                  </pic:spPr>
-                </pic:pic>
-              </a:graphicData>
-            </a:graphic>
-          </wp:inline>
-        </w:drawing>
-      </w:r>
-    </w:p>
-    <w:p>
-      <w:pPr>
-        <w:jc w:val="center"/>
-      </w:pPr>
-      <w:r>
-        <w:rPr>
-          <w:rFonts w:ascii="Times New Roman" w:hAnsi="Times New Roman"/>
-          <w:i/>
-          <w:sz w:val="24"/>
-        </w:rPr>
-        <w:t>Figure 3: Mind map of internship activities and learning</w:t>
       </w:r>
     </w:p>
     <w:sectPr>

--- a/Internship_Report_Sanjay_Ram_A_Final.docx
+++ b/Internship_Report_Sanjay_Ram_A_Final.docx
@@ -480,30 +480,6 @@
           <w:szCs w:val="28"/>
         </w:rPr>
         <w:t>DINDIGUL 624 002</w:t>
-      </w:r>
-    </w:p>
-    <w:p>
-      <w:pPr>
-        <w:keepNext xmlns:a="http://schemas.openxmlformats.org/drawingml/2006/main" xmlns:pic="http://schemas.openxmlformats.org/drawingml/2006/picture"/>
-        <w:spacing w:line="288" w:lineRule="auto"/>
-        <w:jc w:val="center"/>
-        <w:rPr>
-          <w:rFonts w:ascii="Times New Roman" w:hAnsi="Times New Roman" w:cs="Times New Roman"/>
-          <w:b/>
-          <w:bCs/>
-          <w:sz w:val="32"/>
-          <w:szCs w:val="32"/>
-        </w:rPr>
-      </w:pPr>
-      <w:r>
-        <w:rPr>
-          <w:rFonts w:ascii="Times New Roman" w:hAnsi="Times New Roman" w:cs="Times New Roman"/>
-          <w:b/>
-          <w:bCs/>
-          <w:sz w:val="32"/>
-          <w:szCs w:val="32"/>
-        </w:rPr>
-        <w:t>ANNA UNIVERSITY::CHENNAI 600 025</w:t>
       </w:r>
     </w:p>
     <w:p>
@@ -1054,83 +1030,6 @@
       <w:pPr>
         <w:keepNext xmlns:a="http://schemas.openxmlformats.org/drawingml/2006/main" xmlns:pic="http://schemas.openxmlformats.org/drawingml/2006/picture"/>
         <w:pageBreakBefore/>
-        <w:jc w:val="center"/>
-      </w:pPr>
-      <w:r>
-        <w:rPr>
-          <w:rFonts w:ascii="Times New Roman" w:hAnsi="Times New Roman"/>
-          <w:b/>
-          <w:sz w:val="28"/>
-        </w:rPr>
-        <w:lastRenderedPageBreak/>
-        <w:t>DECLARATION</w:t>
-      </w:r>
-    </w:p>
-    <w:p>
-      <w:pPr>
-        <w:jc w:val="both"/>
-        <w:rPr>
-          <w:rFonts w:ascii="Times New Roman" w:hAnsi="Times New Roman"/>
-          <w:sz w:val="28"/>
-        </w:rPr>
-      </w:pPr>
-      <w:r>
-        <w:rPr>
-          <w:rFonts w:ascii="Times New Roman" w:hAnsi="Times New Roman"/>
-          <w:sz w:val="28"/>
-        </w:rPr>
-        <w:t>I, Sanjay Ram A, declare that the work presented in this report is an authentic record of the internship carried out by me at GENREC AI between July 2026 and October 2026. The technical details, project description and learning outcomes described here reflect my own work and observations, and are consistent with the internship offer letter and the departmental review meeting record. In keeping with the confidentiality clause of the internship agreement, no proprietary source code, algorithm or studio dataset belonging to GENREC AI has been reproduced in this report; the discussion is limited to design, architecture and learning.</w:t>
-      </w:r>
-    </w:p>
-    <w:p xmlns:a="http://schemas.openxmlformats.org/drawingml/2006/main" xmlns:pic="http://schemas.openxmlformats.org/drawingml/2006/picture">
-      <w:pPr>
-        <w:jc w:val="both"/>
-      </w:pPr>
-      <w:r>
-        <w:rPr>
-          <w:rFonts w:ascii="Times New Roman" w:hAnsi="Times New Roman"/>
-          <w:sz w:val="28"/>
-        </w:rPr>
-        <w:t xml:space="preserve">I further declare that this report has not been submitted, in whole or in part, to any other university or institution for the award of any degree, diploma or certificate. Wherever the ideas, figures or statements of other sources have been used, they have been acknowledged in the references. The report has been prepared in accordance with the format prescribed by the department for industry internship reports.</w:t>
-      </w:r>
-    </w:p>
-    <w:p>
-      <w:pPr>
-        <w:jc w:val="both"/>
-      </w:pPr>
-    </w:p>
-    <w:p>
-      <w:pPr>
-        <w:jc w:val="both"/>
-        <w:rPr>
-          <w:rFonts w:ascii="Times New Roman" w:hAnsi="Times New Roman"/>
-          <w:sz w:val="28"/>
-        </w:rPr>
-      </w:pPr>
-      <w:r>
-        <w:rPr>
-          <w:rFonts w:ascii="Times New Roman" w:hAnsi="Times New Roman"/>
-          <w:sz w:val="28"/>
-        </w:rPr>
-        <w:t xml:space="preserve">Place: Dindigul    </w:t>
-      </w:r>
-    </w:p>
-    <w:p>
-      <w:pPr>
-        <w:jc w:val="both"/>
-      </w:pPr>
-      <w:r>
-        <w:rPr>
-          <w:rFonts w:ascii="Times New Roman" w:hAnsi="Times New Roman"/>
-          <w:sz w:val="28"/>
-        </w:rPr>
-        <w:t>Date: ____________________</w:t>
-      </w:r>
-    </w:p>
-    <w:p>
-      <w:pPr>
-        <w:keepNext xmlns:a="http://schemas.openxmlformats.org/drawingml/2006/main" xmlns:pic="http://schemas.openxmlformats.org/drawingml/2006/picture"/>
-        <w:pageBreakBefore/>
         <w:spacing w:line="360" w:lineRule="auto"/>
         <w:jc w:val="center"/>
         <w:rPr>
@@ -1775,7 +1674,7 @@
                 <w:sz w:val="28"/>
                 <w:szCs w:val="28"/>
               </w:rPr>
-              <w:t>3</w:t>
+              <w:t xml:space="preserve">3</w:t>
             </w:r>
           </w:p>
         </w:tc>
@@ -1799,7 +1698,7 @@
                 <w:sz w:val="28"/>
                 <w:szCs w:val="28"/>
               </w:rPr>
-              <w:t>Declaration</w:t>
+              <w:t>Acknowledgement</w:t>
             </w:r>
           </w:p>
         </w:tc>
@@ -1847,7 +1746,7 @@
                 <w:sz w:val="28"/>
                 <w:szCs w:val="28"/>
               </w:rPr>
-              <w:t>4</w:t>
+              <w:t xml:space="preserve">4</w:t>
             </w:r>
           </w:p>
         </w:tc>
@@ -1871,7 +1770,7 @@
                 <w:sz w:val="28"/>
                 <w:szCs w:val="28"/>
               </w:rPr>
-              <w:t>Acknowledgement</w:t>
+              <w:t>Executive Summary</w:t>
             </w:r>
           </w:p>
         </w:tc>
@@ -1889,7 +1788,7 @@
                 <w:rFonts w:ascii="Times New Roman" w:hAnsi="Times New Roman"/>
                 <w:sz w:val="28"/>
               </w:rPr>
-              <w:t xml:space="preserve">5</w:t>
+              <w:t xml:space="preserve">8</w:t>
             </w:r>
           </w:p>
         </w:tc>
@@ -1919,7 +1818,7 @@
                 <w:sz w:val="28"/>
                 <w:szCs w:val="28"/>
               </w:rPr>
-              <w:t>5</w:t>
+              <w:t xml:space="preserve">5</w:t>
             </w:r>
           </w:p>
         </w:tc>
@@ -1943,7 +1842,7 @@
                 <w:sz w:val="28"/>
                 <w:szCs w:val="28"/>
               </w:rPr>
-              <w:t>Executive Summary</w:t>
+              <w:t>List of Figures</w:t>
             </w:r>
           </w:p>
         </w:tc>
@@ -1991,7 +1890,7 @@
                 <w:sz w:val="28"/>
                 <w:szCs w:val="28"/>
               </w:rPr>
-              <w:t>6</w:t>
+              <w:t xml:space="preserve">6</w:t>
             </w:r>
           </w:p>
         </w:tc>
@@ -2015,7 +1914,7 @@
                 <w:sz w:val="28"/>
                 <w:szCs w:val="28"/>
               </w:rPr>
-              <w:t>List of Figures</w:t>
+              <w:t>List of Tables</w:t>
             </w:r>
           </w:p>
         </w:tc>
@@ -2033,7 +1932,7 @@
                 <w:rFonts w:ascii="Times New Roman" w:hAnsi="Times New Roman"/>
                 <w:sz w:val="28"/>
               </w:rPr>
-              <w:t xml:space="preserve">10</w:t>
+              <w:t xml:space="preserve">9</w:t>
             </w:r>
           </w:p>
         </w:tc>
@@ -2063,7 +1962,7 @@
                 <w:sz w:val="28"/>
                 <w:szCs w:val="28"/>
               </w:rPr>
-              <w:t>7</w:t>
+              <w:t xml:space="preserve">7</w:t>
             </w:r>
           </w:p>
         </w:tc>
@@ -2087,7 +1986,7 @@
                 <w:sz w:val="28"/>
                 <w:szCs w:val="28"/>
               </w:rPr>
-              <w:t>List of Tables</w:t>
+              <w:t>Abbreviations / Acronyms</w:t>
             </w:r>
           </w:p>
         </w:tc>
@@ -2105,7 +2004,7 @@
                 <w:rFonts w:ascii="Times New Roman" w:hAnsi="Times New Roman"/>
                 <w:sz w:val="28"/>
               </w:rPr>
-              <w:t xml:space="preserve">10</w:t>
+              <w:t xml:space="preserve">9</w:t>
             </w:r>
           </w:p>
         </w:tc>
@@ -2132,10 +2031,11 @@
             <w:r>
               <w:rPr>
                 <w:rFonts w:ascii="Times New Roman" w:hAnsi="Times New Roman" w:cs="Times New Roman"/>
-                <w:sz w:val="28"/>
-                <w:szCs w:val="28"/>
-              </w:rPr>
-              <w:t>8</w:t>
+                <w:b/>
+                <w:sz w:val="28"/>
+                <w:szCs w:val="28"/>
+              </w:rPr>
+              <w:t xml:space="preserve">8</w:t>
             </w:r>
           </w:p>
         </w:tc>
@@ -2155,11 +2055,12 @@
             </w:pPr>
             <w:r>
               <w:rPr>
-                <w:rFonts w:ascii="Times New Roman" w:hAnsi="Times New Roman" w:cs="Times New Roman"/>
-                <w:sz w:val="28"/>
-                <w:szCs w:val="28"/>
-              </w:rPr>
-              <w:t>Abbreviations / Acronyms</w:t>
+                <w:rStyle w:val="Strong"/>
+                <w:rFonts w:ascii="Times New Roman" w:hAnsi="Times New Roman" w:cs="Times New Roman"/>
+                <w:sz w:val="28"/>
+                <w:szCs w:val="28"/>
+              </w:rPr>
+              <w:t>Chapter 1 – Introduction</w:t>
             </w:r>
           </w:p>
         </w:tc>
@@ -2204,11 +2105,10 @@
             <w:r>
               <w:rPr>
                 <w:rFonts w:ascii="Times New Roman" w:hAnsi="Times New Roman" w:cs="Times New Roman"/>
-                <w:b/>
-                <w:sz w:val="28"/>
-                <w:szCs w:val="28"/>
-              </w:rPr>
-              <w:t>9</w:t>
+                <w:sz w:val="28"/>
+                <w:szCs w:val="28"/>
+              </w:rPr>
+              <w:t xml:space="preserve">8.1</w:t>
             </w:r>
           </w:p>
         </w:tc>
@@ -2228,12 +2128,11 @@
             </w:pPr>
             <w:r>
               <w:rPr>
-                <w:rStyle w:val="Strong"/>
-                <w:rFonts w:ascii="Times New Roman" w:hAnsi="Times New Roman" w:cs="Times New Roman"/>
-                <w:sz w:val="28"/>
-                <w:szCs w:val="28"/>
-              </w:rPr>
-              <w:t>Chapter 1 – Introduction</w:t>
+                <w:rFonts w:ascii="Times New Roman" w:hAnsi="Times New Roman" w:cs="Times New Roman"/>
+                <w:sz w:val="28"/>
+                <w:szCs w:val="28"/>
+              </w:rPr>
+              <w:t>Background</w:t>
             </w:r>
           </w:p>
         </w:tc>
@@ -2251,7 +2150,7 @@
                 <w:rFonts w:ascii="Times New Roman" w:hAnsi="Times New Roman"/>
                 <w:sz w:val="28"/>
               </w:rPr>
-              <w:t xml:space="preserve">11</w:t>
+              <w:t xml:space="preserve">10</w:t>
             </w:r>
           </w:p>
         </w:tc>
@@ -2281,7 +2180,7 @@
                 <w:sz w:val="28"/>
                 <w:szCs w:val="28"/>
               </w:rPr>
-              <w:t>9.1</w:t>
+              <w:t xml:space="preserve">8.2</w:t>
             </w:r>
           </w:p>
         </w:tc>
@@ -2305,7 +2204,7 @@
                 <w:sz w:val="28"/>
                 <w:szCs w:val="28"/>
               </w:rPr>
-              <w:t>Background</w:t>
+              <w:t>Internship Overview</w:t>
             </w:r>
           </w:p>
         </w:tc>
@@ -2323,7 +2222,7 @@
                 <w:rFonts w:ascii="Times New Roman" w:hAnsi="Times New Roman"/>
                 <w:sz w:val="28"/>
               </w:rPr>
-              <w:t xml:space="preserve">11</w:t>
+              <w:t xml:space="preserve">10</w:t>
             </w:r>
           </w:p>
         </w:tc>
@@ -2353,7 +2252,7 @@
                 <w:sz w:val="28"/>
                 <w:szCs w:val="28"/>
               </w:rPr>
-              <w:t>9.2</w:t>
+              <w:t xml:space="preserve">8.3</w:t>
             </w:r>
           </w:p>
         </w:tc>
@@ -2377,7 +2276,7 @@
                 <w:sz w:val="28"/>
                 <w:szCs w:val="28"/>
               </w:rPr>
-              <w:t>Internship Overview</w:t>
+              <w:t>Need and Purpose of the Internship</w:t>
             </w:r>
           </w:p>
         </w:tc>
@@ -2425,7 +2324,7 @@
                 <w:sz w:val="28"/>
                 <w:szCs w:val="28"/>
               </w:rPr>
-              <w:t>9.3</w:t>
+              <w:t xml:space="preserve">8.4</w:t>
             </w:r>
           </w:p>
         </w:tc>
@@ -2449,7 +2348,7 @@
                 <w:sz w:val="28"/>
                 <w:szCs w:val="28"/>
               </w:rPr>
-              <w:t>Need and Purpose of the Internship</w:t>
+              <w:t>Objectives of the Internship</w:t>
             </w:r>
           </w:p>
         </w:tc>
@@ -2467,7 +2366,7 @@
                 <w:rFonts w:ascii="Times New Roman" w:hAnsi="Times New Roman"/>
                 <w:sz w:val="28"/>
               </w:rPr>
-              <w:t xml:space="preserve">12</w:t>
+              <w:t xml:space="preserve">11</w:t>
             </w:r>
           </w:p>
         </w:tc>
@@ -2497,7 +2396,7 @@
                 <w:sz w:val="28"/>
                 <w:szCs w:val="28"/>
               </w:rPr>
-              <w:t>9.4</w:t>
+              <w:t xml:space="preserve">8.5</w:t>
             </w:r>
           </w:p>
         </w:tc>
@@ -2521,7 +2420,7 @@
                 <w:sz w:val="28"/>
                 <w:szCs w:val="28"/>
               </w:rPr>
-              <w:t>Objectives of the Internship</w:t>
+              <w:t xml:space="preserve">Scope of the Report</w:t>
             </w:r>
           </w:p>
         </w:tc>
@@ -2539,7 +2438,7 @@
                 <w:rFonts w:ascii="Times New Roman" w:hAnsi="Times New Roman"/>
                 <w:sz w:val="28"/>
               </w:rPr>
-              <w:t xml:space="preserve">12</w:t>
+              <w:t xml:space="preserve">11</w:t>
             </w:r>
           </w:p>
         </w:tc>
@@ -2566,10 +2465,11 @@
             <w:r>
               <w:rPr>
                 <w:rFonts w:ascii="Times New Roman" w:hAnsi="Times New Roman" w:cs="Times New Roman"/>
-                <w:sz w:val="28"/>
-                <w:szCs w:val="28"/>
-              </w:rPr>
-              <w:t>9.5</w:t>
+                <w:b/>
+                <w:sz w:val="28"/>
+                <w:szCs w:val="28"/>
+              </w:rPr>
+              <w:t xml:space="preserve">9</w:t>
             </w:r>
           </w:p>
         </w:tc>
@@ -2589,11 +2489,12 @@
             </w:pPr>
             <w:r>
               <w:rPr>
-                <w:rFonts w:ascii="Times New Roman" w:hAnsi="Times New Roman" w:cs="Times New Roman"/>
-                <w:sz w:val="28"/>
-                <w:szCs w:val="28"/>
-              </w:rPr>
-              <w:t xml:space="preserve">Scope of the Report</w:t>
+                <w:rStyle w:val="Strong"/>
+                <w:rFonts w:ascii="Times New Roman" w:hAnsi="Times New Roman" w:cs="Times New Roman"/>
+                <w:sz w:val="28"/>
+                <w:szCs w:val="28"/>
+              </w:rPr>
+              <w:t>Chapter 2 – Company Profile</w:t>
             </w:r>
           </w:p>
         </w:tc>
@@ -2638,11 +2539,10 @@
             <w:r>
               <w:rPr>
                 <w:rFonts w:ascii="Times New Roman" w:hAnsi="Times New Roman" w:cs="Times New Roman"/>
-                <w:b/>
-                <w:sz w:val="28"/>
-                <w:szCs w:val="28"/>
-              </w:rPr>
-              <w:t>10</w:t>
+                <w:sz w:val="28"/>
+                <w:szCs w:val="28"/>
+              </w:rPr>
+              <w:t xml:space="preserve">9.1</w:t>
             </w:r>
           </w:p>
         </w:tc>
@@ -2662,12 +2562,11 @@
             </w:pPr>
             <w:r>
               <w:rPr>
-                <w:rStyle w:val="Strong"/>
-                <w:rFonts w:ascii="Times New Roman" w:hAnsi="Times New Roman" w:cs="Times New Roman"/>
-                <w:sz w:val="28"/>
-                <w:szCs w:val="28"/>
-              </w:rPr>
-              <w:t>Chapter 2 – Company Profile</w:t>
+                <w:rFonts w:ascii="Times New Roman" w:hAnsi="Times New Roman" w:cs="Times New Roman"/>
+                <w:sz w:val="28"/>
+                <w:szCs w:val="28"/>
+              </w:rPr>
+              <w:t>Company Introduction</w:t>
             </w:r>
           </w:p>
         </w:tc>
@@ -2685,7 +2584,7 @@
                 <w:rFonts w:ascii="Times New Roman" w:hAnsi="Times New Roman"/>
                 <w:sz w:val="28"/>
               </w:rPr>
-              <w:t xml:space="preserve">13</w:t>
+              <w:t xml:space="preserve">12</w:t>
             </w:r>
           </w:p>
         </w:tc>
@@ -2715,7 +2614,7 @@
                 <w:sz w:val="28"/>
                 <w:szCs w:val="28"/>
               </w:rPr>
-              <w:t>10.1</w:t>
+              <w:t xml:space="preserve">9.2</w:t>
             </w:r>
           </w:p>
         </w:tc>
@@ -2739,7 +2638,7 @@
                 <w:sz w:val="28"/>
                 <w:szCs w:val="28"/>
               </w:rPr>
-              <w:t>Company Introduction</w:t>
+              <w:t>Vision and Mission</w:t>
             </w:r>
           </w:p>
         </w:tc>
@@ -2757,7 +2656,7 @@
                 <w:rFonts w:ascii="Times New Roman" w:hAnsi="Times New Roman"/>
                 <w:sz w:val="28"/>
               </w:rPr>
-              <w:t xml:space="preserve">13</w:t>
+              <w:t xml:space="preserve">12</w:t>
             </w:r>
           </w:p>
         </w:tc>
@@ -2787,7 +2686,7 @@
                 <w:sz w:val="28"/>
                 <w:szCs w:val="28"/>
               </w:rPr>
-              <w:t>10.2</w:t>
+              <w:t xml:space="preserve">9.3</w:t>
             </w:r>
           </w:p>
         </w:tc>
@@ -2811,7 +2710,7 @@
                 <w:sz w:val="28"/>
                 <w:szCs w:val="28"/>
               </w:rPr>
-              <w:t>Vision and Mission</w:t>
+              <w:t>Products / Services</w:t>
             </w:r>
           </w:p>
         </w:tc>
@@ -2829,7 +2728,7 @@
                 <w:rFonts w:ascii="Times New Roman" w:hAnsi="Times New Roman"/>
                 <w:sz w:val="28"/>
               </w:rPr>
-              <w:t xml:space="preserve">13</w:t>
+              <w:t xml:space="preserve">12</w:t>
             </w:r>
           </w:p>
         </w:tc>
@@ -2859,7 +2758,7 @@
                 <w:sz w:val="28"/>
                 <w:szCs w:val="28"/>
               </w:rPr>
-              <w:t>10.3</w:t>
+              <w:t xml:space="preserve">9.4</w:t>
             </w:r>
           </w:p>
         </w:tc>
@@ -2883,7 +2782,7 @@
                 <w:sz w:val="28"/>
                 <w:szCs w:val="28"/>
               </w:rPr>
-              <w:t>Products / Services</w:t>
+              <w:t>Industry Domain</w:t>
             </w:r>
           </w:p>
         </w:tc>
@@ -2901,7 +2800,7 @@
                 <w:rFonts w:ascii="Times New Roman" w:hAnsi="Times New Roman"/>
                 <w:sz w:val="28"/>
               </w:rPr>
-              <w:t xml:space="preserve">13</w:t>
+              <w:t xml:space="preserve">12</w:t>
             </w:r>
           </w:p>
         </w:tc>
@@ -2931,7 +2830,7 @@
                 <w:sz w:val="28"/>
                 <w:szCs w:val="28"/>
               </w:rPr>
-              <w:t>10.4</w:t>
+              <w:t xml:space="preserve">9.5</w:t>
             </w:r>
           </w:p>
         </w:tc>
@@ -2955,7 +2854,7 @@
                 <w:sz w:val="28"/>
                 <w:szCs w:val="28"/>
               </w:rPr>
-              <w:t>Industry Domain</w:t>
+              <w:t>Department / Team Assigned</w:t>
             </w:r>
           </w:p>
         </w:tc>
@@ -2973,7 +2872,7 @@
                 <w:rFonts w:ascii="Times New Roman" w:hAnsi="Times New Roman"/>
                 <w:sz w:val="28"/>
               </w:rPr>
-              <w:t xml:space="preserve">13</w:t>
+              <w:t xml:space="preserve">12</w:t>
             </w:r>
           </w:p>
         </w:tc>
@@ -3000,10 +2899,11 @@
             <w:r>
               <w:rPr>
                 <w:rFonts w:ascii="Times New Roman" w:hAnsi="Times New Roman" w:cs="Times New Roman"/>
-                <w:sz w:val="28"/>
-                <w:szCs w:val="28"/>
-              </w:rPr>
-              <w:t>10.5</w:t>
+                <w:b/>
+                <w:sz w:val="28"/>
+                <w:szCs w:val="28"/>
+              </w:rPr>
+              <w:t xml:space="preserve">10</w:t>
             </w:r>
           </w:p>
         </w:tc>
@@ -3023,11 +2923,12 @@
             </w:pPr>
             <w:r>
               <w:rPr>
-                <w:rFonts w:ascii="Times New Roman" w:hAnsi="Times New Roman" w:cs="Times New Roman"/>
-                <w:sz w:val="28"/>
-                <w:szCs w:val="28"/>
-              </w:rPr>
-              <w:t>Department / Team Assigned</w:t>
+                <w:rStyle w:val="Strong"/>
+                <w:rFonts w:ascii="Times New Roman" w:hAnsi="Times New Roman" w:cs="Times New Roman"/>
+                <w:sz w:val="28"/>
+                <w:szCs w:val="28"/>
+              </w:rPr>
+              <w:t>Chapter 3 – Internship Activities</w:t>
             </w:r>
           </w:p>
         </w:tc>
@@ -3072,11 +2973,10 @@
             <w:r>
               <w:rPr>
                 <w:rFonts w:ascii="Times New Roman" w:hAnsi="Times New Roman" w:cs="Times New Roman"/>
-                <w:b/>
-                <w:sz w:val="28"/>
-                <w:szCs w:val="28"/>
-              </w:rPr>
-              <w:t>11</w:t>
+                <w:sz w:val="28"/>
+                <w:szCs w:val="28"/>
+              </w:rPr>
+              <w:t xml:space="preserve">10.1</w:t>
             </w:r>
           </w:p>
         </w:tc>
@@ -3096,12 +2996,11 @@
             </w:pPr>
             <w:r>
               <w:rPr>
-                <w:rStyle w:val="Strong"/>
-                <w:rFonts w:ascii="Times New Roman" w:hAnsi="Times New Roman" w:cs="Times New Roman"/>
-                <w:sz w:val="28"/>
-                <w:szCs w:val="28"/>
-              </w:rPr>
-              <w:t>Chapter 3 – Internship Activities</w:t>
+                <w:rFonts w:ascii="Times New Roman" w:hAnsi="Times New Roman" w:cs="Times New Roman"/>
+                <w:sz w:val="28"/>
+                <w:szCs w:val="28"/>
+              </w:rPr>
+              <w:t>Internship Plan</w:t>
             </w:r>
           </w:p>
         </w:tc>
@@ -3119,7 +3018,7 @@
                 <w:rFonts w:ascii="Times New Roman" w:hAnsi="Times New Roman"/>
                 <w:sz w:val="28"/>
               </w:rPr>
-              <w:t xml:space="preserve">14</w:t>
+              <w:t xml:space="preserve">13</w:t>
             </w:r>
           </w:p>
         </w:tc>
@@ -3149,7 +3048,7 @@
                 <w:sz w:val="28"/>
                 <w:szCs w:val="28"/>
               </w:rPr>
-              <w:t>11.1</w:t>
+              <w:t xml:space="preserve">10.2</w:t>
             </w:r>
           </w:p>
         </w:tc>
@@ -3173,7 +3072,7 @@
                 <w:sz w:val="28"/>
                 <w:szCs w:val="28"/>
               </w:rPr>
-              <w:t>Internship Plan</w:t>
+              <w:t>Training Received</w:t>
             </w:r>
           </w:p>
         </w:tc>
@@ -3191,7 +3090,7 @@
                 <w:rFonts w:ascii="Times New Roman" w:hAnsi="Times New Roman"/>
                 <w:sz w:val="28"/>
               </w:rPr>
-              <w:t xml:space="preserve">14</w:t>
+              <w:t xml:space="preserve">13</w:t>
             </w:r>
           </w:p>
         </w:tc>
@@ -3221,7 +3120,7 @@
                 <w:sz w:val="28"/>
                 <w:szCs w:val="28"/>
               </w:rPr>
-              <w:t>11.2</w:t>
+              <w:t xml:space="preserve">10.3</w:t>
             </w:r>
           </w:p>
         </w:tc>
@@ -3245,7 +3144,7 @@
                 <w:sz w:val="28"/>
                 <w:szCs w:val="28"/>
               </w:rPr>
-              <w:t>Training Received</w:t>
+              <w:t>Tasks and Responsibilities</w:t>
             </w:r>
           </w:p>
         </w:tc>
@@ -3263,7 +3162,7 @@
                 <w:rFonts w:ascii="Times New Roman" w:hAnsi="Times New Roman"/>
                 <w:sz w:val="28"/>
               </w:rPr>
-              <w:t xml:space="preserve">14</w:t>
+              <w:t xml:space="preserve">13</w:t>
             </w:r>
           </w:p>
         </w:tc>
@@ -3293,7 +3192,8 @@
                 <w:sz w:val="28"/>
                 <w:szCs w:val="28"/>
               </w:rPr>
-              <w:t>11.3</w:t>
+              <w:lastRenderedPageBreak/>
+              <w:t xml:space="preserve">10.4</w:t>
             </w:r>
           </w:p>
         </w:tc>
@@ -3317,7 +3217,7 @@
                 <w:sz w:val="28"/>
                 <w:szCs w:val="28"/>
               </w:rPr>
-              <w:t>Tasks and Responsibilities</w:t>
+              <w:t>Technologies and Tools Used</w:t>
             </w:r>
           </w:p>
         </w:tc>
@@ -3365,8 +3265,7 @@
                 <w:sz w:val="28"/>
                 <w:szCs w:val="28"/>
               </w:rPr>
-              <w:lastRenderedPageBreak/>
-              <w:t>11.4</w:t>
+              <w:t xml:space="preserve">10.5</w:t>
             </w:r>
           </w:p>
         </w:tc>
@@ -3390,7 +3289,7 @@
                 <w:sz w:val="28"/>
                 <w:szCs w:val="28"/>
               </w:rPr>
-              <w:t>Technologies and Tools Used</w:t>
+              <w:t>Weekly / Phase-wise Activities</w:t>
             </w:r>
           </w:p>
         </w:tc>
@@ -3408,7 +3307,7 @@
                 <w:rFonts w:ascii="Times New Roman" w:hAnsi="Times New Roman"/>
                 <w:sz w:val="28"/>
               </w:rPr>
-              <w:t xml:space="preserve">15</w:t>
+              <w:t xml:space="preserve">14</w:t>
             </w:r>
           </w:p>
         </w:tc>
@@ -3438,7 +3337,7 @@
                 <w:sz w:val="28"/>
                 <w:szCs w:val="28"/>
               </w:rPr>
-              <w:t>11.5</w:t>
+              <w:t xml:space="preserve">10.6</w:t>
             </w:r>
           </w:p>
         </w:tc>
@@ -3462,7 +3361,7 @@
                 <w:sz w:val="28"/>
                 <w:szCs w:val="28"/>
               </w:rPr>
-              <w:t>Weekly / Phase-wise Activities</w:t>
+              <w:t>Team Collaboration</w:t>
             </w:r>
           </w:p>
         </w:tc>
@@ -3480,7 +3379,7 @@
                 <w:rFonts w:ascii="Times New Roman" w:hAnsi="Times New Roman"/>
                 <w:sz w:val="28"/>
               </w:rPr>
-              <w:t xml:space="preserve">15</w:t>
+              <w:t xml:space="preserve">14</w:t>
             </w:r>
           </w:p>
         </w:tc>
@@ -3507,10 +3406,11 @@
             <w:r>
               <w:rPr>
                 <w:rFonts w:ascii="Times New Roman" w:hAnsi="Times New Roman" w:cs="Times New Roman"/>
-                <w:sz w:val="28"/>
-                <w:szCs w:val="28"/>
-              </w:rPr>
-              <w:t>11.6</w:t>
+                <w:b/>
+                <w:sz w:val="28"/>
+                <w:szCs w:val="28"/>
+              </w:rPr>
+              <w:t xml:space="preserve">11</w:t>
             </w:r>
           </w:p>
         </w:tc>
@@ -3530,11 +3430,12 @@
             </w:pPr>
             <w:r>
               <w:rPr>
-                <w:rFonts w:ascii="Times New Roman" w:hAnsi="Times New Roman" w:cs="Times New Roman"/>
-                <w:sz w:val="28"/>
-                <w:szCs w:val="28"/>
-              </w:rPr>
-              <w:t>Team Collaboration</w:t>
+                <w:rStyle w:val="Strong"/>
+                <w:rFonts w:ascii="Times New Roman" w:hAnsi="Times New Roman" w:cs="Times New Roman"/>
+                <w:sz w:val="28"/>
+                <w:szCs w:val="28"/>
+              </w:rPr>
+              <w:t>Chapter 4 – Major Project / Work Undertaken</w:t>
             </w:r>
           </w:p>
         </w:tc>
@@ -3579,11 +3480,10 @@
             <w:r>
               <w:rPr>
                 <w:rFonts w:ascii="Times New Roman" w:hAnsi="Times New Roman" w:cs="Times New Roman"/>
-                <w:b/>
-                <w:sz w:val="28"/>
-                <w:szCs w:val="28"/>
-              </w:rPr>
-              <w:t>12</w:t>
+                <w:sz w:val="28"/>
+                <w:szCs w:val="28"/>
+              </w:rPr>
+              <w:t xml:space="preserve">11.1</w:t>
             </w:r>
           </w:p>
         </w:tc>
@@ -3603,12 +3503,11 @@
             </w:pPr>
             <w:r>
               <w:rPr>
-                <w:rStyle w:val="Strong"/>
-                <w:rFonts w:ascii="Times New Roman" w:hAnsi="Times New Roman" w:cs="Times New Roman"/>
-                <w:sz w:val="28"/>
-                <w:szCs w:val="28"/>
-              </w:rPr>
-              <w:t>Chapter 4 – Major Project / Work Undertaken</w:t>
+                <w:rFonts w:ascii="Times New Roman" w:hAnsi="Times New Roman" w:cs="Times New Roman"/>
+                <w:sz w:val="28"/>
+                <w:szCs w:val="28"/>
+              </w:rPr>
+              <w:t>Project Title</w:t>
             </w:r>
           </w:p>
         </w:tc>
@@ -3626,7 +3525,7 @@
                 <w:rFonts w:ascii="Times New Roman" w:hAnsi="Times New Roman"/>
                 <w:sz w:val="28"/>
               </w:rPr>
-              <w:t xml:space="preserve">16</w:t>
+              <w:t xml:space="preserve">15</w:t>
             </w:r>
           </w:p>
         </w:tc>
@@ -3656,7 +3555,7 @@
                 <w:sz w:val="28"/>
                 <w:szCs w:val="28"/>
               </w:rPr>
-              <w:t>12.1</w:t>
+              <w:t xml:space="preserve">11.2</w:t>
             </w:r>
           </w:p>
         </w:tc>
@@ -3680,7 +3579,7 @@
                 <w:sz w:val="28"/>
                 <w:szCs w:val="28"/>
               </w:rPr>
-              <w:t>Project Title</w:t>
+              <w:t>Problem Statement</w:t>
             </w:r>
           </w:p>
         </w:tc>
@@ -3698,7 +3597,7 @@
                 <w:rFonts w:ascii="Times New Roman" w:hAnsi="Times New Roman"/>
                 <w:sz w:val="28"/>
               </w:rPr>
-              <w:t xml:space="preserve">16</w:t>
+              <w:t xml:space="preserve">15</w:t>
             </w:r>
           </w:p>
         </w:tc>
@@ -3728,7 +3627,7 @@
                 <w:sz w:val="28"/>
                 <w:szCs w:val="28"/>
               </w:rPr>
-              <w:t>12.2</w:t>
+              <w:t xml:space="preserve">11.3</w:t>
             </w:r>
           </w:p>
         </w:tc>
@@ -3752,7 +3651,7 @@
                 <w:sz w:val="28"/>
                 <w:szCs w:val="28"/>
               </w:rPr>
-              <w:t>Problem Statement</w:t>
+              <w:t>Objectives</w:t>
             </w:r>
           </w:p>
         </w:tc>
@@ -3770,7 +3669,7 @@
                 <w:rFonts w:ascii="Times New Roman" w:hAnsi="Times New Roman"/>
                 <w:sz w:val="28"/>
               </w:rPr>
-              <w:t xml:space="preserve">16</w:t>
+              <w:t xml:space="preserve">15</w:t>
             </w:r>
           </w:p>
         </w:tc>
@@ -3800,7 +3699,7 @@
                 <w:sz w:val="28"/>
                 <w:szCs w:val="28"/>
               </w:rPr>
-              <w:t>12.3</w:t>
+              <w:t xml:space="preserve">11.4</w:t>
             </w:r>
           </w:p>
         </w:tc>
@@ -3824,7 +3723,7 @@
                 <w:sz w:val="28"/>
                 <w:szCs w:val="28"/>
               </w:rPr>
-              <w:t>Objectives</w:t>
+              <w:t>Requirements</w:t>
             </w:r>
           </w:p>
         </w:tc>
@@ -3842,7 +3741,7 @@
                 <w:rFonts w:ascii="Times New Roman" w:hAnsi="Times New Roman"/>
                 <w:sz w:val="28"/>
               </w:rPr>
-              <w:t xml:space="preserve">16</w:t>
+              <w:t xml:space="preserve">15</w:t>
             </w:r>
           </w:p>
         </w:tc>
@@ -3872,7 +3771,7 @@
                 <w:sz w:val="28"/>
                 <w:szCs w:val="28"/>
               </w:rPr>
-              <w:t>12.4</w:t>
+              <w:t xml:space="preserve">11.5</w:t>
             </w:r>
           </w:p>
         </w:tc>
@@ -3896,7 +3795,7 @@
                 <w:sz w:val="28"/>
                 <w:szCs w:val="28"/>
               </w:rPr>
-              <w:t>Requirements</w:t>
+              <w:t>Existing System / Approach</w:t>
             </w:r>
           </w:p>
         </w:tc>
@@ -3914,7 +3813,7 @@
                 <w:rFonts w:ascii="Times New Roman" w:hAnsi="Times New Roman"/>
                 <w:sz w:val="28"/>
               </w:rPr>
-              <w:t xml:space="preserve">16</w:t>
+              <w:t xml:space="preserve">15</w:t>
             </w:r>
           </w:p>
         </w:tc>
@@ -3944,7 +3843,7 @@
                 <w:sz w:val="28"/>
                 <w:szCs w:val="28"/>
               </w:rPr>
-              <w:t>12.5</w:t>
+              <w:t xml:space="preserve">11.6</w:t>
             </w:r>
           </w:p>
         </w:tc>
@@ -3968,7 +3867,7 @@
                 <w:sz w:val="28"/>
                 <w:szCs w:val="28"/>
               </w:rPr>
-              <w:t>Existing System / Approach</w:t>
+              <w:t>Proposed Solution</w:t>
             </w:r>
           </w:p>
         </w:tc>
@@ -3986,7 +3885,7 @@
                 <w:rFonts w:ascii="Times New Roman" w:hAnsi="Times New Roman"/>
                 <w:sz w:val="28"/>
               </w:rPr>
-              <w:t xml:space="preserve">16</w:t>
+              <w:t xml:space="preserve">15</w:t>
             </w:r>
           </w:p>
         </w:tc>
@@ -4016,7 +3915,7 @@
                 <w:sz w:val="28"/>
                 <w:szCs w:val="28"/>
               </w:rPr>
-              <w:t>12.6</w:t>
+              <w:t xml:space="preserve">11.7</w:t>
             </w:r>
           </w:p>
         </w:tc>
@@ -4040,7 +3939,7 @@
                 <w:sz w:val="28"/>
                 <w:szCs w:val="28"/>
               </w:rPr>
-              <w:t>Proposed Solution</w:t>
+              <w:t>Methodology</w:t>
             </w:r>
           </w:p>
         </w:tc>
@@ -4058,7 +3957,7 @@
                 <w:rFonts w:ascii="Times New Roman" w:hAnsi="Times New Roman"/>
                 <w:sz w:val="28"/>
               </w:rPr>
-              <w:t xml:space="preserve">16</w:t>
+              <w:t xml:space="preserve">15</w:t>
             </w:r>
           </w:p>
         </w:tc>
@@ -4088,7 +3987,7 @@
                 <w:sz w:val="28"/>
                 <w:szCs w:val="28"/>
               </w:rPr>
-              <w:t>12.7</w:t>
+              <w:t xml:space="preserve">11.8</w:t>
             </w:r>
           </w:p>
         </w:tc>
@@ -4112,7 +4011,7 @@
                 <w:sz w:val="28"/>
                 <w:szCs w:val="28"/>
               </w:rPr>
-              <w:t>Methodology</w:t>
+              <w:t>System Architecture / Workflow</w:t>
             </w:r>
           </w:p>
         </w:tc>
@@ -4130,7 +4029,7 @@
                 <w:rFonts w:ascii="Times New Roman" w:hAnsi="Times New Roman"/>
                 <w:sz w:val="28"/>
               </w:rPr>
-              <w:t xml:space="preserve">16</w:t>
+              <w:t xml:space="preserve">15</w:t>
             </w:r>
           </w:p>
         </w:tc>
@@ -4160,7 +4059,7 @@
                 <w:sz w:val="28"/>
                 <w:szCs w:val="28"/>
               </w:rPr>
-              <w:t>12.8</w:t>
+              <w:t xml:space="preserve">11.9</w:t>
             </w:r>
           </w:p>
         </w:tc>
@@ -4184,7 +4083,7 @@
                 <w:sz w:val="28"/>
                 <w:szCs w:val="28"/>
               </w:rPr>
-              <w:t>System Architecture / Workflow</w:t>
+              <w:t>Modules / Components</w:t>
             </w:r>
           </w:p>
         </w:tc>
@@ -4202,7 +4101,7 @@
                 <w:rFonts w:ascii="Times New Roman" w:hAnsi="Times New Roman"/>
                 <w:sz w:val="28"/>
               </w:rPr>
-              <w:t xml:space="preserve">16</w:t>
+              <w:t xml:space="preserve">17</w:t>
             </w:r>
           </w:p>
         </w:tc>
@@ -4232,7 +4131,7 @@
                 <w:sz w:val="28"/>
                 <w:szCs w:val="28"/>
               </w:rPr>
-              <w:t>12.9</w:t>
+              <w:t xml:space="preserve">11.10</w:t>
             </w:r>
           </w:p>
         </w:tc>
@@ -4256,7 +4155,7 @@
                 <w:sz w:val="28"/>
                 <w:szCs w:val="28"/>
               </w:rPr>
-              <w:t>Modules / Components</w:t>
+              <w:t>Implementation</w:t>
             </w:r>
           </w:p>
         </w:tc>
@@ -4274,7 +4173,7 @@
                 <w:rFonts w:ascii="Times New Roman" w:hAnsi="Times New Roman"/>
                 <w:sz w:val="28"/>
               </w:rPr>
-              <w:t xml:space="preserve">18</w:t>
+              <w:t xml:space="preserve">17</w:t>
             </w:r>
           </w:p>
         </w:tc>
@@ -4304,7 +4203,7 @@
                 <w:sz w:val="28"/>
                 <w:szCs w:val="28"/>
               </w:rPr>
-              <w:t>12.10</w:t>
+              <w:t xml:space="preserve">11.11</w:t>
             </w:r>
           </w:p>
         </w:tc>
@@ -4328,7 +4227,7 @@
                 <w:sz w:val="28"/>
                 <w:szCs w:val="28"/>
               </w:rPr>
-              <w:t>Implementation</w:t>
+              <w:t>Results and Outputs</w:t>
             </w:r>
           </w:p>
         </w:tc>
@@ -4346,7 +4245,7 @@
                 <w:rFonts w:ascii="Times New Roman" w:hAnsi="Times New Roman"/>
                 <w:sz w:val="28"/>
               </w:rPr>
-              <w:t xml:space="preserve">18</w:t>
+              <w:t xml:space="preserve">17</w:t>
             </w:r>
           </w:p>
         </w:tc>
@@ -4376,7 +4275,7 @@
                 <w:sz w:val="28"/>
                 <w:szCs w:val="28"/>
               </w:rPr>
-              <w:t>12.11</w:t>
+              <w:t xml:space="preserve">11.12</w:t>
             </w:r>
           </w:p>
         </w:tc>
@@ -4400,7 +4299,7 @@
                 <w:sz w:val="28"/>
                 <w:szCs w:val="28"/>
               </w:rPr>
-              <w:t>Results and Outputs</w:t>
+              <w:t>Screenshots / Demonstration Evidence</w:t>
             </w:r>
           </w:p>
         </w:tc>
@@ -4448,7 +4347,7 @@
                 <w:sz w:val="28"/>
                 <w:szCs w:val="28"/>
               </w:rPr>
-              <w:t>12.12</w:t>
+              <w:t xml:space="preserve">11.13</w:t>
             </w:r>
           </w:p>
         </w:tc>
@@ -4472,7 +4371,7 @@
                 <w:sz w:val="28"/>
                 <w:szCs w:val="28"/>
               </w:rPr>
-              <w:t>Screenshots / Demonstration Evidence</w:t>
+              <w:t>Data Model Overview</w:t>
             </w:r>
           </w:p>
         </w:tc>
@@ -4490,7 +4389,7 @@
                 <w:rFonts w:ascii="Times New Roman" w:hAnsi="Times New Roman"/>
                 <w:sz w:val="28"/>
               </w:rPr>
-              <w:t xml:space="preserve">19</w:t>
+              <w:t xml:space="preserve">18</w:t>
             </w:r>
           </w:p>
         </w:tc>
@@ -4520,7 +4419,7 @@
                 <w:sz w:val="28"/>
                 <w:szCs w:val="28"/>
               </w:rPr>
-              <w:t>12.13</w:t>
+              <w:t xml:space="preserve">11.14</w:t>
             </w:r>
           </w:p>
         </w:tc>
@@ -4544,7 +4443,7 @@
                 <w:sz w:val="28"/>
                 <w:szCs w:val="28"/>
               </w:rPr>
-              <w:t>Data Model Overview</w:t>
+              <w:t>Service Interface Overview</w:t>
             </w:r>
           </w:p>
         </w:tc>
@@ -4592,7 +4491,7 @@
                 <w:sz w:val="28"/>
                 <w:szCs w:val="28"/>
               </w:rPr>
-              <w:t>12.14</w:t>
+              <w:t xml:space="preserve">11.15</w:t>
             </w:r>
           </w:p>
         </w:tc>
@@ -4616,7 +4515,7 @@
                 <w:sz w:val="28"/>
                 <w:szCs w:val="28"/>
               </w:rPr>
-              <w:t>Service Interface Overview</w:t>
+              <w:t>Testing and Validation Approach</w:t>
             </w:r>
           </w:p>
         </w:tc>
@@ -4661,10 +4560,11 @@
             <w:r>
               <w:rPr>
                 <w:rFonts w:ascii="Times New Roman" w:hAnsi="Times New Roman" w:cs="Times New Roman"/>
-                <w:sz w:val="28"/>
-                <w:szCs w:val="28"/>
-              </w:rPr>
-              <w:t>12.15</w:t>
+                <w:b/>
+                <w:sz w:val="28"/>
+                <w:szCs w:val="28"/>
+              </w:rPr>
+              <w:t xml:space="preserve">12</w:t>
             </w:r>
           </w:p>
         </w:tc>
@@ -4684,11 +4584,12 @@
             </w:pPr>
             <w:r>
               <w:rPr>
-                <w:rFonts w:ascii="Times New Roman" w:hAnsi="Times New Roman" w:cs="Times New Roman"/>
-                <w:sz w:val="28"/>
-                <w:szCs w:val="28"/>
-              </w:rPr>
-              <w:t>Testing and Validation Approach</w:t>
+                <w:rStyle w:val="Strong"/>
+                <w:rFonts w:ascii="Times New Roman" w:hAnsi="Times New Roman" w:cs="Times New Roman"/>
+                <w:sz w:val="28"/>
+                <w:szCs w:val="28"/>
+              </w:rPr>
+              <w:t>Chapter 5 – Skills and Learning Outcomes</w:t>
             </w:r>
           </w:p>
         </w:tc>
@@ -4733,11 +4634,10 @@
             <w:r>
               <w:rPr>
                 <w:rFonts w:ascii="Times New Roman" w:hAnsi="Times New Roman" w:cs="Times New Roman"/>
-                <w:b/>
-                <w:sz w:val="28"/>
-                <w:szCs w:val="28"/>
-              </w:rPr>
-              <w:t>13</w:t>
+                <w:sz w:val="28"/>
+                <w:szCs w:val="28"/>
+              </w:rPr>
+              <w:t xml:space="preserve">12.1</w:t>
             </w:r>
           </w:p>
         </w:tc>
@@ -4757,12 +4657,11 @@
             </w:pPr>
             <w:r>
               <w:rPr>
-                <w:rStyle w:val="Strong"/>
-                <w:rFonts w:ascii="Times New Roman" w:hAnsi="Times New Roman" w:cs="Times New Roman"/>
-                <w:sz w:val="28"/>
-                <w:szCs w:val="28"/>
-              </w:rPr>
-              <w:t>Chapter 5 – Skills and Learning Outcomes</w:t>
+                <w:rFonts w:ascii="Times New Roman" w:hAnsi="Times New Roman" w:cs="Times New Roman"/>
+                <w:sz w:val="28"/>
+                <w:szCs w:val="28"/>
+              </w:rPr>
+              <w:t>Technical Skills</w:t>
             </w:r>
           </w:p>
         </w:tc>
@@ -4780,7 +4679,7 @@
                 <w:rFonts w:ascii="Times New Roman" w:hAnsi="Times New Roman"/>
                 <w:sz w:val="28"/>
               </w:rPr>
-              <w:t xml:space="preserve">22</w:t>
+              <w:t xml:space="preserve">21</w:t>
             </w:r>
           </w:p>
         </w:tc>
@@ -4810,7 +4709,7 @@
                 <w:sz w:val="28"/>
                 <w:szCs w:val="28"/>
               </w:rPr>
-              <w:t>13.1</w:t>
+              <w:t xml:space="preserve">12.2</w:t>
             </w:r>
           </w:p>
         </w:tc>
@@ -4834,7 +4733,7 @@
                 <w:sz w:val="28"/>
                 <w:szCs w:val="28"/>
               </w:rPr>
-              <w:t>Technical Skills</w:t>
+              <w:t>Software / Tools / Platforms</w:t>
             </w:r>
           </w:p>
         </w:tc>
@@ -4852,7 +4751,7 @@
                 <w:rFonts w:ascii="Times New Roman" w:hAnsi="Times New Roman"/>
                 <w:sz w:val="28"/>
               </w:rPr>
-              <w:t xml:space="preserve">22</w:t>
+              <w:t xml:space="preserve">21</w:t>
             </w:r>
           </w:p>
         </w:tc>
@@ -4882,7 +4781,7 @@
                 <w:sz w:val="28"/>
                 <w:szCs w:val="28"/>
               </w:rPr>
-              <w:t>13.2</w:t>
+              <w:t xml:space="preserve">12.3</w:t>
             </w:r>
           </w:p>
         </w:tc>
@@ -4906,7 +4805,7 @@
                 <w:sz w:val="28"/>
                 <w:szCs w:val="28"/>
               </w:rPr>
-              <w:t>Software / Tools / Platforms</w:t>
+              <w:t>AI / Cloud / Data Skills</w:t>
             </w:r>
           </w:p>
         </w:tc>
@@ -4924,7 +4823,7 @@
                 <w:rFonts w:ascii="Times New Roman" w:hAnsi="Times New Roman"/>
                 <w:sz w:val="28"/>
               </w:rPr>
-              <w:t xml:space="preserve">22</w:t>
+              <w:t xml:space="preserve">21</w:t>
             </w:r>
           </w:p>
         </w:tc>
@@ -4954,7 +4853,7 @@
                 <w:sz w:val="28"/>
                 <w:szCs w:val="28"/>
               </w:rPr>
-              <w:t>13.3</w:t>
+              <w:t xml:space="preserve">12.4</w:t>
             </w:r>
           </w:p>
         </w:tc>
@@ -4978,7 +4877,7 @@
                 <w:sz w:val="28"/>
                 <w:szCs w:val="28"/>
               </w:rPr>
-              <w:t>AI / Cloud / Data Skills</w:t>
+              <w:t>Communication and Teamwork</w:t>
             </w:r>
           </w:p>
         </w:tc>
@@ -4996,7 +4895,7 @@
                 <w:rFonts w:ascii="Times New Roman" w:hAnsi="Times New Roman"/>
                 <w:sz w:val="28"/>
               </w:rPr>
-              <w:t xml:space="preserve">22</w:t>
+              <w:t xml:space="preserve">21</w:t>
             </w:r>
           </w:p>
         </w:tc>
@@ -5026,7 +4925,7 @@
                 <w:sz w:val="28"/>
                 <w:szCs w:val="28"/>
               </w:rPr>
-              <w:t>13.4</w:t>
+              <w:t xml:space="preserve">12.5</w:t>
             </w:r>
           </w:p>
         </w:tc>
@@ -5050,7 +4949,7 @@
                 <w:sz w:val="28"/>
                 <w:szCs w:val="28"/>
               </w:rPr>
-              <w:t>Communication and Teamwork</w:t>
+              <w:t>Problem-Solving Skills</w:t>
             </w:r>
           </w:p>
         </w:tc>
@@ -5068,7 +4967,7 @@
                 <w:rFonts w:ascii="Times New Roman" w:hAnsi="Times New Roman"/>
                 <w:sz w:val="28"/>
               </w:rPr>
-              <w:t xml:space="preserve">22</w:t>
+              <w:t xml:space="preserve">21</w:t>
             </w:r>
           </w:p>
         </w:tc>
@@ -5098,7 +4997,7 @@
                 <w:sz w:val="28"/>
                 <w:szCs w:val="28"/>
               </w:rPr>
-              <w:t>13.5</w:t>
+              <w:t xml:space="preserve">12.6</w:t>
             </w:r>
           </w:p>
         </w:tc>
@@ -5122,7 +5021,7 @@
                 <w:sz w:val="28"/>
                 <w:szCs w:val="28"/>
               </w:rPr>
-              <w:t>Problem-Solving Skills</w:t>
+              <w:t>Professional Learning</w:t>
             </w:r>
           </w:p>
         </w:tc>
@@ -5140,7 +5039,7 @@
                 <w:rFonts w:ascii="Times New Roman" w:hAnsi="Times New Roman"/>
                 <w:sz w:val="28"/>
               </w:rPr>
-              <w:t xml:space="preserve">22</w:t>
+              <w:t xml:space="preserve">21</w:t>
             </w:r>
           </w:p>
         </w:tc>
@@ -5167,10 +5066,12 @@
             <w:r>
               <w:rPr>
                 <w:rFonts w:ascii="Times New Roman" w:hAnsi="Times New Roman" w:cs="Times New Roman"/>
-                <w:sz w:val="28"/>
-                <w:szCs w:val="28"/>
-              </w:rPr>
-              <w:t>13.6</w:t>
+                <w:b/>
+                <w:sz w:val="28"/>
+                <w:szCs w:val="28"/>
+              </w:rPr>
+              <w:lastRenderedPageBreak/>
+              <w:t xml:space="preserve">13</w:t>
             </w:r>
           </w:p>
         </w:tc>
@@ -5190,11 +5091,12 @@
             </w:pPr>
             <w:r>
               <w:rPr>
-                <w:rFonts w:ascii="Times New Roman" w:hAnsi="Times New Roman" w:cs="Times New Roman"/>
-                <w:sz w:val="28"/>
-                <w:szCs w:val="28"/>
-              </w:rPr>
-              <w:t>Professional Learning</w:t>
+                <w:rStyle w:val="Strong"/>
+                <w:rFonts w:ascii="Times New Roman" w:hAnsi="Times New Roman" w:cs="Times New Roman"/>
+                <w:sz w:val="28"/>
+                <w:szCs w:val="28"/>
+              </w:rPr>
+              <w:t>Chapter 6 – Challenges and Solutions</w:t>
             </w:r>
           </w:p>
         </w:tc>
@@ -5239,12 +5141,10 @@
             <w:r>
               <w:rPr>
                 <w:rFonts w:ascii="Times New Roman" w:hAnsi="Times New Roman" w:cs="Times New Roman"/>
-                <w:b/>
-                <w:sz w:val="28"/>
-                <w:szCs w:val="28"/>
-              </w:rPr>
-              <w:lastRenderedPageBreak/>
-              <w:t>14</w:t>
+                <w:sz w:val="28"/>
+                <w:szCs w:val="28"/>
+              </w:rPr>
+              <w:t xml:space="preserve">13.1</w:t>
             </w:r>
           </w:p>
         </w:tc>
@@ -5264,12 +5164,11 @@
             </w:pPr>
             <w:r>
               <w:rPr>
-                <w:rStyle w:val="Strong"/>
-                <w:rFonts w:ascii="Times New Roman" w:hAnsi="Times New Roman" w:cs="Times New Roman"/>
-                <w:sz w:val="28"/>
-                <w:szCs w:val="28"/>
-              </w:rPr>
-              <w:t>Chapter 6 – Challenges and Solutions</w:t>
+                <w:rFonts w:ascii="Times New Roman" w:hAnsi="Times New Roman" w:cs="Times New Roman"/>
+                <w:sz w:val="28"/>
+                <w:szCs w:val="28"/>
+              </w:rPr>
+              <w:t>Technical Challenges</w:t>
             </w:r>
           </w:p>
         </w:tc>
@@ -5287,7 +5186,7 @@
                 <w:rFonts w:ascii="Times New Roman" w:hAnsi="Times New Roman"/>
                 <w:sz w:val="28"/>
               </w:rPr>
-              <w:t xml:space="preserve">23</w:t>
+              <w:t xml:space="preserve">22</w:t>
             </w:r>
           </w:p>
         </w:tc>
@@ -5317,7 +5216,7 @@
                 <w:sz w:val="28"/>
                 <w:szCs w:val="28"/>
               </w:rPr>
-              <w:t>14.1</w:t>
+              <w:t xml:space="preserve">13.2</w:t>
             </w:r>
           </w:p>
         </w:tc>
@@ -5341,7 +5240,7 @@
                 <w:sz w:val="28"/>
                 <w:szCs w:val="28"/>
               </w:rPr>
-              <w:t>Technical Challenges</w:t>
+              <w:t>Organizational / Team Challenges</w:t>
             </w:r>
           </w:p>
         </w:tc>
@@ -5359,7 +5258,7 @@
                 <w:rFonts w:ascii="Times New Roman" w:hAnsi="Times New Roman"/>
                 <w:sz w:val="28"/>
               </w:rPr>
-              <w:t xml:space="preserve">23</w:t>
+              <w:t xml:space="preserve">22</w:t>
             </w:r>
           </w:p>
         </w:tc>
@@ -5389,7 +5288,7 @@
                 <w:sz w:val="28"/>
                 <w:szCs w:val="28"/>
               </w:rPr>
-              <w:t>14.2</w:t>
+              <w:t xml:space="preserve">13.3</w:t>
             </w:r>
           </w:p>
         </w:tc>
@@ -5413,7 +5312,7 @@
                 <w:sz w:val="28"/>
                 <w:szCs w:val="28"/>
               </w:rPr>
-              <w:t>Organizational / Team Challenges</w:t>
+              <w:t>Solutions Adopted</w:t>
             </w:r>
           </w:p>
         </w:tc>
@@ -5431,7 +5330,7 @@
                 <w:rFonts w:ascii="Times New Roman" w:hAnsi="Times New Roman"/>
                 <w:sz w:val="28"/>
               </w:rPr>
-              <w:t xml:space="preserve">23</w:t>
+              <w:t xml:space="preserve">22</w:t>
             </w:r>
           </w:p>
         </w:tc>
@@ -5461,7 +5360,7 @@
                 <w:sz w:val="28"/>
                 <w:szCs w:val="28"/>
               </w:rPr>
-              <w:t>14.3</w:t>
+              <w:t xml:space="preserve">13.4</w:t>
             </w:r>
           </w:p>
         </w:tc>
@@ -5485,7 +5384,7 @@
                 <w:sz w:val="28"/>
                 <w:szCs w:val="28"/>
               </w:rPr>
-              <w:t>Solutions Adopted</w:t>
+              <w:t>Key Lessons Learned</w:t>
             </w:r>
           </w:p>
         </w:tc>
@@ -5503,7 +5402,7 @@
                 <w:rFonts w:ascii="Times New Roman" w:hAnsi="Times New Roman"/>
                 <w:sz w:val="28"/>
               </w:rPr>
-              <w:t xml:space="preserve">23</w:t>
+              <w:t xml:space="preserve">22</w:t>
             </w:r>
           </w:p>
         </w:tc>
@@ -5530,10 +5429,11 @@
             <w:r>
               <w:rPr>
                 <w:rFonts w:ascii="Times New Roman" w:hAnsi="Times New Roman" w:cs="Times New Roman"/>
-                <w:sz w:val="28"/>
-                <w:szCs w:val="28"/>
-              </w:rPr>
-              <w:t>14.4</w:t>
+                <w:b/>
+                <w:sz w:val="28"/>
+                <w:szCs w:val="28"/>
+              </w:rPr>
+              <w:t xml:space="preserve">14</w:t>
             </w:r>
           </w:p>
         </w:tc>
@@ -5553,11 +5453,12 @@
             </w:pPr>
             <w:r>
               <w:rPr>
-                <w:rFonts w:ascii="Times New Roman" w:hAnsi="Times New Roman" w:cs="Times New Roman"/>
-                <w:sz w:val="28"/>
-                <w:szCs w:val="28"/>
-              </w:rPr>
-              <w:t>Key Lessons Learned</w:t>
+                <w:rStyle w:val="Strong"/>
+                <w:rFonts w:ascii="Times New Roman" w:hAnsi="Times New Roman" w:cs="Times New Roman"/>
+                <w:sz w:val="28"/>
+                <w:szCs w:val="28"/>
+              </w:rPr>
+              <w:t>Chapter 7 – Professional Experience</w:t>
             </w:r>
           </w:p>
         </w:tc>
@@ -5602,11 +5503,10 @@
             <w:r>
               <w:rPr>
                 <w:rFonts w:ascii="Times New Roman" w:hAnsi="Times New Roman" w:cs="Times New Roman"/>
-                <w:b/>
-                <w:sz w:val="28"/>
-                <w:szCs w:val="28"/>
-              </w:rPr>
-              <w:t>15</w:t>
+                <w:sz w:val="28"/>
+                <w:szCs w:val="28"/>
+              </w:rPr>
+              <w:t xml:space="preserve">14.1</w:t>
             </w:r>
           </w:p>
         </w:tc>
@@ -5626,12 +5526,11 @@
             </w:pPr>
             <w:r>
               <w:rPr>
-                <w:rStyle w:val="Strong"/>
-                <w:rFonts w:ascii="Times New Roman" w:hAnsi="Times New Roman" w:cs="Times New Roman"/>
-                <w:sz w:val="28"/>
-                <w:szCs w:val="28"/>
-              </w:rPr>
-              <w:t>Chapter 7 – Professional Experience</w:t>
+                <w:rFonts w:ascii="Times New Roman" w:hAnsi="Times New Roman" w:cs="Times New Roman"/>
+                <w:sz w:val="28"/>
+                <w:szCs w:val="28"/>
+              </w:rPr>
+              <w:t>Workplace Practices</w:t>
             </w:r>
           </w:p>
         </w:tc>
@@ -5649,7 +5548,7 @@
                 <w:rFonts w:ascii="Times New Roman" w:hAnsi="Times New Roman"/>
                 <w:sz w:val="28"/>
               </w:rPr>
-              <w:t xml:space="preserve">24</w:t>
+              <w:t xml:space="preserve">23</w:t>
             </w:r>
           </w:p>
         </w:tc>
@@ -5679,7 +5578,7 @@
                 <w:sz w:val="28"/>
                 <w:szCs w:val="28"/>
               </w:rPr>
-              <w:t>15.1</w:t>
+              <w:t xml:space="preserve">14.2</w:t>
             </w:r>
           </w:p>
         </w:tc>
@@ -5703,7 +5602,7 @@
                 <w:sz w:val="28"/>
                 <w:szCs w:val="28"/>
               </w:rPr>
-              <w:t>Workplace Practices</w:t>
+              <w:t>Industry Standards</w:t>
             </w:r>
           </w:p>
         </w:tc>
@@ -5721,7 +5620,7 @@
                 <w:rFonts w:ascii="Times New Roman" w:hAnsi="Times New Roman"/>
                 <w:sz w:val="28"/>
               </w:rPr>
-              <w:t xml:space="preserve">24</w:t>
+              <w:t xml:space="preserve">23</w:t>
             </w:r>
           </w:p>
         </w:tc>
@@ -5751,7 +5650,7 @@
                 <w:sz w:val="28"/>
                 <w:szCs w:val="28"/>
               </w:rPr>
-              <w:t>15.2</w:t>
+              <w:t xml:space="preserve">14.3</w:t>
             </w:r>
           </w:p>
         </w:tc>
@@ -5775,7 +5674,7 @@
                 <w:sz w:val="28"/>
                 <w:szCs w:val="28"/>
               </w:rPr>
-              <w:t>Industry Standards</w:t>
+              <w:t>Professional Ethics</w:t>
             </w:r>
           </w:p>
         </w:tc>
@@ -5793,7 +5692,7 @@
                 <w:rFonts w:ascii="Times New Roman" w:hAnsi="Times New Roman"/>
                 <w:sz w:val="28"/>
               </w:rPr>
-              <w:t xml:space="preserve">24</w:t>
+              <w:t xml:space="preserve">23</w:t>
             </w:r>
           </w:p>
         </w:tc>
@@ -5823,7 +5722,7 @@
                 <w:sz w:val="28"/>
                 <w:szCs w:val="28"/>
               </w:rPr>
-              <w:t>15.3</w:t>
+              <w:t xml:space="preserve">14.4</w:t>
             </w:r>
           </w:p>
         </w:tc>
@@ -5847,7 +5746,7 @@
                 <w:sz w:val="28"/>
                 <w:szCs w:val="28"/>
               </w:rPr>
-              <w:t>Professional Ethics</w:t>
+              <w:t>Safety, Security and Data Practices</w:t>
             </w:r>
           </w:p>
         </w:tc>
@@ -5865,7 +5764,7 @@
                 <w:rFonts w:ascii="Times New Roman" w:hAnsi="Times New Roman"/>
                 <w:sz w:val="28"/>
               </w:rPr>
-              <w:t xml:space="preserve">24</w:t>
+              <w:t xml:space="preserve">23</w:t>
             </w:r>
           </w:p>
         </w:tc>
@@ -5892,10 +5791,11 @@
             <w:r>
               <w:rPr>
                 <w:rFonts w:ascii="Times New Roman" w:hAnsi="Times New Roman" w:cs="Times New Roman"/>
-                <w:sz w:val="28"/>
-                <w:szCs w:val="28"/>
-              </w:rPr>
-              <w:t>15.4</w:t>
+                <w:b/>
+                <w:sz w:val="28"/>
+                <w:szCs w:val="28"/>
+              </w:rPr>
+              <w:t xml:space="preserve">15</w:t>
             </w:r>
           </w:p>
         </w:tc>
@@ -5915,11 +5815,12 @@
             </w:pPr>
             <w:r>
               <w:rPr>
-                <w:rFonts w:ascii="Times New Roman" w:hAnsi="Times New Roman" w:cs="Times New Roman"/>
-                <w:sz w:val="28"/>
-                <w:szCs w:val="28"/>
-              </w:rPr>
-              <w:t>Safety, Security and Data Practices</w:t>
+                <w:rStyle w:val="Strong"/>
+                <w:rFonts w:ascii="Times New Roman" w:hAnsi="Times New Roman" w:cs="Times New Roman"/>
+                <w:sz w:val="28"/>
+                <w:szCs w:val="28"/>
+              </w:rPr>
+              <w:t>Chapter 8 – Conclusion and Future Scope</w:t>
             </w:r>
           </w:p>
         </w:tc>
@@ -5964,11 +5865,10 @@
             <w:r>
               <w:rPr>
                 <w:rFonts w:ascii="Times New Roman" w:hAnsi="Times New Roman" w:cs="Times New Roman"/>
-                <w:b/>
-                <w:sz w:val="28"/>
-                <w:szCs w:val="28"/>
-              </w:rPr>
-              <w:t>16</w:t>
+                <w:sz w:val="28"/>
+                <w:szCs w:val="28"/>
+              </w:rPr>
+              <w:t xml:space="preserve">15.1</w:t>
             </w:r>
           </w:p>
         </w:tc>
@@ -5988,12 +5888,11 @@
             </w:pPr>
             <w:r>
               <w:rPr>
-                <w:rStyle w:val="Strong"/>
-                <w:rFonts w:ascii="Times New Roman" w:hAnsi="Times New Roman" w:cs="Times New Roman"/>
-                <w:sz w:val="28"/>
-                <w:szCs w:val="28"/>
-              </w:rPr>
-              <w:t>Chapter 8 – Conclusion and Future Scope</w:t>
+                <w:rFonts w:ascii="Times New Roman" w:hAnsi="Times New Roman" w:cs="Times New Roman"/>
+                <w:sz w:val="28"/>
+                <w:szCs w:val="28"/>
+              </w:rPr>
+              <w:t>Conclusion</w:t>
             </w:r>
           </w:p>
         </w:tc>
@@ -6011,7 +5910,7 @@
                 <w:rFonts w:ascii="Times New Roman" w:hAnsi="Times New Roman"/>
                 <w:sz w:val="28"/>
               </w:rPr>
-              <w:t xml:space="preserve">25</w:t>
+              <w:t xml:space="preserve">24</w:t>
             </w:r>
           </w:p>
         </w:tc>
@@ -6041,7 +5940,7 @@
                 <w:sz w:val="28"/>
                 <w:szCs w:val="28"/>
               </w:rPr>
-              <w:t>16.1</w:t>
+              <w:t xml:space="preserve">15.2</w:t>
             </w:r>
           </w:p>
         </w:tc>
@@ -6065,7 +5964,7 @@
                 <w:sz w:val="28"/>
                 <w:szCs w:val="28"/>
               </w:rPr>
-              <w:t>Conclusion</w:t>
+              <w:t>Achievement of Objectives</w:t>
             </w:r>
           </w:p>
         </w:tc>
@@ -6083,7 +5982,7 @@
                 <w:rFonts w:ascii="Times New Roman" w:hAnsi="Times New Roman"/>
                 <w:sz w:val="28"/>
               </w:rPr>
-              <w:t xml:space="preserve">25</w:t>
+              <w:t xml:space="preserve">24</w:t>
             </w:r>
           </w:p>
         </w:tc>
@@ -6113,7 +6012,7 @@
                 <w:sz w:val="28"/>
                 <w:szCs w:val="28"/>
               </w:rPr>
-              <w:t>16.2</w:t>
+              <w:t xml:space="preserve">15.3</w:t>
             </w:r>
           </w:p>
         </w:tc>
@@ -6137,7 +6036,7 @@
                 <w:sz w:val="28"/>
                 <w:szCs w:val="28"/>
               </w:rPr>
-              <w:t>Achievement of Objectives</w:t>
+              <w:t>Career Relevance</w:t>
             </w:r>
           </w:p>
         </w:tc>
@@ -6155,7 +6054,7 @@
                 <w:rFonts w:ascii="Times New Roman" w:hAnsi="Times New Roman"/>
                 <w:sz w:val="28"/>
               </w:rPr>
-              <w:t xml:space="preserve">25</w:t>
+              <w:t xml:space="preserve">24</w:t>
             </w:r>
           </w:p>
         </w:tc>
@@ -6185,7 +6084,7 @@
                 <w:sz w:val="28"/>
                 <w:szCs w:val="28"/>
               </w:rPr>
-              <w:t>16.3</w:t>
+              <w:t xml:space="preserve">15.4</w:t>
             </w:r>
           </w:p>
         </w:tc>
@@ -6209,7 +6108,7 @@
                 <w:sz w:val="28"/>
                 <w:szCs w:val="28"/>
               </w:rPr>
-              <w:t>Career Relevance</w:t>
+              <w:t>Future Scope / Recommendations</w:t>
             </w:r>
           </w:p>
         </w:tc>
@@ -6227,7 +6126,7 @@
                 <w:rFonts w:ascii="Times New Roman" w:hAnsi="Times New Roman"/>
                 <w:sz w:val="28"/>
               </w:rPr>
-              <w:t xml:space="preserve">25</w:t>
+              <w:t xml:space="preserve">24</w:t>
             </w:r>
           </w:p>
         </w:tc>
@@ -6257,7 +6156,7 @@
                 <w:sz w:val="28"/>
                 <w:szCs w:val="28"/>
               </w:rPr>
-              <w:t>16.4</w:t>
+              <w:t xml:space="preserve">16</w:t>
             </w:r>
           </w:p>
         </w:tc>
@@ -6281,7 +6180,7 @@
                 <w:sz w:val="28"/>
                 <w:szCs w:val="28"/>
               </w:rPr>
-              <w:t>Future Scope / Recommendations</w:t>
+              <w:t>References</w:t>
             </w:r>
           </w:p>
         </w:tc>
@@ -6329,7 +6228,7 @@
                 <w:sz w:val="28"/>
                 <w:szCs w:val="28"/>
               </w:rPr>
-              <w:t>17</w:t>
+              <w:t xml:space="preserve">17</w:t>
             </w:r>
           </w:p>
         </w:tc>
@@ -6349,11 +6248,13 @@
             </w:pPr>
             <w:r>
               <w:rPr>
-                <w:rFonts w:ascii="Times New Roman" w:hAnsi="Times New Roman" w:cs="Times New Roman"/>
-                <w:sz w:val="28"/>
-                <w:szCs w:val="28"/>
-              </w:rPr>
-              <w:t>References</w:t>
+                <w:rStyle w:val="Strong"/>
+                <w:rFonts w:ascii="Times New Roman" w:hAnsi="Times New Roman" w:cs="Times New Roman"/>
+                <w:b w:val="0"/>
+                <w:sz w:val="28"/>
+                <w:szCs w:val="28"/>
+              </w:rPr>
+              <w:t>Appendices</w:t>
             </w:r>
           </w:p>
         </w:tc>
@@ -6401,7 +6302,7 @@
                 <w:sz w:val="28"/>
                 <w:szCs w:val="28"/>
               </w:rPr>
-              <w:t>18</w:t>
+              <w:t xml:space="preserve">17.1</w:t>
             </w:r>
           </w:p>
         </w:tc>
@@ -6421,13 +6322,11 @@
             </w:pPr>
             <w:r>
               <w:rPr>
-                <w:rStyle w:val="Strong"/>
-                <w:rFonts w:ascii="Times New Roman" w:hAnsi="Times New Roman" w:cs="Times New Roman"/>
-                <w:b w:val="0"/>
-                <w:sz w:val="28"/>
-                <w:szCs w:val="28"/>
-              </w:rPr>
-              <w:t>Appendices</w:t>
+                <w:rFonts w:ascii="Times New Roman" w:hAnsi="Times New Roman" w:cs="Times New Roman"/>
+                <w:sz w:val="28"/>
+                <w:szCs w:val="28"/>
+              </w:rPr>
+              <w:t>Appendix A – Internship Certificate</w:t>
             </w:r>
           </w:p>
         </w:tc>
@@ -6445,7 +6344,7 @@
                 <w:rFonts w:ascii="Times New Roman" w:hAnsi="Times New Roman"/>
                 <w:sz w:val="28"/>
               </w:rPr>
-              <w:t xml:space="preserve">27</w:t>
+              <w:t xml:space="preserve">26</w:t>
             </w:r>
           </w:p>
         </w:tc>
@@ -6475,7 +6374,7 @@
                 <w:sz w:val="28"/>
                 <w:szCs w:val="28"/>
               </w:rPr>
-              <w:t>18.1</w:t>
+              <w:t xml:space="preserve">17.2</w:t>
             </w:r>
           </w:p>
         </w:tc>
@@ -6499,7 +6398,7 @@
                 <w:sz w:val="28"/>
                 <w:szCs w:val="28"/>
               </w:rPr>
-              <w:t>Appendix A – Internship Certificate</w:t>
+              <w:t>Appendix B – Internship Offer / Permission Letter</w:t>
             </w:r>
           </w:p>
         </w:tc>
@@ -6517,7 +6416,7 @@
                 <w:rFonts w:ascii="Times New Roman" w:hAnsi="Times New Roman"/>
                 <w:sz w:val="28"/>
               </w:rPr>
-              <w:t xml:space="preserve">27</w:t>
+              <w:t xml:space="preserve">26</w:t>
             </w:r>
           </w:p>
         </w:tc>
@@ -6547,7 +6446,7 @@
                 <w:sz w:val="28"/>
                 <w:szCs w:val="28"/>
               </w:rPr>
-              <w:t>18.2</w:t>
+              <w:t xml:space="preserve">17.3</w:t>
             </w:r>
           </w:p>
         </w:tc>
@@ -6571,7 +6470,7 @@
                 <w:sz w:val="28"/>
                 <w:szCs w:val="28"/>
               </w:rPr>
-              <w:t>Appendix B – Internship Offer / Permission Letter</w:t>
+              <w:t>Appendix C – Weekly Internship Logbook</w:t>
             </w:r>
           </w:p>
         </w:tc>
@@ -6589,7 +6488,7 @@
                 <w:rFonts w:ascii="Times New Roman" w:hAnsi="Times New Roman"/>
                 <w:sz w:val="28"/>
               </w:rPr>
-              <w:t xml:space="preserve">27</w:t>
+              <w:t xml:space="preserve">26</w:t>
             </w:r>
           </w:p>
         </w:tc>
@@ -6619,7 +6518,7 @@
                 <w:sz w:val="28"/>
                 <w:szCs w:val="28"/>
               </w:rPr>
-              <w:t>18.3</w:t>
+              <w:t xml:space="preserve">17.4</w:t>
             </w:r>
           </w:p>
         </w:tc>
@@ -6643,7 +6542,7 @@
                 <w:sz w:val="28"/>
                 <w:szCs w:val="28"/>
               </w:rPr>
-              <w:t>Appendix C – Weekly Internship Logbook</w:t>
+              <w:t>Appendix D – Industry Mentor Evaluation</w:t>
             </w:r>
           </w:p>
         </w:tc>
@@ -6691,7 +6590,7 @@
                 <w:sz w:val="28"/>
                 <w:szCs w:val="28"/>
               </w:rPr>
-              <w:t>18.4</w:t>
+              <w:t xml:space="preserve">17.5</w:t>
             </w:r>
           </w:p>
         </w:tc>
@@ -6715,7 +6614,7 @@
                 <w:sz w:val="28"/>
                 <w:szCs w:val="28"/>
               </w:rPr>
-              <w:t>Appendix D – Industry Mentor Evaluation</w:t>
+              <w:t>Appendix E – Final Internship Presentation / Viva Record</w:t>
             </w:r>
           </w:p>
         </w:tc>
@@ -6733,7 +6632,7 @@
                 <w:rFonts w:ascii="Times New Roman" w:hAnsi="Times New Roman"/>
                 <w:sz w:val="28"/>
               </w:rPr>
-              <w:t xml:space="preserve">28</w:t>
+              <w:t xml:space="preserve">27</w:t>
             </w:r>
           </w:p>
         </w:tc>
@@ -6763,7 +6662,7 @@
                 <w:sz w:val="28"/>
                 <w:szCs w:val="28"/>
               </w:rPr>
-              <w:t>18.5</w:t>
+              <w:t xml:space="preserve">17.6</w:t>
             </w:r>
           </w:p>
         </w:tc>
@@ -6787,7 +6686,7 @@
                 <w:sz w:val="28"/>
                 <w:szCs w:val="28"/>
               </w:rPr>
-              <w:t>Appendix E – Final Internship Presentation / Viva Record</w:t>
+              <w:t>Appendix F – Photographs, Screenshots and Project Evidence</w:t>
             </w:r>
           </w:p>
         </w:tc>
@@ -6805,7 +6704,7 @@
                 <w:rFonts w:ascii="Times New Roman" w:hAnsi="Times New Roman"/>
                 <w:sz w:val="28"/>
               </w:rPr>
-              <w:t xml:space="preserve">28</w:t>
+              <w:t xml:space="preserve">27</w:t>
             </w:r>
           </w:p>
         </w:tc>
@@ -6835,79 +6734,7 @@
                 <w:sz w:val="28"/>
                 <w:szCs w:val="28"/>
               </w:rPr>
-              <w:t>18.6</w:t>
-            </w:r>
-          </w:p>
-        </w:tc>
-        <w:tc>
-          <w:tcPr>
-            <w:tcW w:w="6360" w:type="dxa"/>
-            <w:hideMark/>
-          </w:tcPr>
-          <w:p>
-            <w:pPr>
-              <w:spacing w:after="40" w:line="360" w:lineRule="auto"/>
-              <w:rPr>
-                <w:rFonts w:ascii="Times New Roman" w:hAnsi="Times New Roman" w:cs="Times New Roman"/>
-                <w:sz w:val="28"/>
-                <w:szCs w:val="28"/>
-              </w:rPr>
-            </w:pPr>
-            <w:r>
-              <w:rPr>
-                <w:rFonts w:ascii="Times New Roman" w:hAnsi="Times New Roman" w:cs="Times New Roman"/>
-                <w:sz w:val="28"/>
-                <w:szCs w:val="28"/>
-              </w:rPr>
-              <w:t>Appendix F – Photographs, Screenshots and Project Evidence</w:t>
-            </w:r>
-          </w:p>
-        </w:tc>
-        <w:tc>
-          <w:tcPr>
-            <w:tcW w:w="1700" w:type="dxa"/>
-            <w:hideMark/>
-          </w:tcPr>
-          <w:p>
-            <w:pPr>
-              <w:jc w:val="center"/>
-            </w:pPr>
-            <w:r>
-              <w:rPr>
-                <w:rFonts w:ascii="Times New Roman" w:hAnsi="Times New Roman"/>
-                <w:sz w:val="28"/>
-              </w:rPr>
-              <w:t xml:space="preserve">28</w:t>
-            </w:r>
-          </w:p>
-        </w:tc>
-      </w:tr>
-      <w:tr>
-        <w:trPr>
-          <w:jc w:val="center"/>
-        </w:trPr>
-        <w:tc>
-          <w:tcPr>
-            <w:tcW w:w="960" w:type="dxa"/>
-            <w:hideMark/>
-          </w:tcPr>
-          <w:p>
-            <w:pPr>
-              <w:spacing w:after="40" w:line="360" w:lineRule="auto"/>
-              <w:jc w:val="center"/>
-              <w:rPr>
-                <w:rFonts w:ascii="Times New Roman" w:hAnsi="Times New Roman" w:cs="Times New Roman"/>
-                <w:sz w:val="28"/>
-                <w:szCs w:val="28"/>
-              </w:rPr>
-            </w:pPr>
-            <w:r>
-              <w:rPr>
-                <w:rFonts w:ascii="Times New Roman" w:hAnsi="Times New Roman" w:cs="Times New Roman"/>
-                <w:sz w:val="28"/>
-                <w:szCs w:val="28"/>
-              </w:rPr>
-              <w:t xml:space="preserve">19</w:t>
+              <w:t xml:space="preserve">18</w:t>
             </w:r>
           </w:p>
         </w:tc>
@@ -7208,7 +7035,7 @@
               <w:jc w:val="center"/>
             </w:pPr>
             <w:r>
-              <w:t xml:space="preserve">17</w:t>
+              <w:t xml:space="preserve">16</w:t>
             </w:r>
           </w:p>
         </w:tc>
@@ -7259,7 +7086,7 @@
               <w:jc w:val="center"/>
             </w:pPr>
             <w:r>
-              <w:t xml:space="preserve">18</w:t>
+              <w:t xml:space="preserve">17</w:t>
             </w:r>
           </w:p>
         </w:tc>
@@ -7310,7 +7137,7 @@
               <w:jc w:val="center"/>
             </w:pPr>
             <w:r>
-              <w:t xml:space="preserve">19</w:t>
+              <w:t xml:space="preserve">18</w:t>
             </w:r>
           </w:p>
         </w:tc>
@@ -7497,7 +7324,7 @@
               <w:jc w:val="center"/>
             </w:pPr>
             <w:r>
-              <w:t xml:space="preserve">20</w:t>
+              <w:t xml:space="preserve">19</w:t>
             </w:r>
           </w:p>
         </w:tc>
@@ -7548,7 +7375,7 @@
               <w:jc w:val="center"/>
             </w:pPr>
             <w:r>
-              <w:t xml:space="preserve">20</w:t>
+              <w:t xml:space="preserve">19</w:t>
             </w:r>
           </w:p>
         </w:tc>
@@ -7599,7 +7426,7 @@
               <w:jc w:val="center"/>
             </w:pPr>
             <w:r>
-              <w:t xml:space="preserve">27</w:t>
+              <w:t xml:space="preserve">26</w:t>
             </w:r>
           </w:p>
         </w:tc>
@@ -7650,7 +7477,7 @@
               <w:jc w:val="center"/>
             </w:pPr>
             <w:r>
-              <w:t xml:space="preserve">28</w:t>
+              <w:t xml:space="preserve">27</w:t>
             </w:r>
           </w:p>
         </w:tc>
@@ -12461,7 +12288,7 @@
         <w:lastRenderedPageBreak/>
         <w:drawing>
           <wp:inline distT="0" distB="0" distL="0" distR="0" wp14:anchorId="1DF42258" wp14:editId="39D64F34">
-            <wp:extent cx="3088800" cy="2527200"/>
+            <wp:extent cx="3960000" cy="3240000"/>
             <wp:effectExtent l="0" t="0" r="0" b="0"/>
             <wp:docPr id="57" name="Picture 57"/>
             <wp:cNvGraphicFramePr>
@@ -12483,7 +12310,7 @@
                   <pic:spPr>
                     <a:xfrm>
                       <a:off x="0" y="0"/>
-                      <a:ext cx="3088800" cy="2527200"/>
+                      <a:ext cx="3960000" cy="3240000"/>
                     </a:xfrm>
                     <a:prstGeom prst="rect">
                       <a:avLst/>
@@ -12519,7 +12346,7 @@
         </w:rPr>
         <w:drawing>
           <wp:inline distT="0" distB="0" distL="0" distR="0" wp14:anchorId="6DA9516F" wp14:editId="13A5FD79">
-            <wp:extent cx="3931200" cy="1179360"/>
+            <wp:extent cx="5040000" cy="1512000"/>
             <wp:effectExtent l="0" t="0" r="0" b="0"/>
             <wp:docPr id="58" name="Picture 58"/>
             <wp:cNvGraphicFramePr>
@@ -12541,7 +12368,7 @@
                   <pic:spPr>
                     <a:xfrm>
                       <a:off x="0" y="0"/>
-                      <a:ext cx="3931200" cy="1179360"/>
+                      <a:ext cx="5040000" cy="1512000"/>
                     </a:xfrm>
                     <a:prstGeom prst="rect">
                       <a:avLst/>
@@ -12578,7 +12405,7 @@
         <w:lastRenderedPageBreak/>
         <w:drawing>
           <wp:inline distT="0" distB="0" distL="0" distR="0" wp14:anchorId="61F9BF08" wp14:editId="452278F6">
-            <wp:extent cx="3088800" cy="2808000"/>
+            <wp:extent cx="3960000" cy="3600000"/>
             <wp:effectExtent l="0" t="0" r="0" b="0"/>
             <wp:docPr id="59" name="Picture 59"/>
             <wp:cNvGraphicFramePr>
@@ -12600,7 +12427,7 @@
                   <pic:spPr>
                     <a:xfrm>
                       <a:off x="0" y="0"/>
-                      <a:ext cx="3088800" cy="2808000"/>
+                      <a:ext cx="3960000" cy="3600000"/>
                     </a:xfrm>
                     <a:prstGeom prst="rect">
                       <a:avLst/>
